--- a/bhakti-ratnakara/Bhakti-Ratnakara-ru.docx
+++ b/bhakti-ratnakara/Bhakti-Ratnakara-ru.docx
@@ -206,6 +206,15 @@
       </w:r>
     </w:p>
     <w:p>
+      <w:pPr>
+        <w:spacing w:after="60"/>
+        <w:ind w:left="340"/>
+      </w:pPr>
+      <w:r>
+        <w:t>• Таранга 3. Путь Шринивасы в Нилачалу и возвращение в Гауду</w:t>
+      </w:r>
+    </w:p>
+    <w:p>
       <w:r>
         <w:br w:type="page"/>
       </w:r>
@@ -34132,6 +34141,8801 @@
           <w:sz w:val="18"/>
         </w:rPr>
         <w:t xml:space="preserve"> Гопинатха — Божество, явленное Мадху Пандитом у Вамшивата; Парамананда Бхаттачарья (474) — его старший друг и соученик.</w:t>
+      </w:r>
+    </w:p>
+    <w:p>
+      <w:r>
+        <w:br w:type="page"/>
+      </w:r>
+    </w:p>
+    <w:p>
+      <w:pPr>
+        <w:pStyle w:val="Heading1"/>
+        <w:jc w:val="center"/>
+      </w:pPr>
+      <w:r>
+        <w:t>Таранга 3. Путь Шринивасы в Нилачалу и возвращение в Гауду</w:t>
+      </w:r>
+    </w:p>
+    <w:p>
+      <w:pPr>
+        <w:spacing w:after="60"/>
+        <w:jc w:val="both"/>
+      </w:pPr>
+      <w:r>
+        <w:rPr>
+          <w:b w:val="0"/>
+          <w:i/>
+        </w:rPr>
+        <w:t>Детство Шринивасы в Чакханди; смерть отца, переселение в Яджиграм; Шриниваса идёт в Нилачалу через Шрикханду; загадка Адвайты; весть об уходе Господа; утешение во сне; Шриниваса у Гададхары Пандита и спутников Господа в Пури; возвращение в Гауду, весть об уходе Гададхары, Нитьянанды и Адвайты; приход в Навадвипу</w:t>
+      </w:r>
+    </w:p>
+    <w:p>
+      <w:pPr>
+        <w:spacing w:after="60"/>
+        <w:ind w:left="510" w:hanging="510"/>
+      </w:pPr>
+      <w:r>
+        <w:rPr>
+          <w:b/>
+          <w:i w:val="0"/>
+        </w:rPr>
+        <w:t>1.</w:t>
+      </w:r>
+      <w:r>
+        <w:t xml:space="preserve"> Слава Шри Гаурасундаре, Луне Навадвипы!</w:t>
+      </w:r>
+      <w:r>
+        <w:br/>
+      </w:r>
+      <w:r>
+        <w:t>Слава Нитьянанде Авадхуте, Халадхаре!</w:t>
+      </w:r>
+    </w:p>
+    <w:p>
+      <w:pPr>
+        <w:spacing w:after="60"/>
+        <w:ind w:left="510" w:hanging="510"/>
+      </w:pPr>
+      <w:r>
+        <w:rPr>
+          <w:b/>
+          <w:i w:val="0"/>
+        </w:rPr>
+        <w:t>2.</w:t>
+      </w:r>
+      <w:r>
+        <w:t xml:space="preserve"> Слава Адвайте, Владыке, Господину Шантипура!</w:t>
+      </w:r>
+      <w:r>
+        <w:br/>
+      </w:r>
+      <w:r>
+        <w:t>Слава Шри Гададхаре Пандиту, дорогому Гауре!</w:t>
+      </w:r>
+    </w:p>
+    <w:p>
+      <w:pPr>
+        <w:spacing w:after="60"/>
+        <w:ind w:left="510" w:hanging="510"/>
+      </w:pPr>
+      <w:r>
+        <w:rPr>
+          <w:b/>
+          <w:i w:val="0"/>
+        </w:rPr>
+        <w:t>3.</w:t>
+      </w:r>
+      <w:r>
+        <w:t xml:space="preserve"> Слава, слава Шривасу Пандиту Тхакуру!</w:t>
+      </w:r>
+      <w:r>
+        <w:br/>
+      </w:r>
+      <w:r>
+        <w:t>Слава Харидасу, погружённому в нектар Хари-намы!</w:t>
+      </w:r>
+    </w:p>
+    <w:p>
+      <w:pPr>
+        <w:spacing w:after="60"/>
+        <w:ind w:left="510" w:hanging="510"/>
+      </w:pPr>
+      <w:r>
+        <w:rPr>
+          <w:b/>
+          <w:i w:val="0"/>
+        </w:rPr>
+        <w:t>4.</w:t>
+      </w:r>
+      <w:r>
+        <w:t xml:space="preserve"> Слава Шри Сварупе Дамодаре, исполненному премы!</w:t>
+      </w:r>
+      <w:r>
+        <w:br/>
+      </w:r>
+      <w:r>
+        <w:t>Слава Шри Мурари Гупте, океану достоинств!</w:t>
+      </w:r>
+    </w:p>
+    <w:p>
+      <w:pPr>
+        <w:spacing w:after="60"/>
+        <w:ind w:left="510" w:hanging="510"/>
+      </w:pPr>
+      <w:r>
+        <w:rPr>
+          <w:b/>
+          <w:i w:val="0"/>
+        </w:rPr>
+        <w:t>5.</w:t>
+      </w:r>
+      <w:r>
+        <w:t xml:space="preserve"> Слава Васудеве Сарвабхауме Махашае!</w:t>
+      </w:r>
+      <w:r>
+        <w:br/>
+      </w:r>
+      <w:r>
+        <w:t>Слава Раю Рамананде, обители расы!</w:t>
+      </w:r>
+    </w:p>
+    <w:p>
+      <w:pPr>
+        <w:spacing w:after="60"/>
+        <w:ind w:left="510" w:hanging="510"/>
+      </w:pPr>
+      <w:r>
+        <w:rPr>
+          <w:b/>
+          <w:i w:val="0"/>
+        </w:rPr>
+        <w:t>6.</w:t>
+      </w:r>
+      <w:r>
+        <w:t xml:space="preserve"> Слава Гауридасу и Шри Вакрешваре Пандиту!</w:t>
+      </w:r>
+      <w:r>
+        <w:br/>
+      </w:r>
+      <w:r>
+        <w:t>Слава Нарахари, Шри Мукунде, Кашишваре!</w:t>
+      </w:r>
+    </w:p>
+    <w:p>
+      <w:pPr>
+        <w:spacing w:after="60"/>
+        <w:ind w:left="510" w:hanging="510"/>
+      </w:pPr>
+      <w:r>
+        <w:rPr>
+          <w:b/>
+          <w:i w:val="0"/>
+        </w:rPr>
+        <w:t>7.</w:t>
+      </w:r>
+      <w:r>
+        <w:t xml:space="preserve"> Слава Джагадише, Гауридасу, Дхананджае!</w:t>
+      </w:r>
+      <w:r>
+        <w:br/>
+      </w:r>
+      <w:r>
+        <w:t>Слава Санатане и Рупе, обителям достоинств!</w:t>
+      </w:r>
+    </w:p>
+    <w:p>
+      <w:pPr>
+        <w:spacing w:after="60"/>
+        <w:ind w:left="510" w:hanging="510"/>
+      </w:pPr>
+      <w:r>
+        <w:rPr>
+          <w:b/>
+          <w:i w:val="0"/>
+        </w:rPr>
+        <w:t>8.</w:t>
+      </w:r>
+      <w:r>
+        <w:t xml:space="preserve"> Слава Дживе, Гопале, Бхугарбхе, Локанатхе!</w:t>
+      </w:r>
+      <w:r>
+        <w:br/>
+      </w:r>
+      <w:r>
+        <w:t>Слава Рагхунатхе Бхатте, прославленному в мире!</w:t>
+      </w:r>
+    </w:p>
+    <w:p>
+      <w:pPr>
+        <w:spacing w:after="60"/>
+        <w:ind w:left="510" w:hanging="510"/>
+      </w:pPr>
+      <w:r>
+        <w:rPr>
+          <w:b/>
+          <w:i w:val="0"/>
+        </w:rPr>
+        <w:t>9.</w:t>
+      </w:r>
+      <w:r>
+        <w:t xml:space="preserve"> Слава Рагхунатхе Дасу, живущему у Шри Кунды!</w:t>
+      </w:r>
+      <w:r>
+        <w:br/>
+      </w:r>
+      <w:r>
+        <w:t>Слава, слава Шри Рагхаве, живущему на Говардхане!</w:t>
+      </w:r>
+    </w:p>
+    <w:p>
+      <w:pPr>
+        <w:spacing w:after="60"/>
+        <w:ind w:left="510" w:hanging="510"/>
+      </w:pPr>
+      <w:r>
+        <w:rPr>
+          <w:b/>
+          <w:i w:val="0"/>
+        </w:rPr>
+        <w:t>10.</w:t>
+      </w:r>
+      <w:r>
+        <w:t xml:space="preserve"> Слава Шринивасу, Нароттаме, Рамачандре!</w:t>
+      </w:r>
+      <w:r>
+        <w:br/>
+      </w:r>
+      <w:r>
+        <w:t>Слава Шьямананде, жизни бедных и страждущих!</w:t>
+      </w:r>
+    </w:p>
+    <w:p>
+      <w:pPr>
+        <w:spacing w:after="60"/>
+        <w:ind w:left="510" w:hanging="510"/>
+      </w:pPr>
+      <w:r>
+        <w:rPr>
+          <w:b/>
+          <w:i w:val="0"/>
+        </w:rPr>
+        <w:t>11.</w:t>
+      </w:r>
+      <w:r>
+        <w:t xml:space="preserve"> Слава моему Шри Тхакуру, Госани вайшнавов</w:t>
+      </w:r>
+      <w:r>
+        <w:rPr>
+          <w:b w:val="0"/>
+          <w:i w:val="0"/>
+          <w:vertAlign w:val="superscript"/>
+        </w:rPr>
+        <w:t>1</w:t>
+      </w:r>
+      <w:r>
+        <w:t>:</w:t>
+      </w:r>
+      <w:r>
+        <w:br/>
+      </w:r>
+      <w:r>
+        <w:t>воспевая его достоинства, мир очищается!</w:t>
+      </w:r>
+    </w:p>
+    <w:p>
+      <w:pPr>
+        <w:spacing w:after="60"/>
+        <w:ind w:left="510" w:hanging="510"/>
+      </w:pPr>
+      <w:r>
+        <w:rPr>
+          <w:b/>
+          <w:i w:val="0"/>
+        </w:rPr>
+        <w:t>12.</w:t>
+      </w:r>
+      <w:r>
+        <w:t xml:space="preserve"> Слава, слава слушателям, обителям достоинств!</w:t>
+      </w:r>
+      <w:r>
+        <w:br/>
+      </w:r>
+      <w:r>
+        <w:t>Теперь с добрым сердцем слушайте, что я расскажу.</w:t>
+      </w:r>
+    </w:p>
+    <w:p>
+      <w:pPr>
+        <w:spacing w:after="60"/>
+        <w:ind w:left="510" w:hanging="510"/>
+      </w:pPr>
+      <w:r>
+        <w:rPr>
+          <w:b/>
+          <w:i w:val="0"/>
+        </w:rPr>
+        <w:t>13.</w:t>
+      </w:r>
+      <w:r>
+        <w:t xml:space="preserve"> Сердце Шринивасы погружено в достоинства Гауры;</w:t>
+      </w:r>
+      <w:r>
+        <w:br/>
+      </w:r>
+      <w:r>
+        <w:t>он непрестанно служит отцу и матери.</w:t>
+      </w:r>
+    </w:p>
+    <w:p>
+      <w:pPr>
+        <w:spacing w:after="60"/>
+        <w:ind w:left="510" w:hanging="510"/>
+      </w:pPr>
+      <w:r>
+        <w:rPr>
+          <w:b/>
+          <w:i w:val="0"/>
+        </w:rPr>
+        <w:t>14.</w:t>
+      </w:r>
+      <w:r>
+        <w:t xml:space="preserve"> Как любили сына отец и мать,</w:t>
+      </w:r>
+      <w:r>
+        <w:br/>
+      </w:r>
+      <w:r>
+        <w:t>рассказать у меня нет сил.</w:t>
+      </w:r>
+    </w:p>
+    <w:p>
+      <w:pPr>
+        <w:spacing w:after="60"/>
+        <w:ind w:left="510" w:hanging="510"/>
+      </w:pPr>
+      <w:r>
+        <w:rPr>
+          <w:b/>
+          <w:i w:val="0"/>
+        </w:rPr>
+        <w:t>15.</w:t>
+      </w:r>
+      <w:r>
+        <w:t xml:space="preserve"> Какая радость в каждом доме селения Чакханди!</w:t>
+      </w:r>
+      <w:r>
+        <w:br/>
+      </w:r>
+      <w:r>
+        <w:t>Ни на миг не могут расстаться со Шринивасой.</w:t>
+      </w:r>
+    </w:p>
+    <w:p>
+      <w:pPr>
+        <w:spacing w:after="60"/>
+        <w:ind w:left="510" w:hanging="510"/>
+      </w:pPr>
+      <w:r>
+        <w:rPr>
+          <w:b/>
+          <w:i w:val="0"/>
+        </w:rPr>
+        <w:t>16.</w:t>
+      </w:r>
+      <w:r>
+        <w:t xml:space="preserve"> Шриниваса всячески радует всех,</w:t>
+      </w:r>
+      <w:r>
+        <w:br/>
+      </w:r>
+      <w:r>
+        <w:t>и все с радостью хвалят Шринивасу.</w:t>
+      </w:r>
+    </w:p>
+    <w:p>
+      <w:pPr>
+        <w:spacing w:after="60"/>
+        <w:ind w:left="510" w:hanging="510"/>
+      </w:pPr>
+      <w:r>
+        <w:rPr>
+          <w:b/>
+          <w:i w:val="0"/>
+        </w:rPr>
+        <w:t>17.</w:t>
+      </w:r>
+      <w:r>
+        <w:t xml:space="preserve"> Как Шриниваса проводит время в Чакханди —</w:t>
+      </w:r>
+      <w:r>
+        <w:br/>
+      </w:r>
+      <w:r>
+        <w:t>разве под силу рассказать одними устами?</w:t>
+      </w:r>
+    </w:p>
+    <w:p>
+      <w:pPr>
+        <w:spacing w:after="60"/>
+        <w:ind w:left="510" w:hanging="510"/>
+      </w:pPr>
+      <w:r>
+        <w:rPr>
+          <w:b/>
+          <w:i w:val="0"/>
+        </w:rPr>
+        <w:t>18.</w:t>
+      </w:r>
+      <w:r>
+        <w:t xml:space="preserve"> Через некоторое время отец ушёл из мира;</w:t>
+      </w:r>
+      <w:r>
+        <w:br/>
+      </w:r>
+      <w:r>
+        <w:t>глядя на лицо сына, мать забыла о горе.</w:t>
+      </w:r>
+    </w:p>
+    <w:p>
+      <w:pPr>
+        <w:spacing w:after="60"/>
+        <w:ind w:left="510" w:hanging="510"/>
+      </w:pPr>
+      <w:r>
+        <w:rPr>
+          <w:b/>
+          <w:i w:val="0"/>
+        </w:rPr>
+        <w:t>19.</w:t>
+      </w:r>
+      <w:r>
+        <w:t xml:space="preserve"> Через несколько дней Шриниваса Махашая</w:t>
+      </w:r>
+      <w:r>
+        <w:br/>
+      </w:r>
+      <w:r>
+        <w:t>пошёл в Яджиграм, в дом деда по матери.</w:t>
+      </w:r>
+    </w:p>
+    <w:p>
+      <w:pPr>
+        <w:spacing w:after="60"/>
+        <w:ind w:left="510" w:hanging="510"/>
+      </w:pPr>
+      <w:r>
+        <w:rPr>
+          <w:b/>
+          <w:i w:val="0"/>
+        </w:rPr>
+        <w:t>20.</w:t>
+      </w:r>
+      <w:r>
+        <w:t xml:space="preserve"> Вместе с матерью он решил:</w:t>
+      </w:r>
+      <w:r>
+        <w:br/>
+      </w:r>
+      <w:r>
+        <w:t>«Теперь подобает жить в Яджиграме».</w:t>
+      </w:r>
+    </w:p>
+    <w:p>
+      <w:pPr>
+        <w:spacing w:after="60"/>
+        <w:ind w:left="510" w:hanging="510"/>
+      </w:pPr>
+      <w:r>
+        <w:rPr>
+          <w:b/>
+          <w:i w:val="0"/>
+        </w:rPr>
+        <w:t>21.</w:t>
+      </w:r>
+      <w:r>
+        <w:t xml:space="preserve"> Все жители селения, услышав это,</w:t>
+      </w:r>
+      <w:r>
+        <w:br/>
+      </w:r>
+      <w:r>
+        <w:t>с великой радостью приготовили место для жилья.</w:t>
+      </w:r>
+    </w:p>
+    <w:p>
+      <w:pPr>
+        <w:spacing w:after="60"/>
+        <w:ind w:left="510" w:hanging="510"/>
+      </w:pPr>
+      <w:r>
+        <w:rPr>
+          <w:b/>
+          <w:i w:val="0"/>
+        </w:rPr>
+        <w:t>22.</w:t>
+      </w:r>
+      <w:r>
+        <w:t xml:space="preserve"> В Яджиграме и окрестных селениях все радуются:</w:t>
+      </w:r>
+      <w:r>
+        <w:br/>
+      </w:r>
+      <w:r>
+        <w:t>Шриниваса стал всем дороже жизни.</w:t>
+      </w:r>
+    </w:p>
+    <w:p>
+      <w:pPr>
+        <w:spacing w:after="60"/>
+        <w:ind w:left="510" w:hanging="510"/>
+      </w:pPr>
+      <w:r>
+        <w:rPr>
+          <w:b/>
+          <w:i w:val="0"/>
+        </w:rPr>
+        <w:t>23.</w:t>
+      </w:r>
+      <w:r>
+        <w:t xml:space="preserve"> Шриниваса непрестанно погружён в расу бхакти;</w:t>
+      </w:r>
+      <w:r>
+        <w:br/>
+      </w:r>
+      <w:r>
+        <w:t>видя это, дорогие спутники Чайтаньи очень рады.</w:t>
+      </w:r>
+    </w:p>
+    <w:p>
+      <w:pPr>
+        <w:spacing w:after="60"/>
+        <w:ind w:left="510" w:hanging="510"/>
+      </w:pPr>
+      <w:r>
+        <w:rPr>
+          <w:b/>
+          <w:i w:val="0"/>
+        </w:rPr>
+        <w:t>24.</w:t>
+      </w:r>
+      <w:r>
+        <w:t xml:space="preserve"> Шриниваса постоянно бывает у преданных</w:t>
+      </w:r>
+      <w:r>
+        <w:br/>
+      </w:r>
+      <w:r>
+        <w:t>и слушает об играх Чайтаньи во всех подробностях.</w:t>
+      </w:r>
+    </w:p>
+    <w:p>
+      <w:pPr>
+        <w:spacing w:after="60"/>
+        <w:ind w:left="510" w:hanging="510"/>
+      </w:pPr>
+      <w:r>
+        <w:rPr>
+          <w:b/>
+          <w:i w:val="0"/>
+        </w:rPr>
+        <w:t>25.</w:t>
+      </w:r>
+      <w:r>
+        <w:t xml:space="preserve"> Как Господь со спутниками играет в Нилачале —</w:t>
+      </w:r>
+      <w:r>
+        <w:br/>
+      </w:r>
+      <w:r>
+        <w:t>от рассказов об этом переполняется сердце.</w:t>
+      </w:r>
+    </w:p>
+    <w:p>
+      <w:pPr>
+        <w:spacing w:after="60"/>
+        <w:ind w:left="510" w:hanging="510"/>
+      </w:pPr>
+      <w:r>
+        <w:rPr>
+          <w:b/>
+          <w:i w:val="0"/>
+        </w:rPr>
+        <w:t>26.</w:t>
+      </w:r>
+      <w:r>
+        <w:t xml:space="preserve"> Великий духом Шриниваса пришёл в волнение</w:t>
+      </w:r>
+      <w:r>
+        <w:br/>
+      </w:r>
+      <w:r>
+        <w:t>и твёрдо решил идти в Нилачалу.</w:t>
+      </w:r>
+    </w:p>
+    <w:p>
+      <w:pPr>
+        <w:spacing w:after="60"/>
+        <w:ind w:left="510" w:hanging="510"/>
+      </w:pPr>
+      <w:r>
+        <w:rPr>
+          <w:b/>
+          <w:i w:val="0"/>
+        </w:rPr>
+        <w:t>27.</w:t>
+      </w:r>
+      <w:r>
+        <w:t xml:space="preserve"> Сколько желаний рождается в сердце каждый миг:</w:t>
+      </w:r>
+      <w:r>
+        <w:br/>
+      </w:r>
+      <w:r>
+        <w:t>«Подарит ли Господь мне, негодяю, Свой даршан?</w:t>
+      </w:r>
+    </w:p>
+    <w:p>
+      <w:pPr>
+        <w:spacing w:after="60"/>
+        <w:ind w:left="510" w:hanging="510"/>
+      </w:pPr>
+      <w:r>
+        <w:rPr>
+          <w:b/>
+          <w:i w:val="0"/>
+        </w:rPr>
+        <w:t>28.</w:t>
+      </w:r>
+      <w:r>
+        <w:t xml:space="preserve"> Окажут ли мне милость преданные Господа?</w:t>
+      </w:r>
+      <w:r>
+        <w:br/>
+      </w:r>
+      <w:r>
+        <w:t>Смогу ли я возложить на голову пыль с их стоп?</w:t>
+      </w:r>
+    </w:p>
+    <w:p>
+      <w:pPr>
+        <w:spacing w:after="60"/>
+        <w:ind w:left="510" w:hanging="510"/>
+      </w:pPr>
+      <w:r>
+        <w:rPr>
+          <w:b/>
+          <w:i w:val="0"/>
+        </w:rPr>
+        <w:t>29.</w:t>
+      </w:r>
+      <w:r>
+        <w:t xml:space="preserve"> Оставит ли Шри Гададхара Пандит такого недостойного, как я,</w:t>
+      </w:r>
+      <w:r>
+        <w:br/>
+      </w:r>
+      <w:r>
+        <w:t>навсегда у своих стоп?</w:t>
+      </w:r>
+    </w:p>
+    <w:p>
+      <w:pPr>
+        <w:spacing w:after="60"/>
+        <w:ind w:left="510" w:hanging="510"/>
+      </w:pPr>
+      <w:r>
+        <w:rPr>
+          <w:b/>
+          <w:i w:val="0"/>
+        </w:rPr>
+        <w:t>30.</w:t>
+      </w:r>
+      <w:r>
+        <w:t xml:space="preserve"> Когда Господь будет слушать «Шримад-Бхагавату»,</w:t>
+      </w:r>
+      <w:r>
+        <w:br/>
+      </w:r>
+      <w:r>
+        <w:t>войдут ли в мои уши слова из Его уст?</w:t>
+      </w:r>
+    </w:p>
+    <w:p>
+      <w:pPr>
+        <w:spacing w:after="60"/>
+        <w:ind w:left="510" w:hanging="510"/>
+      </w:pPr>
+      <w:r>
+        <w:rPr>
+          <w:b/>
+          <w:i w:val="0"/>
+        </w:rPr>
+        <w:t>31.</w:t>
+      </w:r>
+      <w:r>
+        <w:t xml:space="preserve"> Увижу ли я Нилачала-чандру Джаганнатху</w:t>
+      </w:r>
+      <w:r>
+        <w:br/>
+      </w:r>
+      <w:r>
+        <w:t>с Шри Субхадрой-деви и Господом Баларамой?»</w:t>
+      </w:r>
+    </w:p>
+    <w:p>
+      <w:pPr>
+        <w:spacing w:after="60"/>
+        <w:ind w:left="510" w:hanging="510"/>
+      </w:pPr>
+      <w:r>
+        <w:rPr>
+          <w:b/>
+          <w:i w:val="0"/>
+        </w:rPr>
+        <w:t>32.</w:t>
+      </w:r>
+      <w:r>
+        <w:t xml:space="preserve"> Так он говорит многое, и слёзы текут из обоих глаз;</w:t>
+      </w:r>
+      <w:r>
+        <w:br/>
+      </w:r>
+      <w:r>
+        <w:t>через некоторое время, успокоившись, он отправился в Кханду.</w:t>
+      </w:r>
+    </w:p>
+    <w:p>
+      <w:pPr>
+        <w:spacing w:after="60"/>
+        <w:ind w:left="510" w:hanging="510"/>
+      </w:pPr>
+      <w:r>
+        <w:rPr>
+          <w:b/>
+          <w:i w:val="0"/>
+        </w:rPr>
+        <w:t>33.</w:t>
+      </w:r>
+      <w:r>
+        <w:t xml:space="preserve"> Увидев Божество, он кланялся без конца,</w:t>
+      </w:r>
+      <w:r>
+        <w:br/>
+      </w:r>
+      <w:r>
+        <w:t>и из глаз его непрестанно текли слёзы.</w:t>
+      </w:r>
+    </w:p>
+    <w:p>
+      <w:pPr>
+        <w:spacing w:after="60"/>
+        <w:ind w:left="510" w:hanging="510"/>
+      </w:pPr>
+      <w:r>
+        <w:rPr>
+          <w:b/>
+          <w:i w:val="0"/>
+        </w:rPr>
+        <w:t>34.</w:t>
+      </w:r>
+      <w:r>
+        <w:t xml:space="preserve"> Дорогим спутникам Шри Гаурачандры</w:t>
+      </w:r>
+      <w:r>
+        <w:br/>
+      </w:r>
+      <w:r>
+        <w:t>он снова и снова кланяется, падая на землю.</w:t>
+      </w:r>
+    </w:p>
+    <w:p>
+      <w:pPr>
+        <w:spacing w:after="60"/>
+        <w:ind w:left="510" w:hanging="510"/>
+      </w:pPr>
+      <w:r>
+        <w:rPr>
+          <w:b/>
+          <w:i w:val="0"/>
+        </w:rPr>
+        <w:t>35.</w:t>
+      </w:r>
+      <w:r>
+        <w:t xml:space="preserve"> Шри Нарахари Тхакур в экстазе премы,</w:t>
+      </w:r>
+      <w:r>
+        <w:br/>
+      </w:r>
+      <w:r>
+        <w:t>раскрыв объятия, обнял Шринивасу.</w:t>
+      </w:r>
+    </w:p>
+    <w:p>
+      <w:pPr>
+        <w:spacing w:after="60"/>
+        <w:ind w:left="510" w:hanging="510"/>
+      </w:pPr>
+      <w:r>
+        <w:rPr>
+          <w:b/>
+          <w:i w:val="0"/>
+        </w:rPr>
+        <w:t>36.</w:t>
+      </w:r>
+      <w:r>
+        <w:t xml:space="preserve"> С любовью он омывает тело Шринивасы слезами</w:t>
+      </w:r>
+      <w:r>
+        <w:br/>
+      </w:r>
+      <w:r>
+        <w:t>и расспрашивает о его благополучии, словно изливая нектар.</w:t>
+      </w:r>
+    </w:p>
+    <w:p>
+      <w:pPr>
+        <w:spacing w:after="60"/>
+        <w:ind w:left="510" w:hanging="510"/>
+      </w:pPr>
+      <w:r>
+        <w:rPr>
+          <w:b/>
+          <w:i w:val="0"/>
+        </w:rPr>
+        <w:t>37.</w:t>
+      </w:r>
+      <w:r>
+        <w:t xml:space="preserve"> Шриниваса говорит: «Я пойду в Нилачалу;</w:t>
+      </w:r>
+      <w:r>
+        <w:br/>
+      </w:r>
+      <w:r>
+        <w:t>позволь мне пойти и увидеть Его лотосные стопы».</w:t>
+      </w:r>
+    </w:p>
+    <w:p>
+      <w:pPr>
+        <w:spacing w:after="60"/>
+        <w:ind w:left="510" w:hanging="510"/>
+      </w:pPr>
+      <w:r>
+        <w:rPr>
+          <w:b/>
+          <w:i w:val="0"/>
+        </w:rPr>
+        <w:t>38.</w:t>
+      </w:r>
+      <w:r>
+        <w:t xml:space="preserve"> Услышав это, [Тхакур] в великой тревоге</w:t>
+      </w:r>
+      <w:r>
+        <w:br/>
+      </w:r>
+      <w:r>
+        <w:t>велел: «Иди скорее, медлить нельзя».</w:t>
+      </w:r>
+    </w:p>
+    <w:p>
+      <w:pPr>
+        <w:spacing w:after="60"/>
+        <w:ind w:left="510" w:hanging="510"/>
+      </w:pPr>
+      <w:r>
+        <w:rPr>
+          <w:b/>
+          <w:i w:val="0"/>
+        </w:rPr>
+        <w:t>39.</w:t>
+      </w:r>
+      <w:r>
+        <w:t xml:space="preserve"> И ещё сказал Шринивасе прерывающимся голосом:</w:t>
+      </w:r>
+      <w:r>
+        <w:br/>
+      </w:r>
+      <w:r>
+        <w:t>«Господь собирается сокрыть эти игры.</w:t>
+      </w:r>
+    </w:p>
+    <w:p>
+      <w:pPr>
+        <w:spacing w:after="60"/>
+        <w:ind w:left="510" w:hanging="510"/>
+      </w:pPr>
+      <w:r>
+        <w:rPr>
+          <w:b/>
+          <w:i w:val="0"/>
+        </w:rPr>
+        <w:t>40.</w:t>
+      </w:r>
+      <w:r>
+        <w:t xml:space="preserve"> Адвайта Ачарья прислал загадку;</w:t>
+      </w:r>
+      <w:r>
+        <w:br/>
+      </w:r>
+      <w:r>
+        <w:t>в загадке-шараде он выразил то, что у него на душе.</w:t>
+      </w:r>
+    </w:p>
+    <w:p>
+      <w:pPr>
+        <w:spacing w:after="60"/>
+        <w:ind w:left="510" w:hanging="510"/>
+      </w:pPr>
+      <w:r>
+        <w:rPr>
+          <w:b/>
+          <w:i w:val="0"/>
+        </w:rPr>
+        <w:t>41.</w:t>
+      </w:r>
+      <w:r>
+        <w:t xml:space="preserve"> </w:t>
+      </w:r>
+      <w:r>
+        <w:rPr>
+          <w:b w:val="0"/>
+          <w:i/>
+        </w:rPr>
+        <w:t>Так [сказано] в «Чайтанья-чаритамрите», в 19-й главе Антья-лилы:</w:t>
+      </w:r>
+      <w:r>
+        <w:br/>
+      </w:r>
+      <w:r>
+        <w:t>„Скажи безумцу: люди обезумели;</w:t>
+      </w:r>
+      <w:r>
+        <w:br/>
+      </w:r>
+      <w:r>
+        <w:t>скажи безумцу: на рынке больше не продаётся рис;</w:t>
+      </w:r>
+    </w:p>
+    <w:p>
+      <w:pPr>
+        <w:spacing w:after="60"/>
+        <w:ind w:left="510" w:hanging="510"/>
+      </w:pPr>
+      <w:r>
+        <w:rPr>
+          <w:b/>
+          <w:i w:val="0"/>
+        </w:rPr>
+        <w:t>42.</w:t>
+      </w:r>
+      <w:r>
+        <w:t xml:space="preserve"> скажи безумцу: в делах больше нет безумия;</w:t>
+      </w:r>
+      <w:r>
+        <w:br/>
+      </w:r>
+      <w:r>
+        <w:t>скажи безумцу: это сказал безумец“</w:t>
+      </w:r>
+      <w:r>
+        <w:rPr>
+          <w:b w:val="0"/>
+          <w:i w:val="0"/>
+          <w:vertAlign w:val="superscript"/>
+        </w:rPr>
+        <w:t>2</w:t>
+      </w:r>
+      <w:r>
+        <w:t>.</w:t>
+      </w:r>
+    </w:p>
+    <w:p>
+      <w:pPr>
+        <w:spacing w:after="60"/>
+        <w:ind w:left="510" w:hanging="510"/>
+      </w:pPr>
+      <w:r>
+        <w:rPr>
+          <w:b/>
+          <w:i w:val="0"/>
+        </w:rPr>
+        <w:t>43.</w:t>
+      </w:r>
+      <w:r>
+        <w:t xml:space="preserve"> Смысл загадки Господь выразил иным образом,</w:t>
+      </w:r>
+      <w:r>
+        <w:br/>
+      </w:r>
+      <w:r>
+        <w:t>и с тех пор все преданные встревожены.</w:t>
+      </w:r>
+    </w:p>
+    <w:p>
+      <w:pPr>
+        <w:spacing w:after="60"/>
+        <w:ind w:left="510" w:hanging="510"/>
+      </w:pPr>
+      <w:r>
+        <w:rPr>
+          <w:b/>
+          <w:i w:val="0"/>
+        </w:rPr>
+        <w:t>44.</w:t>
+      </w:r>
+      <w:r>
+        <w:t xml:space="preserve"> Он — независимый Владыка; кто постигнет Его замысел?</w:t>
+      </w:r>
+      <w:r>
+        <w:br/>
+      </w:r>
+      <w:r>
+        <w:t>Не знаю, когда Он погрузит [мир] во тьму».</w:t>
+      </w:r>
+    </w:p>
+    <w:p>
+      <w:pPr>
+        <w:spacing w:after="60"/>
+        <w:ind w:left="510" w:hanging="510"/>
+      </w:pPr>
+      <w:r>
+        <w:rPr>
+          <w:b/>
+          <w:i w:val="0"/>
+        </w:rPr>
+        <w:t>45.</w:t>
+      </w:r>
+      <w:r>
+        <w:t xml:space="preserve"> Сказав это, он омылся слезами;</w:t>
+      </w:r>
+      <w:r>
+        <w:br/>
+      </w:r>
+      <w:r>
+        <w:t>видя, что Шриниваса в смятении, он утешил его.</w:t>
+      </w:r>
+    </w:p>
+    <w:p>
+      <w:pPr>
+        <w:spacing w:after="60"/>
+        <w:ind w:left="510" w:hanging="510"/>
+      </w:pPr>
+      <w:r>
+        <w:rPr>
+          <w:b/>
+          <w:i w:val="0"/>
+        </w:rPr>
+        <w:t>46.</w:t>
+      </w:r>
+      <w:r>
+        <w:t xml:space="preserve"> Он тотчас дал ему всё нужное на дорогу;</w:t>
+      </w:r>
+      <w:r>
+        <w:br/>
+      </w:r>
+      <w:r>
+        <w:t>какова любовь Тхакура — кто опишет?</w:t>
+      </w:r>
+    </w:p>
+    <w:p>
+      <w:pPr>
+        <w:spacing w:after="60"/>
+        <w:ind w:left="510" w:hanging="510"/>
+      </w:pPr>
+      <w:r>
+        <w:rPr>
+          <w:b/>
+          <w:i w:val="0"/>
+        </w:rPr>
+        <w:t>47.</w:t>
+      </w:r>
+      <w:r>
+        <w:t xml:space="preserve"> Туда пришёл Шри Рагхунандана</w:t>
+      </w:r>
+      <w:r>
+        <w:br/>
+      </w:r>
+      <w:r>
+        <w:t>и, обняв Шринивасу, был охвачен премой.</w:t>
+      </w:r>
+    </w:p>
+    <w:p>
+      <w:pPr>
+        <w:spacing w:after="60"/>
+        <w:ind w:left="510" w:hanging="510"/>
+      </w:pPr>
+      <w:r>
+        <w:rPr>
+          <w:b/>
+          <w:i w:val="0"/>
+        </w:rPr>
+        <w:t>48.</w:t>
+      </w:r>
+      <w:r>
+        <w:t xml:space="preserve"> Со всеми преданными Господа, жившими в Кханде,</w:t>
+      </w:r>
+      <w:r>
+        <w:br/>
+      </w:r>
+      <w:r>
+        <w:t>он встретился как подобает.</w:t>
+      </w:r>
+    </w:p>
+    <w:p>
+      <w:pPr>
+        <w:spacing w:after="60"/>
+        <w:ind w:left="510" w:hanging="510"/>
+      </w:pPr>
+      <w:r>
+        <w:rPr>
+          <w:b/>
+          <w:i w:val="0"/>
+        </w:rPr>
+        <w:t>49.</w:t>
+      </w:r>
+      <w:r>
+        <w:t xml:space="preserve"> Поспешно простившись со всеми,</w:t>
+      </w:r>
+      <w:r>
+        <w:br/>
+      </w:r>
+      <w:r>
+        <w:t>он пришёл в Яджиграм и всё рассказал матери.</w:t>
+      </w:r>
+    </w:p>
+    <w:p>
+      <w:pPr>
+        <w:spacing w:after="60"/>
+        <w:ind w:left="510" w:hanging="510"/>
+      </w:pPr>
+      <w:r>
+        <w:rPr>
+          <w:b/>
+          <w:i w:val="0"/>
+        </w:rPr>
+        <w:t>50.</w:t>
+      </w:r>
+      <w:r>
+        <w:t xml:space="preserve"> С должным почтением простившись с матерью,</w:t>
+      </w:r>
+      <w:r>
+        <w:br/>
+      </w:r>
+      <w:r>
+        <w:t>он отправился в Нилачалу, чтобы увидеть Господа.</w:t>
+      </w:r>
+    </w:p>
+    <w:p>
+      <w:pPr>
+        <w:spacing w:after="60"/>
+        <w:ind w:left="510" w:hanging="510"/>
+      </w:pPr>
+      <w:r>
+        <w:rPr>
+          <w:b/>
+          <w:i w:val="0"/>
+        </w:rPr>
+        <w:t>51.</w:t>
+      </w:r>
+      <w:r>
+        <w:t xml:space="preserve"> В благоприятный миг, на пятые сутки светлой половины месяца магха,</w:t>
+      </w:r>
+      <w:r>
+        <w:br/>
+      </w:r>
+      <w:r>
+        <w:t>Шриниваса с радостью в душе отправился в путь.</w:t>
+      </w:r>
+    </w:p>
+    <w:p>
+      <w:pPr>
+        <w:spacing w:after="60"/>
+        <w:ind w:left="510" w:hanging="510"/>
+      </w:pPr>
+      <w:r>
+        <w:rPr>
+          <w:b/>
+          <w:i w:val="0"/>
+        </w:rPr>
+        <w:t>52.</w:t>
+      </w:r>
+      <w:r>
+        <w:t xml:space="preserve"> Он в возрасте кишора, тело его очень красиво;</w:t>
+      </w:r>
+      <w:r>
+        <w:br/>
+      </w:r>
+      <w:r>
+        <w:t>кто хоть раз его увидит, не может успокоиться.</w:t>
+      </w:r>
+    </w:p>
+    <w:p>
+      <w:pPr>
+        <w:spacing w:after="60"/>
+        <w:ind w:left="510" w:hanging="510"/>
+      </w:pPr>
+      <w:r>
+        <w:rPr>
+          <w:b/>
+          <w:i w:val="0"/>
+        </w:rPr>
+        <w:t>53.</w:t>
+      </w:r>
+      <w:r>
+        <w:t xml:space="preserve"> Кто-то говорит: «Он — сын какого-то царя;</w:t>
+      </w:r>
+      <w:r>
+        <w:br/>
+      </w:r>
+      <w:r>
+        <w:t>идёт пешком — велика его любовь».</w:t>
+      </w:r>
+    </w:p>
+    <w:p>
+      <w:pPr>
+        <w:spacing w:after="60"/>
+        <w:ind w:left="510" w:hanging="510"/>
+      </w:pPr>
+      <w:r>
+        <w:rPr>
+          <w:b/>
+          <w:i w:val="0"/>
+        </w:rPr>
+        <w:t>54.</w:t>
+      </w:r>
+      <w:r>
+        <w:t xml:space="preserve"> Кто-то говорит: «Он — из спутников Гауры;</w:t>
+      </w:r>
+      <w:r>
+        <w:br/>
+      </w:r>
+      <w:r>
+        <w:t>иначе отчего из его глаз непрестанно льются слёзы?»</w:t>
+      </w:r>
+    </w:p>
+    <w:p>
+      <w:pPr>
+        <w:spacing w:after="60"/>
+        <w:ind w:left="510" w:hanging="510"/>
+      </w:pPr>
+      <w:r>
+        <w:rPr>
+          <w:b/>
+          <w:i w:val="0"/>
+        </w:rPr>
+        <w:t>55.</w:t>
+      </w:r>
+      <w:r>
+        <w:t xml:space="preserve"> Кто-то говорит: «В этом нет сомнения:</w:t>
+      </w:r>
+      <w:r>
+        <w:br/>
+      </w:r>
+      <w:r>
+        <w:t>Гауранга Госани может всё».</w:t>
+      </w:r>
+    </w:p>
+    <w:p>
+      <w:pPr>
+        <w:spacing w:after="60"/>
+        <w:ind w:left="510" w:hanging="510"/>
+      </w:pPr>
+      <w:r>
+        <w:rPr>
+          <w:b/>
+          <w:i w:val="0"/>
+        </w:rPr>
+        <w:t>56.</w:t>
+      </w:r>
+      <w:r>
+        <w:t xml:space="preserve"> Кто-то говорит: «Ах, видя этого Горачанда,</w:t>
+      </w:r>
+      <w:r>
+        <w:br/>
+      </w:r>
+      <w:r>
+        <w:t>кто — мужчина или женщина — может сохранить спокойствие?»</w:t>
+      </w:r>
+    </w:p>
+    <w:p>
+      <w:pPr>
+        <w:spacing w:after="60"/>
+        <w:ind w:left="510" w:hanging="510"/>
+      </w:pPr>
+      <w:r>
+        <w:rPr>
+          <w:b/>
+          <w:i w:val="0"/>
+        </w:rPr>
+        <w:t>57.</w:t>
+      </w:r>
+      <w:r>
+        <w:t xml:space="preserve"> Кто-то говорит: «Гаурачандра — сын царя Враджа;</w:t>
+      </w:r>
+      <w:r>
+        <w:br/>
+      </w:r>
+      <w:r>
+        <w:t>я видел в Нилачале Его дивные игры».</w:t>
+      </w:r>
+    </w:p>
+    <w:p>
+      <w:pPr>
+        <w:spacing w:after="60"/>
+        <w:ind w:left="510" w:hanging="510"/>
+      </w:pPr>
+      <w:r>
+        <w:rPr>
+          <w:b/>
+          <w:i w:val="0"/>
+        </w:rPr>
+        <w:t>58.</w:t>
+      </w:r>
+      <w:r>
+        <w:t xml:space="preserve"> Кто-то говорит: «Нет предела удаче Уткалы:</w:t>
+      </w:r>
+      <w:r>
+        <w:br/>
+      </w:r>
+      <w:r>
+        <w:t>два Господа, подвижный и неподвижный, — в одном месте».</w:t>
+      </w:r>
+    </w:p>
+    <w:p>
+      <w:pPr>
+        <w:spacing w:after="60"/>
+        <w:ind w:left="510" w:hanging="510"/>
+      </w:pPr>
+      <w:r>
+        <w:rPr>
+          <w:b/>
+          <w:i w:val="0"/>
+        </w:rPr>
+        <w:t>59.</w:t>
+      </w:r>
+      <w:r>
+        <w:t xml:space="preserve"> Кто-то говорит: «Гаура и Джаганнатха — одно;</w:t>
+      </w:r>
+      <w:r>
+        <w:br/>
+      </w:r>
+      <w:r>
+        <w:t>кто видит в Них различие, тот гибнет».</w:t>
+      </w:r>
+    </w:p>
+    <w:p>
+      <w:pPr>
+        <w:spacing w:after="60"/>
+        <w:ind w:left="510" w:hanging="510"/>
+      </w:pPr>
+      <w:r>
+        <w:rPr>
+          <w:b/>
+          <w:i w:val="0"/>
+        </w:rPr>
+        <w:t>60.</w:t>
+      </w:r>
+      <w:r>
+        <w:t xml:space="preserve"> Так говорят многие путники</w:t>
+      </w:r>
+      <w:r>
+        <w:br/>
+      </w:r>
+      <w:r>
+        <w:t>и, видя поведение Шринивасы, проливают слёзы.</w:t>
+      </w:r>
+    </w:p>
+    <w:p>
+      <w:pPr>
+        <w:spacing w:after="60"/>
+        <w:ind w:left="510" w:hanging="510"/>
+      </w:pPr>
+      <w:r>
+        <w:rPr>
+          <w:b/>
+          <w:i w:val="0"/>
+        </w:rPr>
+        <w:t>61.</w:t>
+      </w:r>
+      <w:r>
+        <w:t xml:space="preserve"> В блаженном упоении идёт Шриниваса;</w:t>
+      </w:r>
+      <w:r>
+        <w:br/>
+      </w:r>
+      <w:r>
+        <w:t>кто идёт из Кшетры, тем он кланяется</w:t>
+      </w:r>
+    </w:p>
+    <w:p>
+      <w:pPr>
+        <w:spacing w:after="60"/>
+        <w:ind w:left="510" w:hanging="510"/>
+      </w:pPr>
+      <w:r>
+        <w:rPr>
+          <w:b/>
+          <w:i w:val="0"/>
+        </w:rPr>
+        <w:t>62.</w:t>
+      </w:r>
+      <w:r>
+        <w:t xml:space="preserve"> и расспрашивает о Господе и преданных;</w:t>
+      </w:r>
+      <w:r>
+        <w:br/>
+      </w:r>
+      <w:r>
+        <w:t>слушая эти вести, безмерно радуется.</w:t>
+      </w:r>
+    </w:p>
+    <w:p>
+      <w:pPr>
+        <w:spacing w:after="60"/>
+        <w:ind w:left="510" w:hanging="510"/>
+      </w:pPr>
+      <w:r>
+        <w:rPr>
+          <w:b/>
+          <w:i w:val="0"/>
+        </w:rPr>
+        <w:t>63.</w:t>
+      </w:r>
+      <w:r>
+        <w:t xml:space="preserve"> Он молит Господа о крыльях, чтобы долететь;</w:t>
+      </w:r>
+      <w:r>
+        <w:br/>
+      </w:r>
+      <w:r>
+        <w:t>день и ночь идёт по дороге, не зная усталости.</w:t>
+      </w:r>
+    </w:p>
+    <w:p>
+      <w:pPr>
+        <w:spacing w:after="60"/>
+        <w:ind w:left="510" w:hanging="510"/>
+      </w:pPr>
+      <w:r>
+        <w:rPr>
+          <w:b/>
+          <w:i w:val="0"/>
+        </w:rPr>
+        <w:t>64.</w:t>
+      </w:r>
+      <w:r>
+        <w:t xml:space="preserve"> С радостью в душе шёл Шриниваса —</w:t>
+      </w:r>
+      <w:r>
+        <w:br/>
+      </w:r>
+      <w:r>
+        <w:t>и в пути услышал, что Чайтанья скрылся.</w:t>
+      </w:r>
+    </w:p>
+    <w:p>
+      <w:pPr>
+        <w:spacing w:after="60"/>
+        <w:ind w:left="510" w:hanging="510"/>
+      </w:pPr>
+      <w:r>
+        <w:rPr>
+          <w:b/>
+          <w:i w:val="0"/>
+        </w:rPr>
+        <w:t>65.</w:t>
+      </w:r>
+      <w:r>
+        <w:t xml:space="preserve"> «Махапрабху больше не видно» — услышав эти слова,</w:t>
+      </w:r>
+      <w:r>
+        <w:br/>
+      </w:r>
+      <w:r>
+        <w:t>каким он стал — кто сумеет описать?</w:t>
+      </w:r>
+    </w:p>
+    <w:p>
+      <w:pPr>
+        <w:spacing w:after="60"/>
+        <w:ind w:left="510" w:hanging="510"/>
+      </w:pPr>
+      <w:r>
+        <w:rPr>
+          <w:b/>
+          <w:i w:val="0"/>
+        </w:rPr>
+        <w:t>66.</w:t>
+      </w:r>
+      <w:r>
+        <w:t xml:space="preserve"> Сотни раз он бьёт себя по голове,</w:t>
+      </w:r>
+      <w:r>
+        <w:br/>
+      </w:r>
+      <w:r>
+        <w:t>рвёт волосы, царапает ногтями грудь.</w:t>
+      </w:r>
+    </w:p>
+    <w:p>
+      <w:pPr>
+        <w:spacing w:after="60"/>
+        <w:ind w:left="510" w:hanging="510"/>
+      </w:pPr>
+      <w:r>
+        <w:rPr>
+          <w:b/>
+          <w:i w:val="0"/>
+        </w:rPr>
+        <w:t>67.</w:t>
+      </w:r>
+      <w:r>
+        <w:t xml:space="preserve"> Плача и плача, он клянёт себя;</w:t>
+      </w:r>
+      <w:r>
+        <w:br/>
+      </w:r>
+      <w:r>
+        <w:t>от его стенаний тают камни.</w:t>
+      </w:r>
+    </w:p>
+    <w:p>
+      <w:pPr>
+        <w:spacing w:after="60"/>
+        <w:ind w:left="510" w:hanging="510"/>
+      </w:pPr>
+      <w:r>
+        <w:rPr>
+          <w:b/>
+          <w:i w:val="0"/>
+        </w:rPr>
+        <w:t>68.</w:t>
+      </w:r>
+      <w:r>
+        <w:t xml:space="preserve"> Снова и снова он падает без чувств на землю;</w:t>
+      </w:r>
+      <w:r>
+        <w:br/>
+      </w:r>
+      <w:r>
+        <w:t>при виде его слёз у всех разрывается сердце.</w:t>
+      </w:r>
+    </w:p>
+    <w:p>
+      <w:pPr>
+        <w:spacing w:after="60"/>
+        <w:ind w:left="510" w:hanging="510"/>
+      </w:pPr>
+      <w:r>
+        <w:rPr>
+          <w:b/>
+          <w:i w:val="0"/>
+        </w:rPr>
+        <w:t>69.</w:t>
+      </w:r>
+      <w:r>
+        <w:t xml:space="preserve"> В тяжких муках прошёл день;</w:t>
+      </w:r>
+      <w:r>
+        <w:br/>
+      </w:r>
+      <w:r>
+        <w:t>он твёрдо решил: «Не стану удерживать жизнь в теле.</w:t>
+      </w:r>
+    </w:p>
+    <w:p>
+      <w:pPr>
+        <w:spacing w:after="60"/>
+        <w:ind w:left="510" w:hanging="510"/>
+      </w:pPr>
+      <w:r>
+        <w:rPr>
+          <w:b/>
+          <w:i w:val="0"/>
+        </w:rPr>
+        <w:t>70.</w:t>
+      </w:r>
+      <w:r>
+        <w:t xml:space="preserve"> Разведу костёр и войду в него —</w:t>
+      </w:r>
+      <w:r>
+        <w:br/>
+      </w:r>
+      <w:r>
+        <w:t>тогда и уйдёт эта моя жестокая мука».</w:t>
+      </w:r>
+    </w:p>
+    <w:p>
+      <w:pPr>
+        <w:spacing w:after="60"/>
+        <w:ind w:left="510" w:hanging="510"/>
+      </w:pPr>
+      <w:r>
+        <w:rPr>
+          <w:b/>
+          <w:i w:val="0"/>
+        </w:rPr>
+        <w:t>71.</w:t>
+      </w:r>
+      <w:r>
+        <w:t xml:space="preserve"> Пока он так размышлял, прошло четыре данды ночи;</w:t>
+      </w:r>
+      <w:r>
+        <w:br/>
+      </w:r>
+      <w:r>
+        <w:t>повторяя имя Господа, он громко плачет.</w:t>
+      </w:r>
+    </w:p>
+    <w:p>
+      <w:pPr>
+        <w:spacing w:after="60"/>
+        <w:ind w:left="510" w:hanging="510"/>
+      </w:pPr>
+      <w:r>
+        <w:rPr>
+          <w:b/>
+          <w:i w:val="0"/>
+        </w:rPr>
+        <w:t>72.</w:t>
+      </w:r>
+      <w:r>
+        <w:t xml:space="preserve"> По воле Господа его одолел сон,</w:t>
+      </w:r>
+      <w:r>
+        <w:br/>
+      </w:r>
+      <w:r>
+        <w:t>и под видом сна Гаурачандра дал ему даршан:</w:t>
+      </w:r>
+    </w:p>
+    <w:p>
+      <w:pPr>
+        <w:spacing w:after="60"/>
+        <w:ind w:left="510" w:hanging="510"/>
+      </w:pPr>
+      <w:r>
+        <w:rPr>
+          <w:b/>
+          <w:i w:val="0"/>
+        </w:rPr>
+        <w:t>73.</w:t>
+      </w:r>
+      <w:r>
+        <w:t xml:space="preserve"> Его прекрасное тело затмевает сгусток молний,</w:t>
+      </w:r>
+      <w:r>
+        <w:br/>
+      </w:r>
+      <w:r>
+        <w:t>лик затмевает миллионы лун,</w:t>
+      </w:r>
+    </w:p>
+    <w:p>
+      <w:pPr>
+        <w:spacing w:after="60"/>
+        <w:ind w:left="510" w:hanging="510"/>
+      </w:pPr>
+      <w:r>
+        <w:rPr>
+          <w:b/>
+          <w:i w:val="0"/>
+        </w:rPr>
+        <w:t>74.</w:t>
+      </w:r>
+      <w:r>
+        <w:t xml:space="preserve"> большие глаза — до самых ушей,</w:t>
+      </w:r>
+      <w:r>
+        <w:br/>
+      </w:r>
+      <w:r>
+        <w:t>руки до колен, на шее — гирлянда из лесных цветов.</w:t>
+      </w:r>
+    </w:p>
+    <w:p>
+      <w:pPr>
+        <w:spacing w:after="60"/>
+        <w:ind w:left="510" w:hanging="510"/>
+      </w:pPr>
+      <w:r>
+        <w:rPr>
+          <w:b/>
+          <w:i w:val="0"/>
+        </w:rPr>
+        <w:t>75.</w:t>
+      </w:r>
+      <w:r>
+        <w:t xml:space="preserve"> Сладостной улыбкой Он проливает потоки нектара;</w:t>
+      </w:r>
+      <w:r>
+        <w:br/>
+      </w:r>
+      <w:r>
+        <w:t>кто, увидев хоть раз эту красоту, сохранит спокойствие?</w:t>
+      </w:r>
+    </w:p>
+    <w:p>
+      <w:pPr>
+        <w:spacing w:after="60"/>
+        <w:ind w:left="510" w:hanging="510"/>
+      </w:pPr>
+      <w:r>
+        <w:rPr>
+          <w:b/>
+          <w:i w:val="0"/>
+        </w:rPr>
+        <w:t>76.</w:t>
+      </w:r>
+      <w:r>
+        <w:t xml:space="preserve"> Господь, любящий преданных, чарующий миры,</w:t>
+      </w:r>
+      <w:r>
+        <w:br/>
+      </w:r>
+      <w:r>
+        <w:t>явившись под видом сна, сохранил ему жизнь.</w:t>
+      </w:r>
+    </w:p>
+    <w:p>
+      <w:pPr>
+        <w:spacing w:after="60"/>
+        <w:ind w:left="510" w:hanging="510"/>
+      </w:pPr>
+      <w:r>
+        <w:rPr>
+          <w:b/>
+          <w:i w:val="0"/>
+        </w:rPr>
+        <w:t>77.</w:t>
+      </w:r>
+      <w:r>
+        <w:t xml:space="preserve"> Он возложил стопы на голову Шринивасы</w:t>
+      </w:r>
+      <w:r>
+        <w:br/>
+      </w:r>
+      <w:r>
+        <w:t>и в экстазе премы весьма утешил его.</w:t>
+      </w:r>
+    </w:p>
+    <w:p>
+      <w:pPr>
+        <w:spacing w:after="60"/>
+        <w:ind w:left="510" w:hanging="510"/>
+      </w:pPr>
+      <w:r>
+        <w:rPr>
+          <w:b/>
+          <w:i w:val="0"/>
+        </w:rPr>
+        <w:t>78.</w:t>
+      </w:r>
+      <w:r>
+        <w:t xml:space="preserve"> </w:t>
+      </w:r>
+      <w:r>
+        <w:rPr>
+          <w:b w:val="0"/>
+          <w:i/>
+        </w:rPr>
+        <w:t>Так [сказано] в «Нава-падье» Шри Нрисимхи Кавираджи:</w:t>
+      </w:r>
+      <w:r>
+        <w:br/>
+      </w:r>
+      <w:r>
+        <w:rPr>
+          <w:b w:val="0"/>
+          <w:i/>
+        </w:rPr>
+        <w:t>«Шри Шриниваса, решивший идти в Шри Пурушоттаму, услышав из уст людей о сокрытии Прабху Чайтаньи, океана милости, снова и снова лишался чувств от потоков скорби; и тогда Бхагаван, видя муку преданного, с великим утешением и милостью дал ему наставление во сне»</w:t>
+      </w:r>
+      <w:r>
+        <w:rPr>
+          <w:b w:val="0"/>
+          <w:i w:val="0"/>
+          <w:vertAlign w:val="superscript"/>
+        </w:rPr>
+        <w:t>3</w:t>
+      </w:r>
+      <w:r>
+        <w:t>.</w:t>
+      </w:r>
+    </w:p>
+    <w:p>
+      <w:pPr>
+        <w:spacing w:after="60"/>
+        <w:ind w:left="510" w:hanging="510"/>
+      </w:pPr>
+      <w:r>
+        <w:rPr>
+          <w:b/>
+          <w:i w:val="0"/>
+        </w:rPr>
+        <w:t>79.</w:t>
+      </w:r>
+      <w:r>
+        <w:t xml:space="preserve"> Явив Шринивасе отеческую любовь, Бхагаван</w:t>
+      </w:r>
+      <w:r>
+        <w:br/>
+      </w:r>
+      <w:r>
+        <w:t>недолго побыл [с ним] во сне и скрылся.</w:t>
+      </w:r>
+    </w:p>
+    <w:p>
+      <w:pPr>
+        <w:spacing w:after="60"/>
+        <w:ind w:left="510" w:hanging="510"/>
+      </w:pPr>
+      <w:r>
+        <w:rPr>
+          <w:b/>
+          <w:i w:val="0"/>
+        </w:rPr>
+        <w:t>80.</w:t>
+      </w:r>
+      <w:r>
+        <w:t xml:space="preserve"> Когда Господь скрылся, сон прервался,</w:t>
+      </w:r>
+      <w:r>
+        <w:br/>
+      </w:r>
+      <w:r>
+        <w:t>и вздыбились волны океана скорби разлуки.</w:t>
+      </w:r>
+    </w:p>
+    <w:p>
+      <w:pPr>
+        <w:spacing w:after="60"/>
+        <w:ind w:left="510" w:hanging="510"/>
+      </w:pPr>
+      <w:r>
+        <w:rPr>
+          <w:b/>
+          <w:i w:val="0"/>
+        </w:rPr>
+        <w:t>81.</w:t>
+      </w:r>
+      <w:r>
+        <w:t xml:space="preserve"> Видя Шринивасу в великом горе, Гаурахари</w:t>
+      </w:r>
+      <w:r>
+        <w:br/>
+      </w:r>
+      <w:r>
+        <w:t>снова под видом сна тихо говорит:</w:t>
+      </w:r>
+    </w:p>
+    <w:p>
+      <w:pPr>
+        <w:spacing w:after="60"/>
+        <w:ind w:left="510" w:hanging="510"/>
+      </w:pPr>
+      <w:r>
+        <w:rPr>
+          <w:b/>
+          <w:i w:val="0"/>
+        </w:rPr>
+        <w:t>82.</w:t>
+      </w:r>
+      <w:r>
+        <w:t xml:space="preserve"> «Гададхара и другие Мои дорогие спутники</w:t>
+      </w:r>
+      <w:r>
+        <w:br/>
+      </w:r>
+      <w:r>
+        <w:t>в тревоге высматривают тебя на дороге.</w:t>
+      </w:r>
+    </w:p>
+    <w:p>
+      <w:pPr>
+        <w:spacing w:after="60"/>
+        <w:ind w:left="510" w:hanging="510"/>
+      </w:pPr>
+      <w:r>
+        <w:rPr>
+          <w:b/>
+          <w:i w:val="0"/>
+        </w:rPr>
+        <w:t>83.</w:t>
+      </w:r>
+      <w:r>
+        <w:t xml:space="preserve"> Не медли, скорее иди в Нилачалу».</w:t>
+      </w:r>
+      <w:r>
+        <w:br/>
+      </w:r>
+      <w:r>
+        <w:t>Сказав так, Он Своей рукой отёр ему слёзы.</w:t>
+      </w:r>
+    </w:p>
+    <w:p>
+      <w:pPr>
+        <w:spacing w:after="60"/>
+        <w:ind w:left="510" w:hanging="510"/>
+      </w:pPr>
+      <w:r>
+        <w:rPr>
+          <w:b/>
+          <w:i w:val="0"/>
+        </w:rPr>
+        <w:t>84.</w:t>
+      </w:r>
+      <w:r>
+        <w:t xml:space="preserve"> С великой любовью обняв его снова и снова,</w:t>
+      </w:r>
+      <w:r>
+        <w:br/>
+      </w:r>
+      <w:r>
+        <w:t>Господь, сын Шачи, скрылся.</w:t>
+      </w:r>
+    </w:p>
+    <w:p>
+      <w:pPr>
+        <w:spacing w:after="60"/>
+        <w:ind w:left="510" w:hanging="510"/>
+      </w:pPr>
+      <w:r>
+        <w:rPr>
+          <w:b/>
+          <w:i w:val="0"/>
+        </w:rPr>
+        <w:t>85.</w:t>
+      </w:r>
+      <w:r>
+        <w:t xml:space="preserve"> Проснувшись и увидев, что ночь прошла,</w:t>
+      </w:r>
+      <w:r>
+        <w:br/>
+      </w:r>
+      <w:r>
+        <w:t>Шриниваса идёт дальше, думая о стопах Господа.</w:t>
+      </w:r>
+    </w:p>
+    <w:p>
+      <w:pPr>
+        <w:spacing w:after="60"/>
+        <w:ind w:left="510" w:hanging="510"/>
+      </w:pPr>
+      <w:r>
+        <w:rPr>
+          <w:b/>
+          <w:i w:val="0"/>
+        </w:rPr>
+        <w:t>86.</w:t>
+      </w:r>
+      <w:r>
+        <w:t xml:space="preserve"> Через несколько дней Шриниваса пришёл в Нилачалу;</w:t>
+      </w:r>
+      <w:r>
+        <w:br/>
+      </w:r>
+      <w:r>
+        <w:t>увидев [пруд] Шри Нарендра-шауча, он залился слезами.</w:t>
+      </w:r>
+    </w:p>
+    <w:p>
+      <w:pPr>
+        <w:spacing w:after="60"/>
+        <w:ind w:left="510" w:hanging="510"/>
+      </w:pPr>
+      <w:r>
+        <w:rPr>
+          <w:b/>
+          <w:i w:val="0"/>
+        </w:rPr>
+        <w:t>87.</w:t>
+      </w:r>
+      <w:r>
+        <w:t xml:space="preserve"> Шри Нарендра — царь, Шауча — его великий министр;</w:t>
+      </w:r>
+      <w:r>
+        <w:br/>
+      </w:r>
+      <w:r>
+        <w:t>пруд известен по именам этих двоих</w:t>
+      </w:r>
+      <w:r>
+        <w:rPr>
+          <w:b w:val="0"/>
+          <w:i w:val="0"/>
+          <w:vertAlign w:val="superscript"/>
+        </w:rPr>
+        <w:t>4</w:t>
+      </w:r>
+      <w:r>
+        <w:t>.</w:t>
+      </w:r>
+    </w:p>
+    <w:p>
+      <w:pPr>
+        <w:spacing w:after="60"/>
+        <w:ind w:left="510" w:hanging="510"/>
+      </w:pPr>
+      <w:r>
+        <w:rPr>
+          <w:b/>
+          <w:i w:val="0"/>
+        </w:rPr>
+        <w:t>88.</w:t>
+      </w:r>
+      <w:r>
+        <w:t xml:space="preserve"> Махапрабху устраивал водные игры в Нарендре —</w:t>
+      </w:r>
+      <w:r>
+        <w:br/>
+      </w:r>
+      <w:r>
+        <w:t>об этом он прежде слышал в Гауде.</w:t>
+      </w:r>
+    </w:p>
+    <w:p>
+      <w:pPr>
+        <w:spacing w:after="60"/>
+        <w:ind w:left="510" w:hanging="510"/>
+      </w:pPr>
+      <w:r>
+        <w:rPr>
+          <w:b/>
+          <w:i w:val="0"/>
+        </w:rPr>
+        <w:t>89.</w:t>
+      </w:r>
+      <w:r>
+        <w:t xml:space="preserve"> Подумав об этом, он потерял самообладание</w:t>
+      </w:r>
+      <w:r>
+        <w:br/>
+      </w:r>
+      <w:r>
+        <w:t>и долго плакал, сидя на берегу.</w:t>
+      </w:r>
+    </w:p>
+    <w:p>
+      <w:pPr>
+        <w:spacing w:after="60"/>
+        <w:ind w:left="510" w:hanging="510"/>
+      </w:pPr>
+      <w:r>
+        <w:rPr>
+          <w:b/>
+          <w:i w:val="0"/>
+        </w:rPr>
+        <w:t>90.</w:t>
+      </w:r>
+      <w:r>
+        <w:t xml:space="preserve"> Всколыхнулся океан премы, он не может успокоиться,</w:t>
+      </w:r>
+      <w:r>
+        <w:br/>
+      </w:r>
+      <w:r>
+        <w:t>катается по земле — кто поймёт его поступки?</w:t>
+      </w:r>
+    </w:p>
+    <w:p>
+      <w:pPr>
+        <w:spacing w:after="60"/>
+        <w:ind w:left="510" w:hanging="510"/>
+      </w:pPr>
+      <w:r>
+        <w:rPr>
+          <w:b/>
+          <w:i w:val="0"/>
+        </w:rPr>
+        <w:t>91.</w:t>
+      </w:r>
+      <w:r>
+        <w:t xml:space="preserve"> Придя в себя, омытый слезами,</w:t>
+      </w:r>
+      <w:r>
+        <w:br/>
+      </w:r>
+      <w:r>
+        <w:t>он поклонился Нарендре и медленно пошёл дальше.</w:t>
+      </w:r>
+    </w:p>
+    <w:p>
+      <w:pPr>
+        <w:spacing w:after="60"/>
+        <w:ind w:left="510" w:hanging="510"/>
+      </w:pPr>
+      <w:r>
+        <w:rPr>
+          <w:b/>
+          <w:i w:val="0"/>
+        </w:rPr>
+        <w:t>92.</w:t>
+      </w:r>
+      <w:r>
+        <w:t xml:space="preserve"> Было уже поздно; подумав,</w:t>
+      </w:r>
+      <w:r>
+        <w:br/>
+      </w:r>
+      <w:r>
+        <w:t>он остался в одном месте возле Львиных ворот.</w:t>
+      </w:r>
+    </w:p>
+    <w:p>
+      <w:pPr>
+        <w:spacing w:after="60"/>
+        <w:ind w:left="510" w:hanging="510"/>
+      </w:pPr>
+      <w:r>
+        <w:rPr>
+          <w:b/>
+          <w:i w:val="0"/>
+        </w:rPr>
+        <w:t>93.</w:t>
+      </w:r>
+      <w:r>
+        <w:t xml:space="preserve"> Охваченный премой, он совершает нама-санкиртану;</w:t>
+      </w:r>
+      <w:r>
+        <w:br/>
+      </w:r>
+      <w:r>
+        <w:t>из глаз текут слёзы, словно речной поток.</w:t>
+      </w:r>
+    </w:p>
+    <w:p>
+      <w:pPr>
+        <w:spacing w:after="60"/>
+        <w:ind w:left="510" w:hanging="510"/>
+      </w:pPr>
+      <w:r>
+        <w:rPr>
+          <w:b/>
+          <w:i w:val="0"/>
+        </w:rPr>
+        <w:t>94.</w:t>
+      </w:r>
+      <w:r>
+        <w:t xml:space="preserve"> Не в силах держаться на ногах, он катается по земле;</w:t>
+      </w:r>
+      <w:r>
+        <w:br/>
+      </w:r>
+      <w:r>
+        <w:t>по воле Господа его одолел сон.</w:t>
+      </w:r>
+    </w:p>
+    <w:p>
+      <w:pPr>
+        <w:spacing w:after="60"/>
+        <w:ind w:left="510" w:hanging="510"/>
+      </w:pPr>
+      <w:r>
+        <w:rPr>
+          <w:b/>
+          <w:i w:val="0"/>
+        </w:rPr>
+        <w:t>95.</w:t>
+      </w:r>
+      <w:r>
+        <w:t xml:space="preserve"> Джаганнатха с Баларамой и Субхадрой</w:t>
+      </w:r>
+      <w:r>
+        <w:br/>
+      </w:r>
+      <w:r>
+        <w:t>по милости явился ему под видом сна.</w:t>
+      </w:r>
+    </w:p>
+    <w:p>
+      <w:pPr>
+        <w:spacing w:after="60"/>
+        <w:ind w:left="510" w:hanging="510"/>
+      </w:pPr>
+      <w:r>
+        <w:rPr>
+          <w:b/>
+          <w:i w:val="0"/>
+        </w:rPr>
+        <w:t>96.</w:t>
+      </w:r>
+      <w:r>
+        <w:t xml:space="preserve"> Какая дивная отеческая любовь! Кто поймёт такую игру?</w:t>
+      </w:r>
+      <w:r>
+        <w:br/>
+      </w:r>
+      <w:r>
+        <w:t>Он досыта насмотрелся — и сон прервался.</w:t>
+      </w:r>
+    </w:p>
+    <w:p>
+      <w:pPr>
+        <w:spacing w:after="60"/>
+        <w:ind w:left="510" w:hanging="510"/>
+      </w:pPr>
+      <w:r>
+        <w:rPr>
+          <w:b/>
+          <w:i w:val="0"/>
+        </w:rPr>
+        <w:t>97.</w:t>
+      </w:r>
+      <w:r>
+        <w:t xml:space="preserve"> Шриниваса пришёл в великое смятение;</w:t>
+      </w:r>
+      <w:r>
+        <w:br/>
+      </w:r>
+      <w:r>
+        <w:t>в это время туда пришёл некий брахман.</w:t>
+      </w:r>
+    </w:p>
+    <w:p>
+      <w:pPr>
+        <w:spacing w:after="60"/>
+        <w:ind w:left="510" w:hanging="510"/>
+      </w:pPr>
+      <w:r>
+        <w:rPr>
+          <w:b/>
+          <w:i w:val="0"/>
+        </w:rPr>
+        <w:t>98.</w:t>
+      </w:r>
+      <w:r>
+        <w:t xml:space="preserve"> Он говорит: «Сынок, сын брахмана,</w:t>
+      </w:r>
+      <w:r>
+        <w:br/>
+      </w:r>
+      <w:r>
+        <w:t>ты сгораешь от горя и ничего не ел.</w:t>
+      </w:r>
+    </w:p>
+    <w:p>
+      <w:pPr>
+        <w:spacing w:after="60"/>
+        <w:ind w:left="510" w:hanging="510"/>
+      </w:pPr>
+      <w:r>
+        <w:rPr>
+          <w:b/>
+          <w:i w:val="0"/>
+        </w:rPr>
+        <w:t>99.</w:t>
+      </w:r>
+      <w:r>
+        <w:t xml:space="preserve"> Возьми Шри махапрасад, поешь».</w:t>
+      </w:r>
+      <w:r>
+        <w:br/>
+      </w:r>
+      <w:r>
+        <w:t>Отдав прасад, он исчез.</w:t>
+      </w:r>
+    </w:p>
+    <w:p>
+      <w:pPr>
+        <w:spacing w:after="60"/>
+        <w:ind w:left="510" w:hanging="510"/>
+      </w:pPr>
+      <w:r>
+        <w:rPr>
+          <w:b/>
+          <w:i w:val="0"/>
+        </w:rPr>
+        <w:t>100.</w:t>
+      </w:r>
+      <w:r>
+        <w:t xml:space="preserve"> Шриниваса в волнении думает про себя:</w:t>
+      </w:r>
+      <w:r>
+        <w:br/>
+      </w:r>
+      <w:r>
+        <w:t>«Как он узнал о таком моём горе?</w:t>
+      </w:r>
+    </w:p>
+    <w:p>
+      <w:pPr>
+        <w:spacing w:after="60"/>
+        <w:ind w:left="510" w:hanging="510"/>
+      </w:pPr>
+      <w:r>
+        <w:rPr>
+          <w:b/>
+          <w:i w:val="0"/>
+        </w:rPr>
+        <w:t>101.</w:t>
+      </w:r>
+      <w:r>
+        <w:t xml:space="preserve"> Дав мне Шри махапрасад,</w:t>
+      </w:r>
+      <w:r>
+        <w:br/>
+      </w:r>
+      <w:r>
+        <w:t>он на глазах исчез».</w:t>
+      </w:r>
+    </w:p>
+    <w:p>
+      <w:pPr>
+        <w:spacing w:after="60"/>
+        <w:ind w:left="510" w:hanging="510"/>
+      </w:pPr>
+      <w:r>
+        <w:rPr>
+          <w:b/>
+          <w:i w:val="0"/>
+        </w:rPr>
+        <w:t>102.</w:t>
+      </w:r>
+      <w:r>
+        <w:t xml:space="preserve"> От этих мыслей сердце его встревожилось,</w:t>
+      </w:r>
+      <w:r>
+        <w:br/>
+      </w:r>
+      <w:r>
+        <w:t>и Господь, почти воочию явившись, утешил его.</w:t>
+      </w:r>
+    </w:p>
+    <w:p>
+      <w:pPr>
+        <w:spacing w:after="60"/>
+        <w:ind w:left="510" w:hanging="510"/>
+      </w:pPr>
+      <w:r>
+        <w:rPr>
+          <w:b/>
+          <w:i w:val="0"/>
+        </w:rPr>
+        <w:t>103.</w:t>
+      </w:r>
+      <w:r>
+        <w:t xml:space="preserve"> По милости Господа Джаганнатхи, с радостью в душе,</w:t>
+      </w:r>
+      <w:r>
+        <w:br/>
+      </w:r>
+      <w:r>
+        <w:t>он тотчас вкусил Шри махапрасад.</w:t>
+      </w:r>
+    </w:p>
+    <w:p>
+      <w:pPr>
+        <w:spacing w:after="60"/>
+        <w:ind w:left="510" w:hanging="510"/>
+      </w:pPr>
+      <w:r>
+        <w:rPr>
+          <w:b/>
+          <w:i w:val="0"/>
+        </w:rPr>
+        <w:t>104.</w:t>
+      </w:r>
+      <w:r>
+        <w:t xml:space="preserve"> В кувшине у него была вода из Нарендра-шаучи;</w:t>
+      </w:r>
+      <w:r>
+        <w:br/>
+      </w:r>
+      <w:r>
+        <w:t>бережно омыв руки, он выпил её.</w:t>
+      </w:r>
+    </w:p>
+    <w:p>
+      <w:pPr>
+        <w:spacing w:after="60"/>
+        <w:ind w:left="510" w:hanging="510"/>
+      </w:pPr>
+      <w:r>
+        <w:rPr>
+          <w:b/>
+          <w:i w:val="0"/>
+        </w:rPr>
+        <w:t>105.</w:t>
+      </w:r>
+      <w:r>
+        <w:t xml:space="preserve"> Он тихо поёт санкиртану имени Господа,</w:t>
+      </w:r>
+      <w:r>
+        <w:br/>
+      </w:r>
+      <w:r>
+        <w:t>и через некоторое время его немного одолел сон.</w:t>
+      </w:r>
+    </w:p>
+    <w:p>
+      <w:pPr>
+        <w:spacing w:after="60"/>
+        <w:ind w:left="510" w:hanging="510"/>
+      </w:pPr>
+      <w:r>
+        <w:rPr>
+          <w:b/>
+          <w:i w:val="0"/>
+        </w:rPr>
+        <w:t>106.</w:t>
+      </w:r>
+      <w:r>
+        <w:t xml:space="preserve"> Во сне он видит Шри Гауру в окружении спутников,</w:t>
+      </w:r>
+      <w:r>
+        <w:br/>
+      </w:r>
+      <w:r>
+        <w:t>словно Пурандару среди богов.</w:t>
+      </w:r>
+    </w:p>
+    <w:p>
+      <w:pPr>
+        <w:spacing w:after="60"/>
+        <w:ind w:left="510" w:hanging="510"/>
+      </w:pPr>
+      <w:r>
+        <w:rPr>
+          <w:b/>
+          <w:i w:val="0"/>
+        </w:rPr>
+        <w:t>107.</w:t>
+      </w:r>
+      <w:r>
+        <w:t xml:space="preserve"> Перед Господом сидит Гададхара Пандит</w:t>
+      </w:r>
+      <w:r>
+        <w:br/>
+      </w:r>
+      <w:r>
+        <w:t>и читает «Бхагавату», изливая потоки нектара.</w:t>
+      </w:r>
+    </w:p>
+    <w:p>
+      <w:pPr>
+        <w:spacing w:after="60"/>
+        <w:ind w:left="510" w:hanging="510"/>
+      </w:pPr>
+      <w:r>
+        <w:rPr>
+          <w:b/>
+          <w:i w:val="0"/>
+        </w:rPr>
+        <w:t>108.</w:t>
+      </w:r>
+      <w:r>
+        <w:t xml:space="preserve"> Все украшены слезами, дрожью и другими бхавами —</w:t>
+      </w:r>
+      <w:r>
+        <w:br/>
+      </w:r>
+      <w:r>
+        <w:t>такую красоту видит Шриниваса.</w:t>
+      </w:r>
+    </w:p>
+    <w:p>
+      <w:pPr>
+        <w:spacing w:after="60"/>
+        <w:ind w:left="510" w:hanging="510"/>
+      </w:pPr>
+      <w:r>
+        <w:rPr>
+          <w:b/>
+          <w:i w:val="0"/>
+        </w:rPr>
+        <w:t>109.</w:t>
+      </w:r>
+      <w:r>
+        <w:t xml:space="preserve"> Сбылись все желания его сердца;</w:t>
+      </w:r>
+      <w:r>
+        <w:br/>
+      </w:r>
+      <w:r>
+        <w:t>через некоторое время, проснувшись, он сильно опечалился.</w:t>
+      </w:r>
+    </w:p>
+    <w:p>
+      <w:pPr>
+        <w:spacing w:after="60"/>
+        <w:ind w:left="510" w:hanging="510"/>
+      </w:pPr>
+      <w:r>
+        <w:rPr>
+          <w:b/>
+          <w:i w:val="0"/>
+        </w:rPr>
+        <w:t>110.</w:t>
+      </w:r>
+      <w:r>
+        <w:t xml:space="preserve"> Махашая снова поёт нама-санкиртану,</w:t>
+      </w:r>
+      <w:r>
+        <w:br/>
+      </w:r>
+      <w:r>
+        <w:t>и снова внезапно его немного одолевает сон.</w:t>
+      </w:r>
+    </w:p>
+    <w:p>
+      <w:pPr>
+        <w:spacing w:after="60"/>
+        <w:ind w:left="510" w:hanging="510"/>
+      </w:pPr>
+      <w:r>
+        <w:rPr>
+          <w:b/>
+          <w:i w:val="0"/>
+        </w:rPr>
+        <w:t>111.</w:t>
+      </w:r>
+      <w:r>
+        <w:t xml:space="preserve"> Снова во сне он видит, как той же дорогой у Львиных ворот</w:t>
+      </w:r>
+      <w:r>
+        <w:br/>
+      </w:r>
+      <w:r>
+        <w:t>идёт Гаурачандра со спутниками.</w:t>
+      </w:r>
+    </w:p>
+    <w:p>
+      <w:pPr>
+        <w:spacing w:after="60"/>
+        <w:ind w:left="510" w:hanging="510"/>
+      </w:pPr>
+      <w:r>
+        <w:rPr>
+          <w:b/>
+          <w:i w:val="0"/>
+        </w:rPr>
+        <w:t>112.</w:t>
+      </w:r>
+      <w:r>
+        <w:t xml:space="preserve"> Его золотое тело затмевает золотую гору,</w:t>
+      </w:r>
+      <w:r>
+        <w:br/>
+      </w:r>
+      <w:r>
+        <w:t>руки до колен, пленительные изгибы тела.</w:t>
+      </w:r>
+    </w:p>
+    <w:p>
+      <w:pPr>
+        <w:spacing w:after="60"/>
+        <w:ind w:left="510" w:hanging="510"/>
+      </w:pPr>
+      <w:r>
+        <w:rPr>
+          <w:b/>
+          <w:i w:val="0"/>
+        </w:rPr>
+        <w:t>113.</w:t>
+      </w:r>
+      <w:r>
+        <w:t xml:space="preserve"> Сколько лун восходит в Его лице!</w:t>
+      </w:r>
+      <w:r>
+        <w:br/>
+      </w:r>
+      <w:r>
+        <w:t>Он нежно улыбается, непрестанно проливая нектар.</w:t>
+      </w:r>
+    </w:p>
+    <w:p>
+      <w:pPr>
+        <w:spacing w:after="60"/>
+        <w:ind w:left="510" w:hanging="510"/>
+      </w:pPr>
+      <w:r>
+        <w:rPr>
+          <w:b/>
+          <w:i w:val="0"/>
+        </w:rPr>
+        <w:t>114.</w:t>
+      </w:r>
+      <w:r>
+        <w:t xml:space="preserve"> Два лотосных глаза — до самых ушей,</w:t>
+      </w:r>
+      <w:r>
+        <w:br/>
+      </w:r>
+      <w:r>
+        <w:t>полны слёз премы и колышутся.</w:t>
+      </w:r>
+    </w:p>
+    <w:p>
+      <w:pPr>
+        <w:spacing w:after="60"/>
+        <w:ind w:left="510" w:hanging="510"/>
+      </w:pPr>
+      <w:r>
+        <w:rPr>
+          <w:b/>
+          <w:i w:val="0"/>
+        </w:rPr>
+        <w:t>115.</w:t>
+      </w:r>
+      <w:r>
+        <w:t xml:space="preserve"> На шее — гирлянда туласи, чарующая миры;</w:t>
+      </w:r>
+      <w:r>
+        <w:br/>
+      </w:r>
+      <w:r>
+        <w:t>на Нём несравненная одежда цвета зари.</w:t>
+      </w:r>
+    </w:p>
+    <w:p>
+      <w:pPr>
+        <w:spacing w:after="60"/>
+        <w:ind w:left="510" w:hanging="510"/>
+      </w:pPr>
+      <w:r>
+        <w:rPr>
+          <w:b/>
+          <w:i w:val="0"/>
+        </w:rPr>
+        <w:t>116.</w:t>
+      </w:r>
+      <w:r>
+        <w:t xml:space="preserve"> Стороны света сияют от красоты Его тела;</w:t>
+      </w:r>
+      <w:r>
+        <w:br/>
+      </w:r>
+      <w:r>
+        <w:t>опьянённый собственной премой, Он идёт, словно лев.</w:t>
+      </w:r>
+    </w:p>
+    <w:p>
+      <w:pPr>
+        <w:spacing w:after="60"/>
+        <w:ind w:left="510" w:hanging="510"/>
+      </w:pPr>
+      <w:r>
+        <w:rPr>
+          <w:b/>
+          <w:i w:val="0"/>
+        </w:rPr>
+        <w:t>117.</w:t>
+      </w:r>
+      <w:r>
+        <w:t xml:space="preserve"> Едва увидев такую красоту, он пришёл в упоение,</w:t>
+      </w:r>
+      <w:r>
+        <w:br/>
+      </w:r>
+      <w:r>
+        <w:t>не может устоять на ногах, шатается.</w:t>
+      </w:r>
+    </w:p>
+    <w:p>
+      <w:pPr>
+        <w:spacing w:after="60"/>
+        <w:ind w:left="510" w:hanging="510"/>
+      </w:pPr>
+      <w:r>
+        <w:rPr>
+          <w:b/>
+          <w:i w:val="0"/>
+        </w:rPr>
+        <w:t>118.</w:t>
+      </w:r>
+      <w:r>
+        <w:t xml:space="preserve"> Катаясь по земле, он падает к стопам Господа;</w:t>
+      </w:r>
+      <w:r>
+        <w:br/>
+      </w:r>
+      <w:r>
+        <w:t>Господь смотрит на Своего слугу полными сострадания глазами.</w:t>
+      </w:r>
+    </w:p>
+    <w:p>
+      <w:pPr>
+        <w:spacing w:after="60"/>
+        <w:ind w:left="510" w:hanging="510"/>
+      </w:pPr>
+      <w:r>
+        <w:rPr>
+          <w:b/>
+          <w:i w:val="0"/>
+        </w:rPr>
+        <w:t>119.</w:t>
+      </w:r>
+      <w:r>
+        <w:t xml:space="preserve"> Улыбаясь, Господь говорит: «Не горюй больше:</w:t>
+      </w:r>
+      <w:r>
+        <w:br/>
+      </w:r>
+      <w:r>
+        <w:t>Я всегда покоюсь в твоём сердце».</w:t>
+      </w:r>
+    </w:p>
+    <w:p>
+      <w:pPr>
+        <w:spacing w:after="60"/>
+        <w:ind w:left="510" w:hanging="510"/>
+      </w:pPr>
+      <w:r>
+        <w:rPr>
+          <w:b/>
+          <w:i w:val="0"/>
+        </w:rPr>
+        <w:t>120.</w:t>
+      </w:r>
+      <w:r>
+        <w:t xml:space="preserve"> Сказав так, Милостивый скрылся;</w:t>
+      </w:r>
+      <w:r>
+        <w:br/>
+      </w:r>
+      <w:r>
+        <w:t>проснувшись, он видит: настало утро.</w:t>
+      </w:r>
+    </w:p>
+    <w:p>
+      <w:pPr>
+        <w:spacing w:after="60"/>
+        <w:ind w:left="510" w:hanging="510"/>
+      </w:pPr>
+      <w:r>
+        <w:rPr>
+          <w:b/>
+          <w:i w:val="0"/>
+        </w:rPr>
+        <w:t>121.</w:t>
+      </w:r>
+      <w:r>
+        <w:t xml:space="preserve"> С большим трудом овладев собой,</w:t>
+      </w:r>
+      <w:r>
+        <w:br/>
+      </w:r>
+      <w:r>
+        <w:t>он, расспросив кого-то, идёт к Маркандее</w:t>
+      </w:r>
+      <w:r>
+        <w:rPr>
+          <w:b w:val="0"/>
+          <w:i w:val="0"/>
+          <w:vertAlign w:val="superscript"/>
+        </w:rPr>
+        <w:t>5</w:t>
+      </w:r>
+      <w:r>
+        <w:t>.</w:t>
+      </w:r>
+    </w:p>
+    <w:p>
+      <w:pPr>
+        <w:spacing w:after="60"/>
+        <w:ind w:left="510" w:hanging="510"/>
+      </w:pPr>
+      <w:r>
+        <w:rPr>
+          <w:b/>
+          <w:i w:val="0"/>
+        </w:rPr>
+        <w:t>122.</w:t>
+      </w:r>
+      <w:r>
+        <w:t xml:space="preserve"> Совершив утренние дела, он омылся в Маркандее;</w:t>
+      </w:r>
+      <w:r>
+        <w:br/>
+      </w:r>
+      <w:r>
+        <w:t>глядя на Шринивасу, все радуют глаза.</w:t>
+      </w:r>
+    </w:p>
+    <w:p>
+      <w:pPr>
+        <w:spacing w:after="60"/>
+        <w:ind w:left="510" w:hanging="510"/>
+      </w:pPr>
+      <w:r>
+        <w:rPr>
+          <w:b/>
+          <w:i w:val="0"/>
+        </w:rPr>
+        <w:t>123.</w:t>
+      </w:r>
+      <w:r>
+        <w:t xml:space="preserve"> Поклонившись Маркандее, Шриниваса идёт дальше;</w:t>
+      </w:r>
+      <w:r>
+        <w:br/>
+      </w:r>
+      <w:r>
+        <w:t>там он в великом волнении спрашивает какого-то старца:</w:t>
+      </w:r>
+    </w:p>
+    <w:p>
+      <w:pPr>
+        <w:spacing w:after="60"/>
+        <w:ind w:left="510" w:hanging="510"/>
+      </w:pPr>
+      <w:r>
+        <w:rPr>
+          <w:b/>
+          <w:i w:val="0"/>
+        </w:rPr>
+        <w:t>124.</w:t>
+      </w:r>
+      <w:r>
+        <w:t xml:space="preserve"> «Где Гададхара Пандит Госвами?»</w:t>
+      </w:r>
+      <w:r>
+        <w:br/>
+      </w:r>
+      <w:r>
+        <w:t>Тот говорит: «Я отведу тебя туда, где он».</w:t>
+      </w:r>
+    </w:p>
+    <w:p>
+      <w:pPr>
+        <w:spacing w:after="60"/>
+        <w:ind w:left="510" w:hanging="510"/>
+      </w:pPr>
+      <w:r>
+        <w:rPr>
+          <w:b/>
+          <w:i w:val="0"/>
+        </w:rPr>
+        <w:t>125.</w:t>
+      </w:r>
+      <w:r>
+        <w:t xml:space="preserve"> Сказав так, он идёт впереди Шринивасы,</w:t>
+      </w:r>
+      <w:r>
+        <w:br/>
+      </w:r>
+      <w:r>
+        <w:t>то и дело оборачиваясь и глядя на Шринивасу.</w:t>
+      </w:r>
+    </w:p>
+    <w:p>
+      <w:pPr>
+        <w:spacing w:after="60"/>
+        <w:ind w:left="510" w:hanging="510"/>
+      </w:pPr>
+      <w:r>
+        <w:rPr>
+          <w:b/>
+          <w:i w:val="0"/>
+        </w:rPr>
+        <w:t>126.</w:t>
+      </w:r>
+      <w:r>
+        <w:t xml:space="preserve"> Он показал прекрасный цветник Шри Гопинатхи:</w:t>
+      </w:r>
+      <w:r>
+        <w:br/>
+      </w:r>
+      <w:r>
+        <w:t>«Здесь живёт Гададхара.</w:t>
+      </w:r>
+    </w:p>
+    <w:p>
+      <w:pPr>
+        <w:spacing w:after="60"/>
+        <w:ind w:left="510" w:hanging="510"/>
+      </w:pPr>
+      <w:r>
+        <w:rPr>
+          <w:b/>
+          <w:i w:val="0"/>
+        </w:rPr>
+        <w:t>127.</w:t>
+      </w:r>
+      <w:r>
+        <w:t xml:space="preserve"> Иди, сынок; что мне сказать тебе о его состоянии?</w:t>
+      </w:r>
+      <w:r>
+        <w:br/>
+      </w:r>
+      <w:r>
+        <w:t>В разлуке с Господом он едва удерживает жизнь.</w:t>
+      </w:r>
+    </w:p>
+    <w:p>
+      <w:pPr>
+        <w:spacing w:after="60"/>
+        <w:ind w:left="510" w:hanging="510"/>
+      </w:pPr>
+      <w:r>
+        <w:rPr>
+          <w:b/>
+          <w:i w:val="0"/>
+        </w:rPr>
+        <w:t>128.</w:t>
+      </w:r>
+      <w:r>
+        <w:t xml:space="preserve"> Кшетра опустела — горька наша доля».</w:t>
+      </w:r>
+      <w:r>
+        <w:br/>
+      </w:r>
+      <w:r>
+        <w:t>Сказав так, ушёл благородный старый брахман.</w:t>
+      </w:r>
+    </w:p>
+    <w:p>
+      <w:pPr>
+        <w:spacing w:after="60"/>
+        <w:ind w:left="510" w:hanging="510"/>
+      </w:pPr>
+      <w:r>
+        <w:rPr>
+          <w:b/>
+          <w:i w:val="0"/>
+        </w:rPr>
+        <w:t>129.</w:t>
+      </w:r>
+      <w:r>
+        <w:t xml:space="preserve"> Шриниваса, видя, как скорбно у того на сердце,</w:t>
+      </w:r>
+      <w:r>
+        <w:br/>
+      </w:r>
+      <w:r>
+        <w:t>поклонился ему и сердечно поблагодарил.</w:t>
+      </w:r>
+    </w:p>
+    <w:p>
+      <w:pPr>
+        <w:spacing w:after="60"/>
+        <w:ind w:left="510" w:hanging="510"/>
+      </w:pPr>
+      <w:r>
+        <w:rPr>
+          <w:b/>
+          <w:i w:val="0"/>
+        </w:rPr>
+        <w:t>130.</w:t>
+      </w:r>
+      <w:r>
+        <w:t xml:space="preserve"> Поспешно придя к Шри Гопинатхе,</w:t>
+      </w:r>
+      <w:r>
+        <w:br/>
+      </w:r>
+      <w:r>
+        <w:t>он снова и снова кланяется, катаясь по земле.</w:t>
+      </w:r>
+    </w:p>
+    <w:p>
+      <w:pPr>
+        <w:spacing w:after="60"/>
+        <w:ind w:left="510" w:hanging="510"/>
+      </w:pPr>
+      <w:r>
+        <w:rPr>
+          <w:b/>
+          <w:i w:val="0"/>
+        </w:rPr>
+        <w:t>131.</w:t>
+      </w:r>
+      <w:r>
+        <w:t xml:space="preserve"> Не мигая, он смотрит на прекрасный лик [Гопинатхи];</w:t>
+      </w:r>
+      <w:r>
+        <w:br/>
+      </w:r>
+      <w:r>
+        <w:t>всё тело его исполнилось слёз и дрожи.</w:t>
+      </w:r>
+    </w:p>
+    <w:p>
+      <w:pPr>
+        <w:spacing w:after="60"/>
+        <w:ind w:left="510" w:hanging="510"/>
+      </w:pPr>
+      <w:r>
+        <w:rPr>
+          <w:b/>
+          <w:i w:val="0"/>
+        </w:rPr>
+        <w:t>132.</w:t>
+      </w:r>
+      <w:r>
+        <w:t xml:space="preserve"> Видя Шринивасу, все взволнованно спрашивают:</w:t>
+      </w:r>
+      <w:r>
+        <w:br/>
+      </w:r>
+      <w:r>
+        <w:t>«Чей ты сын, как тебя зовут, откуда пришёл?»</w:t>
+      </w:r>
+    </w:p>
+    <w:p>
+      <w:pPr>
+        <w:spacing w:after="60"/>
+        <w:ind w:left="510" w:hanging="510"/>
+      </w:pPr>
+      <w:r>
+        <w:rPr>
+          <w:b/>
+          <w:i w:val="0"/>
+        </w:rPr>
+        <w:t>133.</w:t>
+      </w:r>
+      <w:r>
+        <w:t xml:space="preserve"> Услышав, он отвечает: «Я пришёл из Гауды;</w:t>
+      </w:r>
+      <w:r>
+        <w:br/>
+      </w:r>
+      <w:r>
+        <w:t>моё имя Шриниваса, я сын брахмана Чайтаньи».</w:t>
+      </w:r>
+    </w:p>
+    <w:p>
+      <w:pPr>
+        <w:spacing w:after="60"/>
+        <w:ind w:left="510" w:hanging="510"/>
+      </w:pPr>
+      <w:r>
+        <w:rPr>
+          <w:b/>
+          <w:i w:val="0"/>
+        </w:rPr>
+        <w:t>134.</w:t>
+      </w:r>
+      <w:r>
+        <w:t xml:space="preserve"> Едва услышав эти слова, они залились слезами премы</w:t>
+      </w:r>
+      <w:r>
+        <w:br/>
+      </w:r>
+      <w:r>
+        <w:t>и все, подбежав, обняли Шринивасу.</w:t>
+      </w:r>
+    </w:p>
+    <w:p>
+      <w:pPr>
+        <w:spacing w:after="60"/>
+        <w:ind w:left="510" w:hanging="510"/>
+      </w:pPr>
+      <w:r>
+        <w:rPr>
+          <w:b/>
+          <w:i w:val="0"/>
+        </w:rPr>
+        <w:t>135.</w:t>
+      </w:r>
+      <w:r>
+        <w:t xml:space="preserve"> Кто-то пошёл к Шри Пандиту Госвами;</w:t>
+      </w:r>
+      <w:r>
+        <w:br/>
+      </w:r>
+      <w:r>
+        <w:t>он сидел один в полном уединении.</w:t>
+      </w:r>
+    </w:p>
+    <w:p>
+      <w:pPr>
+        <w:spacing w:after="60"/>
+        <w:ind w:left="510" w:hanging="510"/>
+      </w:pPr>
+      <w:r>
+        <w:rPr>
+          <w:b/>
+          <w:i w:val="0"/>
+        </w:rPr>
+        <w:t>136.</w:t>
+      </w:r>
+      <w:r>
+        <w:t xml:space="preserve"> В каком удивительном состоянии он был — не высказать;</w:t>
+      </w:r>
+      <w:r>
+        <w:br/>
+      </w:r>
+      <w:r>
+        <w:t>знает лишь тот, кто видел его тогда.</w:t>
+      </w:r>
+    </w:p>
+    <w:p>
+      <w:pPr>
+        <w:spacing w:after="60"/>
+        <w:ind w:left="510" w:hanging="510"/>
+      </w:pPr>
+      <w:r>
+        <w:rPr>
+          <w:b/>
+          <w:i w:val="0"/>
+        </w:rPr>
+        <w:t>137.</w:t>
+      </w:r>
+      <w:r>
+        <w:t xml:space="preserve"> Его прекрасное тело, затмевавшее золото,</w:t>
+      </w:r>
+      <w:r>
+        <w:br/>
+      </w:r>
+      <w:r>
+        <w:t>поблёкло, словно луна днём.</w:t>
+      </w:r>
+    </w:p>
+    <w:p>
+      <w:pPr>
+        <w:spacing w:after="60"/>
+        <w:ind w:left="510" w:hanging="510"/>
+      </w:pPr>
+      <w:r>
+        <w:rPr>
+          <w:b/>
+          <w:i w:val="0"/>
+        </w:rPr>
+        <w:t>138.</w:t>
+      </w:r>
+      <w:r>
+        <w:t xml:space="preserve"> Лицо, на которое жаждала смотреть луна,</w:t>
+      </w:r>
+      <w:r>
+        <w:br/>
+      </w:r>
+      <w:r>
+        <w:t>увяло, словно лотос без воды.</w:t>
+      </w:r>
+    </w:p>
+    <w:p>
+      <w:pPr>
+        <w:spacing w:after="60"/>
+        <w:ind w:left="510" w:hanging="510"/>
+      </w:pPr>
+      <w:r>
+        <w:rPr>
+          <w:b/>
+          <w:i w:val="0"/>
+        </w:rPr>
+        <w:t>139.</w:t>
+      </w:r>
+      <w:r>
+        <w:t xml:space="preserve"> Из алых лотосных глаз непрестанно текут слёзы,</w:t>
+      </w:r>
+      <w:r>
+        <w:br/>
+      </w:r>
+      <w:r>
+        <w:t>омывая всё его нежное тело.</w:t>
+      </w:r>
+    </w:p>
+    <w:p>
+      <w:pPr>
+        <w:spacing w:after="60"/>
+        <w:ind w:left="510" w:hanging="510"/>
+      </w:pPr>
+      <w:r>
+        <w:rPr>
+          <w:b/>
+          <w:i w:val="0"/>
+        </w:rPr>
+        <w:t>140.</w:t>
+      </w:r>
+      <w:r>
+        <w:t xml:space="preserve"> Перед ним — «Шри Бхагавата», и она промокает от слёз;</w:t>
+      </w:r>
+      <w:r>
+        <w:br/>
+      </w:r>
+      <w:r>
+        <w:t>он ничего не помнит — в сердце пылает огонь.</w:t>
+      </w:r>
+    </w:p>
+    <w:p>
+      <w:pPr>
+        <w:spacing w:after="60"/>
+        <w:ind w:left="510" w:hanging="510"/>
+      </w:pPr>
+      <w:r>
+        <w:rPr>
+          <w:b/>
+          <w:i w:val="0"/>
+        </w:rPr>
+        <w:t>141.</w:t>
+      </w:r>
+      <w:r>
+        <w:t xml:space="preserve"> Голос его прерывается, когда он произносит шлоки;</w:t>
+      </w:r>
+      <w:r>
+        <w:br/>
+      </w:r>
+      <w:r>
+        <w:t>великий духом Пандит не может успокоиться.</w:t>
+      </w:r>
+    </w:p>
+    <w:p>
+      <w:pPr>
+        <w:spacing w:after="60"/>
+        <w:ind w:left="510" w:hanging="510"/>
+      </w:pPr>
+      <w:r>
+        <w:rPr>
+          <w:b/>
+          <w:i w:val="0"/>
+        </w:rPr>
+        <w:t>142.</w:t>
+      </w:r>
+      <w:r>
+        <w:t xml:space="preserve"> Восклицая: «Шри Гаурасундара!», он закрывает глаза</w:t>
+      </w:r>
+      <w:r>
+        <w:br/>
+      </w:r>
+      <w:r>
+        <w:t>и испускает долгие вздохи, подобные пламени.</w:t>
+      </w:r>
+    </w:p>
+    <w:p>
+      <w:pPr>
+        <w:spacing w:after="60"/>
+        <w:ind w:left="510" w:hanging="510"/>
+      </w:pPr>
+      <w:r>
+        <w:rPr>
+          <w:b/>
+          <w:i w:val="0"/>
+        </w:rPr>
+        <w:t>143.</w:t>
+      </w:r>
+      <w:r>
+        <w:t xml:space="preserve"> Каким стал Шри Гададхара Пандит в разлуке с Гаурангой —</w:t>
+      </w:r>
+      <w:r>
+        <w:br/>
+      </w:r>
+      <w:r>
+        <w:t>это недоступно [даже] Господу</w:t>
+      </w:r>
+      <w:r>
+        <w:rPr>
+          <w:b w:val="0"/>
+          <w:i w:val="0"/>
+          <w:vertAlign w:val="superscript"/>
+        </w:rPr>
+        <w:t>6</w:t>
+      </w:r>
+      <w:r>
+        <w:t>.</w:t>
+      </w:r>
+    </w:p>
+    <w:p>
+      <w:pPr>
+        <w:spacing w:after="60"/>
+        <w:ind w:left="510" w:hanging="510"/>
+      </w:pPr>
+      <w:r>
+        <w:rPr>
+          <w:b/>
+          <w:i w:val="0"/>
+        </w:rPr>
+        <w:t>144.</w:t>
+      </w:r>
+      <w:r>
+        <w:t xml:space="preserve"> Лишь чтобы оказать милость Шринивасе,</w:t>
+      </w:r>
+      <w:r>
+        <w:br/>
+      </w:r>
+      <w:r>
+        <w:t>в неподвижном теле теплится жизнь.</w:t>
+      </w:r>
+    </w:p>
+    <w:p>
+      <w:pPr>
+        <w:spacing w:after="60"/>
+        <w:ind w:left="510" w:hanging="510"/>
+      </w:pPr>
+      <w:r>
+        <w:rPr>
+          <w:b/>
+          <w:i w:val="0"/>
+        </w:rPr>
+        <w:t>145.</w:t>
+      </w:r>
+      <w:r>
+        <w:t xml:space="preserve"> По воле Господа он немного пришёл в себя,</w:t>
+      </w:r>
+      <w:r>
+        <w:br/>
+      </w:r>
+      <w:r>
+        <w:t>и в это время кто-то, сложив ладони, сказал:</w:t>
+      </w:r>
+    </w:p>
+    <w:p>
+      <w:pPr>
+        <w:spacing w:after="60"/>
+        <w:ind w:left="510" w:hanging="510"/>
+      </w:pPr>
+      <w:r>
+        <w:rPr>
+          <w:b/>
+          <w:i w:val="0"/>
+        </w:rPr>
+        <w:t>146.</w:t>
+      </w:r>
+      <w:r>
+        <w:t xml:space="preserve"> «Из Шри Гауды пришёл Шриниваса,</w:t>
+      </w:r>
+      <w:r>
+        <w:br/>
+      </w:r>
+      <w:r>
+        <w:t>чей отец — брахман Шри Чайтанья Дас».</w:t>
+      </w:r>
+    </w:p>
+    <w:p>
+      <w:pPr>
+        <w:spacing w:after="60"/>
+        <w:ind w:left="510" w:hanging="510"/>
+      </w:pPr>
+      <w:r>
+        <w:rPr>
+          <w:b/>
+          <w:i w:val="0"/>
+        </w:rPr>
+        <w:t>147.</w:t>
+      </w:r>
+      <w:r>
+        <w:t xml:space="preserve"> Услышав, он говорит: «Приведи — пусть порадуются глаза», —</w:t>
+      </w:r>
+      <w:r>
+        <w:br/>
+      </w:r>
+      <w:r>
+        <w:t>и Шринивасу тотчас привели.</w:t>
+      </w:r>
+    </w:p>
+    <w:p>
+      <w:pPr>
+        <w:spacing w:after="60"/>
+        <w:ind w:left="510" w:hanging="510"/>
+      </w:pPr>
+      <w:r>
+        <w:rPr>
+          <w:b/>
+          <w:i w:val="0"/>
+        </w:rPr>
+        <w:t>148.</w:t>
+      </w:r>
+      <w:r>
+        <w:t xml:space="preserve"> Шриниваса, глядя на Прабху Гададхару,</w:t>
+      </w:r>
+      <w:r>
+        <w:br/>
+      </w:r>
+      <w:r>
+        <w:t>падает на землю и кланяется, из глаз текут слёзы.</w:t>
+      </w:r>
+    </w:p>
+    <w:p>
+      <w:pPr>
+        <w:spacing w:after="60"/>
+        <w:ind w:left="510" w:hanging="510"/>
+      </w:pPr>
+      <w:r>
+        <w:rPr>
+          <w:b/>
+          <w:i w:val="0"/>
+        </w:rPr>
+        <w:t>149.</w:t>
+      </w:r>
+      <w:r>
+        <w:t xml:space="preserve"> Пандит Госвами, увидев Шринивасу,</w:t>
+      </w:r>
+      <w:r>
+        <w:br/>
+      </w:r>
+      <w:r>
+        <w:t>поспешно встал, раскрыв объятия,</w:t>
+      </w:r>
+    </w:p>
+    <w:p>
+      <w:pPr>
+        <w:spacing w:after="60"/>
+        <w:ind w:left="510" w:hanging="510"/>
+      </w:pPr>
+      <w:r>
+        <w:rPr>
+          <w:b/>
+          <w:i w:val="0"/>
+        </w:rPr>
+        <w:t>150.</w:t>
+      </w:r>
+      <w:r>
+        <w:t xml:space="preserve"> со словами: «Иди сюда, сынок!» — поднял и обнял его</w:t>
+      </w:r>
+      <w:r>
+        <w:br/>
+      </w:r>
+      <w:r>
+        <w:t>и омыл Шринивасу слезами.</w:t>
+      </w:r>
+    </w:p>
+    <w:p>
+      <w:pPr>
+        <w:spacing w:after="60"/>
+        <w:ind w:left="510" w:hanging="510"/>
+      </w:pPr>
+      <w:r>
+        <w:rPr>
+          <w:b/>
+          <w:i w:val="0"/>
+        </w:rPr>
+        <w:t>151.</w:t>
+      </w:r>
+      <w:r>
+        <w:t xml:space="preserve"> С великой отеческой любовью усадив рядом с собой,</w:t>
+      </w:r>
+      <w:r>
+        <w:br/>
+      </w:r>
+      <w:r>
+        <w:t>он сладчайшими словами успокоил Шринивасу.</w:t>
+      </w:r>
+    </w:p>
+    <w:p>
+      <w:pPr>
+        <w:spacing w:after="60"/>
+        <w:ind w:left="510" w:hanging="510"/>
+      </w:pPr>
+      <w:r>
+        <w:rPr>
+          <w:b/>
+          <w:i w:val="0"/>
+        </w:rPr>
+        <w:t>152.</w:t>
+      </w:r>
+      <w:r>
+        <w:t xml:space="preserve"> Хотя в разлуке с Шри Прабху он в великом горе,</w:t>
+      </w:r>
+      <w:r>
+        <w:br/>
+      </w:r>
+      <w:r>
+        <w:t>всё же, видя Шринивасу, он радуется.</w:t>
+      </w:r>
+    </w:p>
+    <w:p>
+      <w:pPr>
+        <w:spacing w:after="60"/>
+        <w:ind w:left="510" w:hanging="510"/>
+      </w:pPr>
+      <w:r>
+        <w:rPr>
+          <w:b/>
+          <w:i w:val="0"/>
+        </w:rPr>
+        <w:t>153.</w:t>
+      </w:r>
+      <w:r>
+        <w:t xml:space="preserve"> Он заботливо велит, дав ему в спутники своего человека:</w:t>
+      </w:r>
+      <w:r>
+        <w:br/>
+      </w:r>
+      <w:r>
+        <w:t>«Отведи Шринивасу ко всем и познакомь».</w:t>
+      </w:r>
+    </w:p>
+    <w:p>
+      <w:pPr>
+        <w:spacing w:after="60"/>
+        <w:ind w:left="510" w:hanging="510"/>
+      </w:pPr>
+      <w:r>
+        <w:rPr>
+          <w:b/>
+          <w:i w:val="0"/>
+        </w:rPr>
+        <w:t>154.</w:t>
+      </w:r>
+      <w:r>
+        <w:t xml:space="preserve"> А тем временем преданные услышали друг от друга,</w:t>
+      </w:r>
+      <w:r>
+        <w:br/>
+      </w:r>
+      <w:r>
+        <w:t>что Шриниваса пришёл к Пандиту.</w:t>
+      </w:r>
+    </w:p>
+    <w:p>
+      <w:pPr>
+        <w:spacing w:after="60"/>
+        <w:ind w:left="510" w:hanging="510"/>
+      </w:pPr>
+      <w:r>
+        <w:rPr>
+          <w:b/>
+          <w:i w:val="0"/>
+        </w:rPr>
+        <w:t>155.</w:t>
+      </w:r>
+      <w:r>
+        <w:t xml:space="preserve"> Все жаждут увидеть Шринивасу;</w:t>
+      </w:r>
+      <w:r>
+        <w:br/>
+      </w:r>
+      <w:r>
+        <w:t>Шриниваса пошёл в дом Сарвабхаумы.</w:t>
+      </w:r>
+    </w:p>
+    <w:p>
+      <w:pPr>
+        <w:spacing w:after="60"/>
+        <w:ind w:left="510" w:hanging="510"/>
+      </w:pPr>
+      <w:r>
+        <w:rPr>
+          <w:b/>
+          <w:i w:val="0"/>
+        </w:rPr>
+        <w:t>156.</w:t>
+      </w:r>
+      <w:r>
+        <w:t xml:space="preserve"> Туда же пришёл Шри Рай Рамананда;</w:t>
+      </w:r>
+      <w:r>
+        <w:br/>
+      </w:r>
+      <w:r>
+        <w:t>сидя вдвоём, они воспевают достоинства Гаурачандры.</w:t>
+      </w:r>
+    </w:p>
+    <w:p>
+      <w:pPr>
+        <w:spacing w:after="60"/>
+        <w:ind w:left="510" w:hanging="510"/>
+      </w:pPr>
+      <w:r>
+        <w:rPr>
+          <w:b/>
+          <w:i w:val="0"/>
+        </w:rPr>
+        <w:t>157.</w:t>
+      </w:r>
+      <w:r>
+        <w:t xml:space="preserve"> Шриниваса пришёл и увидел их обоих;</w:t>
+      </w:r>
+      <w:r>
+        <w:br/>
+      </w:r>
+      <w:r>
+        <w:t>пав на землю, он почтил стопы обоих.</w:t>
+      </w:r>
+    </w:p>
+    <w:p>
+      <w:pPr>
+        <w:spacing w:after="60"/>
+        <w:ind w:left="510" w:hanging="510"/>
+      </w:pPr>
+      <w:r>
+        <w:rPr>
+          <w:b/>
+          <w:i w:val="0"/>
+        </w:rPr>
+        <w:t>158.</w:t>
+      </w:r>
+      <w:r>
+        <w:t xml:space="preserve"> Оба они тонут в океане великой скорби,</w:t>
+      </w:r>
+      <w:r>
+        <w:br/>
+      </w:r>
+      <w:r>
+        <w:t>но, увидев Шринивасу, ощутили в душе радость.</w:t>
+      </w:r>
+    </w:p>
+    <w:p>
+      <w:pPr>
+        <w:spacing w:after="60"/>
+        <w:ind w:left="510" w:hanging="510"/>
+      </w:pPr>
+      <w:r>
+        <w:rPr>
+          <w:b/>
+          <w:i w:val="0"/>
+        </w:rPr>
+        <w:t>159.</w:t>
+      </w:r>
+      <w:r>
+        <w:t xml:space="preserve"> Оба встали и обняли Шринивасу,</w:t>
+      </w:r>
+      <w:r>
+        <w:br/>
+      </w:r>
+      <w:r>
+        <w:t>омыв Шринивасу слезами премы.</w:t>
+      </w:r>
+    </w:p>
+    <w:p>
+      <w:pPr>
+        <w:spacing w:after="60"/>
+        <w:ind w:left="510" w:hanging="510"/>
+      </w:pPr>
+      <w:r>
+        <w:rPr>
+          <w:b/>
+          <w:i w:val="0"/>
+        </w:rPr>
+        <w:t>160.</w:t>
+      </w:r>
+      <w:r>
+        <w:t xml:space="preserve"> Снова и снова Шриниваса падает к их стопам,</w:t>
+      </w:r>
+      <w:r>
+        <w:br/>
+      </w:r>
+      <w:r>
+        <w:t>непрестанно утопая в слезах обоих глаз.</w:t>
+      </w:r>
+    </w:p>
+    <w:p>
+      <w:pPr>
+        <w:spacing w:after="60"/>
+        <w:ind w:left="510" w:hanging="510"/>
+      </w:pPr>
+      <w:r>
+        <w:rPr>
+          <w:b/>
+          <w:i w:val="0"/>
+        </w:rPr>
+        <w:t>161.</w:t>
+      </w:r>
+      <w:r>
+        <w:t xml:space="preserve"> Видя состояние Шринивасы, оба плачут</w:t>
+      </w:r>
+      <w:r>
+        <w:br/>
+      </w:r>
+      <w:r>
+        <w:t>и снова и снова обнимают Шринивасу.</w:t>
+      </w:r>
+    </w:p>
+    <w:p>
+      <w:pPr>
+        <w:spacing w:after="60"/>
+        <w:ind w:left="510" w:hanging="510"/>
+      </w:pPr>
+      <w:r>
+        <w:rPr>
+          <w:b/>
+          <w:i w:val="0"/>
+        </w:rPr>
+        <w:t>162.</w:t>
+      </w:r>
+      <w:r>
+        <w:t xml:space="preserve"> Отеческой любви обоих не высказать:</w:t>
+      </w:r>
+      <w:r>
+        <w:br/>
+      </w:r>
+      <w:r>
+        <w:t>взяв его за руки, оба усаживают его рядом.</w:t>
+      </w:r>
+    </w:p>
+    <w:p>
+      <w:pPr>
+        <w:spacing w:after="60"/>
+        <w:ind w:left="510" w:hanging="510"/>
+      </w:pPr>
+      <w:r>
+        <w:rPr>
+          <w:b/>
+          <w:i w:val="0"/>
+        </w:rPr>
+        <w:t>163.</w:t>
+      </w:r>
+      <w:r>
+        <w:t xml:space="preserve"> Оба, великие духом, сладчайшими словами</w:t>
+      </w:r>
+      <w:r>
+        <w:br/>
+      </w:r>
+      <w:r>
+        <w:t>через некоторое время успокоили Шринивасу.</w:t>
+      </w:r>
+    </w:p>
+    <w:p>
+      <w:pPr>
+        <w:spacing w:after="60"/>
+        <w:ind w:left="510" w:hanging="510"/>
+      </w:pPr>
+      <w:r>
+        <w:rPr>
+          <w:b/>
+          <w:i w:val="0"/>
+        </w:rPr>
+        <w:t>164.</w:t>
+      </w:r>
+      <w:r>
+        <w:t xml:space="preserve"> Тому, кто был с ним, они мягко говорят:</w:t>
+      </w:r>
+      <w:r>
+        <w:br/>
+      </w:r>
+      <w:r>
+        <w:t>«Сведи со всеми Шринивасу, дорогого нам, как жизнь».</w:t>
+      </w:r>
+    </w:p>
+    <w:p>
+      <w:pPr>
+        <w:spacing w:after="60"/>
+        <w:ind w:left="510" w:hanging="510"/>
+      </w:pPr>
+      <w:r>
+        <w:rPr>
+          <w:b/>
+          <w:i w:val="0"/>
+        </w:rPr>
+        <w:t>165.</w:t>
+      </w:r>
+      <w:r>
+        <w:t xml:space="preserve"> В смятении сердца Шриниваса пошёл туда,</w:t>
+      </w:r>
+      <w:r>
+        <w:br/>
+      </w:r>
+      <w:r>
+        <w:t>где сидел Вакрешвара Пандит.</w:t>
+      </w:r>
+    </w:p>
+    <w:p>
+      <w:pPr>
+        <w:spacing w:after="60"/>
+        <w:ind w:left="510" w:hanging="510"/>
+      </w:pPr>
+      <w:r>
+        <w:rPr>
+          <w:b/>
+          <w:i w:val="0"/>
+        </w:rPr>
+        <w:t>166.</w:t>
+      </w:r>
+      <w:r>
+        <w:t xml:space="preserve"> Пав на землю, он поклонился его лотосным стопам;</w:t>
+      </w:r>
+      <w:r>
+        <w:br/>
+      </w:r>
+      <w:r>
+        <w:t>увидев Шринивасу, Шри Пандит обрадовался.</w:t>
+      </w:r>
+    </w:p>
+    <w:p>
+      <w:pPr>
+        <w:spacing w:after="60"/>
+        <w:ind w:left="510" w:hanging="510"/>
+      </w:pPr>
+      <w:r>
+        <w:rPr>
+          <w:b/>
+          <w:i w:val="0"/>
+        </w:rPr>
+        <w:t>167.</w:t>
+      </w:r>
+      <w:r>
+        <w:t xml:space="preserve"> Со словами: «Иди сюда, сынок!» — он поднял и обнял его</w:t>
+      </w:r>
+      <w:r>
+        <w:br/>
+      </w:r>
+      <w:r>
+        <w:t>и омыл тело Шринивасы слезами.</w:t>
+      </w:r>
+    </w:p>
+    <w:p>
+      <w:pPr>
+        <w:spacing w:after="60"/>
+        <w:ind w:left="510" w:hanging="510"/>
+      </w:pPr>
+      <w:r>
+        <w:rPr>
+          <w:b/>
+          <w:i w:val="0"/>
+        </w:rPr>
+        <w:t>168.</w:t>
+      </w:r>
+      <w:r>
+        <w:t xml:space="preserve"> С великой отеческой любовью он усадил его рядом</w:t>
+      </w:r>
+      <w:r>
+        <w:br/>
+      </w:r>
+      <w:r>
+        <w:t>и, положив руку на его тело, говорит нектарные слова:</w:t>
+      </w:r>
+    </w:p>
+    <w:p>
+      <w:pPr>
+        <w:spacing w:after="60"/>
+        <w:ind w:left="510" w:hanging="510"/>
+      </w:pPr>
+      <w:r>
+        <w:rPr>
+          <w:b/>
+          <w:i w:val="0"/>
+        </w:rPr>
+        <w:t>169.</w:t>
+      </w:r>
+      <w:r>
+        <w:t xml:space="preserve"> «Хорошо, что ты поскорее пришёл, — я увидел тебя:</w:t>
+      </w:r>
+      <w:r>
+        <w:br/>
+      </w:r>
+      <w:r>
+        <w:t>многое Господь совершит через тебя».</w:t>
+      </w:r>
+    </w:p>
+    <w:p>
+      <w:pPr>
+        <w:spacing w:after="60"/>
+        <w:ind w:left="510" w:hanging="510"/>
+      </w:pPr>
+      <w:r>
+        <w:rPr>
+          <w:b/>
+          <w:i w:val="0"/>
+        </w:rPr>
+        <w:t>170.</w:t>
+      </w:r>
+      <w:r>
+        <w:t xml:space="preserve"> Сказав так, Махашая потерял самообладание</w:t>
+      </w:r>
+      <w:r>
+        <w:br/>
+      </w:r>
+      <w:r>
+        <w:t>и с великой отеческой любовью снова и снова обнимает его.</w:t>
+      </w:r>
+    </w:p>
+    <w:p>
+      <w:pPr>
+        <w:spacing w:after="60"/>
+        <w:ind w:left="510" w:hanging="510"/>
+      </w:pPr>
+      <w:r>
+        <w:rPr>
+          <w:b/>
+          <w:i w:val="0"/>
+        </w:rPr>
+        <w:t>171.</w:t>
+      </w:r>
+      <w:r>
+        <w:t xml:space="preserve"> Хотя он не может расстаться со Шринивасой,</w:t>
+      </w:r>
+      <w:r>
+        <w:br/>
+      </w:r>
+      <w:r>
+        <w:t>всё же велел ему повидаться со всеми.</w:t>
+      </w:r>
+    </w:p>
+    <w:p>
+      <w:pPr>
+        <w:spacing w:after="60"/>
+        <w:ind w:left="510" w:hanging="510"/>
+      </w:pPr>
+      <w:r>
+        <w:rPr>
+          <w:b/>
+          <w:i w:val="0"/>
+        </w:rPr>
+        <w:t>172.</w:t>
+      </w:r>
+      <w:r>
+        <w:t xml:space="preserve"> Шриниваса, снова поклонившись его стопам,</w:t>
+      </w:r>
+      <w:r>
+        <w:br/>
+      </w:r>
+      <w:r>
+        <w:t>пошёл дальше; из обоих глаз текут слёзы.</w:t>
+      </w:r>
+    </w:p>
+    <w:p>
+      <w:pPr>
+        <w:spacing w:after="60"/>
+        <w:ind w:left="510" w:hanging="510"/>
+      </w:pPr>
+      <w:r>
+        <w:rPr>
+          <w:b/>
+          <w:i w:val="0"/>
+        </w:rPr>
+        <w:t>173.</w:t>
+      </w:r>
+      <w:r>
+        <w:t xml:space="preserve"> Шри Парамананда [Пури] и прочие санньяси</w:t>
+      </w:r>
+      <w:r>
+        <w:br/>
+      </w:r>
+      <w:r>
+        <w:t>в разлуке с Господом были совсем без сил.</w:t>
+      </w:r>
+    </w:p>
+    <w:p>
+      <w:pPr>
+        <w:spacing w:after="60"/>
+        <w:ind w:left="510" w:hanging="510"/>
+      </w:pPr>
+      <w:r>
+        <w:rPr>
+          <w:b/>
+          <w:i w:val="0"/>
+        </w:rPr>
+        <w:t>174.</w:t>
+      </w:r>
+      <w:r>
+        <w:t xml:space="preserve"> Ни у кого нет сил сесть или встать;</w:t>
+      </w:r>
+      <w:r>
+        <w:br/>
+      </w:r>
+      <w:r>
+        <w:t>лишь по воле Господа они живы телом.</w:t>
+      </w:r>
+    </w:p>
+    <w:p>
+      <w:pPr>
+        <w:spacing w:after="60"/>
+        <w:ind w:left="510" w:hanging="510"/>
+      </w:pPr>
+      <w:r>
+        <w:rPr>
+          <w:b/>
+          <w:i w:val="0"/>
+        </w:rPr>
+        <w:t>175.</w:t>
+      </w:r>
+      <w:r>
+        <w:t xml:space="preserve"> Словно мёртвые, они лежат в уединении,</w:t>
+      </w:r>
+      <w:r>
+        <w:br/>
+      </w:r>
+      <w:r>
+        <w:t>не помня ни дня, ни ночи.</w:t>
+      </w:r>
+    </w:p>
+    <w:p>
+      <w:pPr>
+        <w:spacing w:after="60"/>
+        <w:ind w:left="510" w:hanging="510"/>
+      </w:pPr>
+      <w:r>
+        <w:rPr>
+          <w:b/>
+          <w:i w:val="0"/>
+        </w:rPr>
+        <w:t>176.</w:t>
+      </w:r>
+      <w:r>
+        <w:t xml:space="preserve"> Шриниваса пришёл и увидел их</w:t>
+      </w:r>
+      <w:r>
+        <w:br/>
+      </w:r>
+      <w:r>
+        <w:t>и с великим почтением поклонился стопам каждого.</w:t>
+      </w:r>
+    </w:p>
+    <w:p>
+      <w:pPr>
+        <w:spacing w:after="60"/>
+        <w:ind w:left="510" w:hanging="510"/>
+      </w:pPr>
+      <w:r>
+        <w:rPr>
+          <w:b/>
+          <w:i w:val="0"/>
+        </w:rPr>
+        <w:t>177.</w:t>
+      </w:r>
+      <w:r>
+        <w:t xml:space="preserve"> Увидев Шринивасу, все обрадовались</w:t>
+      </w:r>
+      <w:r>
+        <w:br/>
+      </w:r>
+      <w:r>
+        <w:t>и, подняв с земли, снова и снова обнимают его.</w:t>
+      </w:r>
+    </w:p>
+    <w:p>
+      <w:pPr>
+        <w:spacing w:after="60"/>
+        <w:ind w:left="510" w:hanging="510"/>
+      </w:pPr>
+      <w:r>
+        <w:rPr>
+          <w:b/>
+          <w:i w:val="0"/>
+        </w:rPr>
+        <w:t>178.</w:t>
+      </w:r>
+      <w:r>
+        <w:t xml:space="preserve"> Обретя Шринивасу, они словно вновь обрели жизнь</w:t>
+      </w:r>
+      <w:r>
+        <w:br/>
+      </w:r>
+      <w:r>
+        <w:t>и омыли Шринивасу слезами премы.</w:t>
+      </w:r>
+    </w:p>
+    <w:p>
+      <w:pPr>
+        <w:spacing w:after="60"/>
+        <w:ind w:left="510" w:hanging="510"/>
+      </w:pPr>
+      <w:r>
+        <w:rPr>
+          <w:b/>
+          <w:i w:val="0"/>
+        </w:rPr>
+        <w:t>179.</w:t>
+      </w:r>
+      <w:r>
+        <w:t xml:space="preserve"> Шриниваса был вне себя от великой премы;</w:t>
+      </w:r>
+      <w:r>
+        <w:br/>
+      </w:r>
+      <w:r>
+        <w:t>по лицу и груди текут слёзы.</w:t>
+      </w:r>
+    </w:p>
+    <w:p>
+      <w:pPr>
+        <w:spacing w:after="60"/>
+        <w:ind w:left="510" w:hanging="510"/>
+      </w:pPr>
+      <w:r>
+        <w:rPr>
+          <w:b/>
+          <w:i w:val="0"/>
+        </w:rPr>
+        <w:t>180.</w:t>
+      </w:r>
+      <w:r>
+        <w:t xml:space="preserve"> Через некоторое время, успокоив Шринивасу,</w:t>
+      </w:r>
+      <w:r>
+        <w:br/>
+      </w:r>
+      <w:r>
+        <w:t>они велели: «Иди, сынок, повидайся со всеми».</w:t>
+      </w:r>
+    </w:p>
+    <w:p>
+      <w:pPr>
+        <w:spacing w:after="60"/>
+        <w:ind w:left="510" w:hanging="510"/>
+      </w:pPr>
+      <w:r>
+        <w:rPr>
+          <w:b/>
+          <w:i w:val="0"/>
+        </w:rPr>
+        <w:t>181.</w:t>
+      </w:r>
+      <w:r>
+        <w:t xml:space="preserve"> Шриниваса пошёл в дом Шикхи Махити;</w:t>
+      </w:r>
+      <w:r>
+        <w:br/>
+      </w:r>
+      <w:r>
+        <w:t>там он встретился со многими людьми.</w:t>
+      </w:r>
+    </w:p>
+    <w:p>
+      <w:pPr>
+        <w:spacing w:after="60"/>
+        <w:ind w:left="510" w:hanging="510"/>
+      </w:pPr>
+      <w:r>
+        <w:rPr>
+          <w:b/>
+          <w:i w:val="0"/>
+        </w:rPr>
+        <w:t>182.</w:t>
+      </w:r>
+      <w:r>
+        <w:t xml:space="preserve"> Когда Шриниваса поклонился, все обняли его;</w:t>
+      </w:r>
+      <w:r>
+        <w:br/>
+      </w:r>
+      <w:r>
+        <w:t>Шриниваса промок от слёз их всех.</w:t>
+      </w:r>
+    </w:p>
+    <w:p>
+      <w:pPr>
+        <w:spacing w:after="60"/>
+        <w:ind w:left="510" w:hanging="510"/>
+      </w:pPr>
+      <w:r>
+        <w:rPr>
+          <w:b/>
+          <w:i w:val="0"/>
+        </w:rPr>
+        <w:t>183.</w:t>
+      </w:r>
+      <w:r>
+        <w:t xml:space="preserve"> Шриниваса, плача, что-то говорит;</w:t>
+      </w:r>
+      <w:r>
+        <w:br/>
+      </w:r>
+      <w:r>
+        <w:t>слыша эти слова, они не могут сдержаться.</w:t>
+      </w:r>
+    </w:p>
+    <w:p>
+      <w:pPr>
+        <w:spacing w:after="60"/>
+        <w:ind w:left="510" w:hanging="510"/>
+      </w:pPr>
+      <w:r>
+        <w:rPr>
+          <w:b/>
+          <w:i w:val="0"/>
+        </w:rPr>
+        <w:t>184.</w:t>
+      </w:r>
+      <w:r>
+        <w:t xml:space="preserve"> Канаи Кхутия говорит: «Послушай, Шриниваса:</w:t>
+      </w:r>
+      <w:r>
+        <w:br/>
+      </w:r>
+      <w:r>
+        <w:t>сегодня ты открыл глаза слепым».</w:t>
+      </w:r>
+    </w:p>
+    <w:p>
+      <w:pPr>
+        <w:spacing w:after="60"/>
+        <w:ind w:left="510" w:hanging="510"/>
+      </w:pPr>
+      <w:r>
+        <w:rPr>
+          <w:b/>
+          <w:i w:val="0"/>
+        </w:rPr>
+        <w:t>185.</w:t>
+      </w:r>
+      <w:r>
+        <w:t xml:space="preserve"> Шикхи Махити с сестрой говорит:</w:t>
+      </w:r>
+      <w:r>
+        <w:br/>
+      </w:r>
+      <w:r>
+        <w:t>«Лишь чтобы увидеть тебя, мы ещё живы».</w:t>
+      </w:r>
+    </w:p>
+    <w:p>
+      <w:pPr>
+        <w:spacing w:after="60"/>
+        <w:ind w:left="510" w:hanging="510"/>
+      </w:pPr>
+      <w:r>
+        <w:rPr>
+          <w:b/>
+          <w:i w:val="0"/>
+        </w:rPr>
+        <w:t>186.</w:t>
+      </w:r>
+      <w:r>
+        <w:t xml:space="preserve"> Шри Паттанаяк Ванинатха и все прочие,</w:t>
+      </w:r>
+      <w:r>
+        <w:br/>
+      </w:r>
+      <w:r>
+        <w:t>обнимая Шринивасу, говорят так:</w:t>
+      </w:r>
+    </w:p>
+    <w:p>
+      <w:pPr>
+        <w:spacing w:after="60"/>
+        <w:ind w:left="510" w:hanging="510"/>
+      </w:pPr>
+      <w:r>
+        <w:rPr>
+          <w:b/>
+          <w:i w:val="0"/>
+        </w:rPr>
+        <w:t>187.</w:t>
+      </w:r>
+      <w:r>
+        <w:t xml:space="preserve"> «Побудь с нами немного, — [потом] повидай всех,</w:t>
+      </w:r>
+      <w:r>
+        <w:br/>
+      </w:r>
+      <w:r>
+        <w:t>пусть порадуются глаза», — так они велели Шринивасе.</w:t>
+      </w:r>
+    </w:p>
+    <w:p>
+      <w:pPr>
+        <w:spacing w:after="60"/>
+        <w:ind w:left="510" w:hanging="510"/>
+      </w:pPr>
+      <w:r>
+        <w:rPr>
+          <w:b/>
+          <w:i w:val="0"/>
+        </w:rPr>
+        <w:t>188.</w:t>
+      </w:r>
+      <w:r>
+        <w:t xml:space="preserve"> Получив позволение, Шриниваса со слезами на глазах</w:t>
+      </w:r>
+      <w:r>
+        <w:br/>
+      </w:r>
+      <w:r>
+        <w:t>пошёл повидать Говинду и Шанкару.</w:t>
+      </w:r>
+    </w:p>
+    <w:p>
+      <w:pPr>
+        <w:spacing w:after="60"/>
+        <w:ind w:left="510" w:hanging="510"/>
+      </w:pPr>
+      <w:r>
+        <w:rPr>
+          <w:b/>
+          <w:i w:val="0"/>
+        </w:rPr>
+        <w:t>189.</w:t>
+      </w:r>
+      <w:r>
+        <w:t xml:space="preserve"> Придя, он видит, что оба сидят в уединении,</w:t>
+      </w:r>
+      <w:r>
+        <w:br/>
+      </w:r>
+      <w:r>
+        <w:t>иссохнув в разлуке с Гаурангой, — колышутся от ветра.</w:t>
+      </w:r>
+    </w:p>
+    <w:p>
+      <w:pPr>
+        <w:spacing w:after="60"/>
+        <w:ind w:left="510" w:hanging="510"/>
+      </w:pPr>
+      <w:r>
+        <w:rPr>
+          <w:b/>
+          <w:i w:val="0"/>
+        </w:rPr>
+        <w:t>190.</w:t>
+      </w:r>
+      <w:r>
+        <w:t xml:space="preserve"> Шриниваса падает на землю перед обоими;</w:t>
+      </w:r>
+      <w:r>
+        <w:br/>
+      </w:r>
+      <w:r>
+        <w:t>оба подняли Шринивасу и обняли.</w:t>
+      </w:r>
+    </w:p>
+    <w:p>
+      <w:pPr>
+        <w:spacing w:after="60"/>
+        <w:ind w:left="510" w:hanging="510"/>
+      </w:pPr>
+      <w:r>
+        <w:rPr>
+          <w:b/>
+          <w:i w:val="0"/>
+        </w:rPr>
+        <w:t>191.</w:t>
+      </w:r>
+      <w:r>
+        <w:t xml:space="preserve"> В смятении сердца они сказали многое;</w:t>
+      </w:r>
+      <w:r>
+        <w:br/>
+      </w:r>
+      <w:r>
+        <w:t>слушая о тех горестях, тают камни.</w:t>
+      </w:r>
+    </w:p>
+    <w:p>
+      <w:pPr>
+        <w:spacing w:after="60"/>
+        <w:ind w:left="510" w:hanging="510"/>
+      </w:pPr>
+      <w:r>
+        <w:rPr>
+          <w:b/>
+          <w:i w:val="0"/>
+        </w:rPr>
+        <w:t>192.</w:t>
+      </w:r>
+      <w:r>
+        <w:t xml:space="preserve"> Шриниваса громко плачет</w:t>
+      </w:r>
+      <w:r>
+        <w:br/>
+      </w:r>
+      <w:r>
+        <w:t>и, упав на землю, лишается чувств.</w:t>
+      </w:r>
+    </w:p>
+    <w:p>
+      <w:pPr>
+        <w:spacing w:after="60"/>
+        <w:ind w:left="510" w:hanging="510"/>
+      </w:pPr>
+      <w:r>
+        <w:rPr>
+          <w:b/>
+          <w:i w:val="0"/>
+        </w:rPr>
+        <w:t>193.</w:t>
+      </w:r>
+      <w:r>
+        <w:t xml:space="preserve"> Видя состояние Шринивасы, оба успокаивают его</w:t>
+      </w:r>
+      <w:r>
+        <w:br/>
+      </w:r>
+      <w:r>
+        <w:t>и заботливо велят: «Иди, повидайся со всеми».</w:t>
+      </w:r>
+    </w:p>
+    <w:p>
+      <w:pPr>
+        <w:spacing w:after="60"/>
+        <w:ind w:left="510" w:hanging="510"/>
+      </w:pPr>
+      <w:r>
+        <w:rPr>
+          <w:b/>
+          <w:i w:val="0"/>
+        </w:rPr>
+        <w:t>194.</w:t>
+      </w:r>
+      <w:r>
+        <w:t xml:space="preserve"> Шриниваса пошёл, не находя покоя,</w:t>
+      </w:r>
+      <w:r>
+        <w:br/>
+      </w:r>
+      <w:r>
+        <w:t>и увидел Гопинатху Ачарью.</w:t>
+      </w:r>
+    </w:p>
+    <w:p>
+      <w:pPr>
+        <w:spacing w:after="60"/>
+        <w:ind w:left="510" w:hanging="510"/>
+      </w:pPr>
+      <w:r>
+        <w:rPr>
+          <w:b/>
+          <w:i w:val="0"/>
+        </w:rPr>
+        <w:t>195.</w:t>
+      </w:r>
+      <w:r>
+        <w:t xml:space="preserve"> Пав на землю, он поклонился его стопам;</w:t>
+      </w:r>
+      <w:r>
+        <w:br/>
+      </w:r>
+      <w:r>
+        <w:t>тот, с сердцем в великом смятении, обнял его.</w:t>
+      </w:r>
+    </w:p>
+    <w:p>
+      <w:pPr>
+        <w:spacing w:after="60"/>
+        <w:ind w:left="510" w:hanging="510"/>
+      </w:pPr>
+      <w:r>
+        <w:rPr>
+          <w:b/>
+          <w:i w:val="0"/>
+        </w:rPr>
+        <w:t>196.</w:t>
+      </w:r>
+      <w:r>
+        <w:t xml:space="preserve"> Восклицая: «Шри Кришна Чайтанья!», он тонет в слезах премы</w:t>
+      </w:r>
+      <w:r>
+        <w:br/>
+      </w:r>
+      <w:r>
+        <w:t>и, обняв Шринивасу, не может его отпустить.</w:t>
+      </w:r>
+    </w:p>
+    <w:p>
+      <w:pPr>
+        <w:spacing w:after="60"/>
+        <w:ind w:left="510" w:hanging="510"/>
+      </w:pPr>
+      <w:r>
+        <w:rPr>
+          <w:b/>
+          <w:i w:val="0"/>
+        </w:rPr>
+        <w:t>197.</w:t>
+      </w:r>
+      <w:r>
+        <w:t xml:space="preserve"> Шриниваса плачет, держась за его стопы;</w:t>
+      </w:r>
+      <w:r>
+        <w:br/>
+      </w:r>
+      <w:r>
+        <w:t>кто, видя это состояние, сохранит спокойствие?</w:t>
+      </w:r>
+    </w:p>
+    <w:p>
+      <w:pPr>
+        <w:spacing w:after="60"/>
+        <w:ind w:left="510" w:hanging="510"/>
+      </w:pPr>
+      <w:r>
+        <w:rPr>
+          <w:b/>
+          <w:i w:val="0"/>
+        </w:rPr>
+        <w:t>198.</w:t>
+      </w:r>
+      <w:r>
+        <w:t xml:space="preserve"> Через некоторое время Гопинатха, совладав с собой,</w:t>
+      </w:r>
+      <w:r>
+        <w:br/>
+      </w:r>
+      <w:r>
+        <w:t>успокоил Шринивасу и усадил рядом.</w:t>
+      </w:r>
+    </w:p>
+    <w:p>
+      <w:pPr>
+        <w:spacing w:after="60"/>
+        <w:ind w:left="510" w:hanging="510"/>
+      </w:pPr>
+      <w:r>
+        <w:rPr>
+          <w:b/>
+          <w:i w:val="0"/>
+        </w:rPr>
+        <w:t>199.</w:t>
+      </w:r>
+      <w:r>
+        <w:t xml:space="preserve"> Тихо он говорит слова — поток нектара:</w:t>
+      </w:r>
+      <w:r>
+        <w:br/>
+      </w:r>
+      <w:r>
+        <w:t>«Все желали тебя увидеть.</w:t>
+      </w:r>
+    </w:p>
+    <w:p>
+      <w:pPr>
+        <w:spacing w:after="60"/>
+        <w:ind w:left="510" w:hanging="510"/>
+      </w:pPr>
+      <w:r>
+        <w:rPr>
+          <w:b/>
+          <w:i w:val="0"/>
+        </w:rPr>
+        <w:t>200.</w:t>
+      </w:r>
+      <w:r>
+        <w:t xml:space="preserve"> Вот уже несколько дней, как Господь скрылся;</w:t>
+      </w:r>
+      <w:r>
+        <w:br/>
+      </w:r>
+      <w:r>
+        <w:t>по Его воле ты не пришёл [раньше].</w:t>
+      </w:r>
+    </w:p>
+    <w:p>
+      <w:pPr>
+        <w:spacing w:after="60"/>
+        <w:ind w:left="510" w:hanging="510"/>
+      </w:pPr>
+      <w:r>
+        <w:rPr>
+          <w:b/>
+          <w:i w:val="0"/>
+        </w:rPr>
+        <w:t>201.</w:t>
+      </w:r>
+      <w:r>
+        <w:t xml:space="preserve"> Не печалься больше, дорогой Шриниваса:</w:t>
+      </w:r>
+      <w:r>
+        <w:br/>
+      </w:r>
+      <w:r>
+        <w:t>в твоём сердце всегда пребывает Господь».</w:t>
+      </w:r>
+    </w:p>
+    <w:p>
+      <w:pPr>
+        <w:spacing w:after="60"/>
+        <w:ind w:left="510" w:hanging="510"/>
+      </w:pPr>
+      <w:r>
+        <w:rPr>
+          <w:b/>
+          <w:i w:val="0"/>
+        </w:rPr>
+        <w:t>202.</w:t>
+      </w:r>
+      <w:r>
+        <w:t xml:space="preserve"> Сказав многое в таком роде, он велел ему повидаться со всеми,</w:t>
+      </w:r>
+      <w:r>
+        <w:br/>
+      </w:r>
+      <w:r>
+        <w:t>и Шриниваса пошёл, жаждая их увидеть.</w:t>
+      </w:r>
+    </w:p>
+    <w:p>
+      <w:pPr>
+        <w:spacing w:after="60"/>
+        <w:ind w:left="510" w:hanging="510"/>
+      </w:pPr>
+      <w:r>
+        <w:rPr>
+          <w:b/>
+          <w:i w:val="0"/>
+        </w:rPr>
+        <w:t>203.</w:t>
+      </w:r>
+      <w:r>
+        <w:t xml:space="preserve"> Так повсюду он встречался [с преданными], охваченный любовью,</w:t>
+      </w:r>
+      <w:r>
+        <w:br/>
+      </w:r>
+      <w:r>
+        <w:t>и все были милостивы к дорогому Шринивасе.</w:t>
+      </w:r>
+    </w:p>
+    <w:p>
+      <w:pPr>
+        <w:spacing w:after="60"/>
+        <w:ind w:left="510" w:hanging="510"/>
+      </w:pPr>
+      <w:r>
+        <w:rPr>
+          <w:b/>
+          <w:i w:val="0"/>
+        </w:rPr>
+        <w:t>204.</w:t>
+      </w:r>
+      <w:r>
+        <w:t xml:space="preserve"> Каково было в разлуке с Господом состояние каждого —</w:t>
+      </w:r>
+      <w:r>
+        <w:br/>
+      </w:r>
+      <w:r>
+        <w:t>кто сможет описать это даже сотнями тысяч уст?</w:t>
+      </w:r>
+    </w:p>
+    <w:p>
+      <w:pPr>
+        <w:spacing w:after="60"/>
+        <w:ind w:left="510" w:hanging="510"/>
+      </w:pPr>
+      <w:r>
+        <w:rPr>
+          <w:b/>
+          <w:i w:val="0"/>
+        </w:rPr>
+        <w:t>205.</w:t>
+      </w:r>
+      <w:r>
+        <w:t xml:space="preserve"> Как Божество пребывает в безмолвии и неподвижности,</w:t>
+      </w:r>
+      <w:r>
+        <w:br/>
+      </w:r>
+      <w:r>
+        <w:t>так Шриниваса повсюду видел всех.</w:t>
+      </w:r>
+    </w:p>
+    <w:p>
+      <w:pPr>
+        <w:spacing w:after="60"/>
+        <w:ind w:left="510" w:hanging="510"/>
+      </w:pPr>
+      <w:r>
+        <w:rPr>
+          <w:b/>
+          <w:i w:val="0"/>
+        </w:rPr>
+        <w:t>206.</w:t>
+      </w:r>
+      <w:r>
+        <w:t xml:space="preserve"> Лишь затем, чтобы явить милость дорогому Шринивасе,</w:t>
+      </w:r>
+      <w:r>
+        <w:br/>
+      </w:r>
+      <w:r>
+        <w:t>в такой разлуке жизнь удержалась в их телах.</w:t>
+      </w:r>
+    </w:p>
+    <w:p>
+      <w:pPr>
+        <w:spacing w:after="60"/>
+        <w:ind w:left="510" w:hanging="510"/>
+      </w:pPr>
+      <w:r>
+        <w:rPr>
+          <w:b/>
+          <w:i w:val="0"/>
+        </w:rPr>
+        <w:t>207.</w:t>
+      </w:r>
+      <w:r>
+        <w:t xml:space="preserve"> Не получив даршана Сварупы и Рагхунатхи,</w:t>
+      </w:r>
+      <w:r>
+        <w:br/>
+      </w:r>
+      <w:r>
+        <w:t>Шриниваса плачет в великой тревоге.</w:t>
+      </w:r>
+    </w:p>
+    <w:p>
+      <w:pPr>
+        <w:spacing w:after="60"/>
+        <w:ind w:left="510" w:hanging="510"/>
+      </w:pPr>
+      <w:r>
+        <w:rPr>
+          <w:b/>
+          <w:i w:val="0"/>
+        </w:rPr>
+        <w:t>208.</w:t>
+      </w:r>
+      <w:r>
+        <w:t xml:space="preserve"> Разлука с Господом, затем уход Сварупы —</w:t>
+      </w:r>
+      <w:r>
+        <w:br/>
+      </w:r>
+      <w:r>
+        <w:t>и в великой скорби Рагхунатха ушёл во Вриндаван.</w:t>
+      </w:r>
+      <w:r>
+        <w:rPr>
+          <w:b w:val="0"/>
+          <w:i w:val="0"/>
+          <w:vertAlign w:val="superscript"/>
+        </w:rPr>
+        <w:t>7</w:t>
+      </w:r>
+    </w:p>
+    <w:p>
+      <w:pPr>
+        <w:spacing w:after="60"/>
+        <w:ind w:left="510" w:hanging="510"/>
+      </w:pPr>
+      <w:r>
+        <w:rPr>
+          <w:b/>
+          <w:i w:val="0"/>
+        </w:rPr>
+        <w:t>209.</w:t>
+      </w:r>
+      <w:r>
+        <w:t xml:space="preserve"> Поэтому встретиться с ним не довелось;</w:t>
+      </w:r>
+      <w:r>
+        <w:br/>
+      </w:r>
+      <w:r>
+        <w:t>много плакал [Шриниваса] в обители Сварупы.</w:t>
+      </w:r>
+    </w:p>
+    <w:p>
+      <w:pPr>
+        <w:spacing w:after="60"/>
+        <w:ind w:left="510" w:hanging="510"/>
+      </w:pPr>
+      <w:r>
+        <w:rPr>
+          <w:b/>
+          <w:i w:val="0"/>
+        </w:rPr>
+        <w:t>210.</w:t>
+      </w:r>
+      <w:r>
+        <w:t xml:space="preserve"> Видя место, где жил Рагхунатха,</w:t>
+      </w:r>
+      <w:r>
+        <w:br/>
+      </w:r>
+      <w:r>
+        <w:t>он тяжело вздыхает, вспоминая его достоинства.</w:t>
+      </w:r>
+    </w:p>
+    <w:p>
+      <w:pPr>
+        <w:spacing w:after="60"/>
+        <w:ind w:left="510" w:hanging="510"/>
+      </w:pPr>
+      <w:r>
+        <w:rPr>
+          <w:b/>
+          <w:i w:val="0"/>
+        </w:rPr>
+        <w:t>211.</w:t>
+      </w:r>
+      <w:r>
+        <w:t xml:space="preserve"> Кто опишет достоинства Шри Рагхунатхи,</w:t>
+      </w:r>
+      <w:r>
+        <w:br/>
+      </w:r>
+      <w:r>
+        <w:t>ученика Шри Ядунанданы Ачарьи?</w:t>
+      </w:r>
+    </w:p>
+    <w:p>
+      <w:pPr>
+        <w:spacing w:after="60"/>
+        <w:ind w:left="510" w:hanging="510"/>
+      </w:pPr>
+      <w:r>
+        <w:rPr>
+          <w:b/>
+          <w:i w:val="0"/>
+        </w:rPr>
+        <w:t>212.</w:t>
+      </w:r>
+      <w:r>
+        <w:t xml:space="preserve"> </w:t>
+      </w:r>
+      <w:r>
+        <w:rPr>
+          <w:b w:val="0"/>
+          <w:i/>
+        </w:rPr>
+        <w:t>Так в «Чайтанья-чандродая-натаке», в десятом акте, говорит Шивананда тем, кто желал пойти [к Рагхунатхе]:</w:t>
+      </w:r>
+      <w:r>
+        <w:rPr>
+          <w:b w:val="0"/>
+          <w:i w:val="0"/>
+          <w:vertAlign w:val="superscript"/>
+        </w:rPr>
+        <w:t>8</w:t>
+      </w:r>
+      <w:r>
+        <w:br/>
+      </w:r>
+      <w:r>
+        <w:rPr>
+          <w:b w:val="0"/>
+          <w:i/>
+        </w:rPr>
+        <w:t>«Наставник Ядунандана, сладчайший, дорогой Шри Васудеве, —</w:t>
+      </w:r>
+      <w:r>
+        <w:br/>
+      </w:r>
+      <w:r>
+        <w:rPr>
+          <w:b w:val="0"/>
+          <w:i/>
+        </w:rPr>
+        <w:t>его ученик по имени Рагхунатха, исполненный достоинств, дороже жизни таким, как я,</w:t>
+      </w:r>
+      <w:r>
+        <w:br/>
+      </w:r>
+      <w:r>
+        <w:rPr>
+          <w:b w:val="0"/>
+          <w:i/>
+        </w:rPr>
+        <w:t>всегда умащённый обильной милостью Шри Чайтаньи, последователь Сварупы,</w:t>
+      </w:r>
+      <w:r>
+        <w:br/>
+      </w:r>
+      <w:r>
+        <w:rPr>
+          <w:b w:val="0"/>
+          <w:i/>
+        </w:rPr>
+        <w:t>сокровищница отречения, — кому из живущих на Нилачале он не известен?»</w:t>
+      </w:r>
+    </w:p>
+    <w:p>
+      <w:pPr>
+        <w:spacing w:after="60"/>
+        <w:ind w:left="510" w:hanging="510"/>
+      </w:pPr>
+      <w:r>
+        <w:rPr>
+          <w:b/>
+          <w:i w:val="0"/>
+        </w:rPr>
+        <w:t>213.</w:t>
+      </w:r>
+      <w:r>
+        <w:t xml:space="preserve"> Он услышал вести о Пратапарудре:</w:t>
+      </w:r>
+      <w:r>
+        <w:br/>
+      </w:r>
+      <w:r>
+        <w:t>каково было его состояние — кто в силах рассказать?</w:t>
+      </w:r>
+    </w:p>
+    <w:p>
+      <w:pPr>
+        <w:spacing w:after="60"/>
+        <w:ind w:left="510" w:hanging="510"/>
+      </w:pPr>
+      <w:r>
+        <w:rPr>
+          <w:b/>
+          <w:i w:val="0"/>
+        </w:rPr>
+        <w:t>214.</w:t>
+      </w:r>
+      <w:r>
+        <w:t xml:space="preserve"> Ещё при явленном присутствии Господа Кришна-Чайтаньячандры</w:t>
+      </w:r>
+      <w:r>
+        <w:br/>
+      </w:r>
+      <w:r>
+        <w:t>[царь] с благими обрядами передал царство сыну.</w:t>
+      </w:r>
+      <w:r>
+        <w:rPr>
+          <w:b w:val="0"/>
+          <w:i w:val="0"/>
+          <w:vertAlign w:val="superscript"/>
+        </w:rPr>
+        <w:t>9</w:t>
+      </w:r>
+    </w:p>
+    <w:p>
+      <w:pPr>
+        <w:spacing w:after="60"/>
+        <w:ind w:left="510" w:hanging="510"/>
+      </w:pPr>
+      <w:r>
+        <w:rPr>
+          <w:b/>
+          <w:i w:val="0"/>
+        </w:rPr>
+        <w:t>215.</w:t>
+      </w:r>
+      <w:r>
+        <w:t xml:space="preserve"> С Васудевой Сарвабхаумой и Раманандой</w:t>
+      </w:r>
+      <w:r>
+        <w:br/>
+      </w:r>
+      <w:r>
+        <w:t>он был постоянно погружён в прославление деяний Господа.</w:t>
+      </w:r>
+    </w:p>
+    <w:p>
+      <w:pPr>
+        <w:spacing w:after="60"/>
+        <w:ind w:left="510" w:hanging="510"/>
+      </w:pPr>
+      <w:r>
+        <w:rPr>
+          <w:b/>
+          <w:i w:val="0"/>
+        </w:rPr>
+        <w:t>216.</w:t>
+      </w:r>
+      <w:r>
+        <w:t xml:space="preserve"> Дни и ночи он проводил в высшем блаженстве,</w:t>
+      </w:r>
+      <w:r>
+        <w:br/>
+      </w:r>
+      <w:r>
+        <w:t>но вдруг охватила его тревога, и он не мог успокоиться.</w:t>
+      </w:r>
+    </w:p>
+    <w:p>
+      <w:pPr>
+        <w:spacing w:after="60"/>
+        <w:ind w:left="510" w:hanging="510"/>
+      </w:pPr>
+      <w:r>
+        <w:rPr>
+          <w:b/>
+          <w:i w:val="0"/>
+        </w:rPr>
+        <w:t>217.</w:t>
+      </w:r>
+      <w:r>
+        <w:t xml:space="preserve"> И тут, услышав весть о том, что Господь скрылся от взоров,</w:t>
+      </w:r>
+      <w:r>
+        <w:br/>
+      </w:r>
+      <w:r>
+        <w:t>царь, бросаясь оземь, стал кататься по земле.</w:t>
+      </w:r>
+    </w:p>
+    <w:p>
+      <w:pPr>
+        <w:spacing w:after="60"/>
+        <w:ind w:left="510" w:hanging="510"/>
+      </w:pPr>
+      <w:r>
+        <w:rPr>
+          <w:b/>
+          <w:i w:val="0"/>
+        </w:rPr>
+        <w:t>218.</w:t>
+      </w:r>
+      <w:r>
+        <w:t xml:space="preserve"> Ударяя себя по голове, он лишился чувств;</w:t>
+      </w:r>
+      <w:r>
+        <w:br/>
+      </w:r>
+      <w:r>
+        <w:t>лишь Рай Рамананда сохранил ему жизнь.</w:t>
+      </w:r>
+    </w:p>
+    <w:p>
+      <w:pPr>
+        <w:spacing w:after="60"/>
+        <w:ind w:left="510" w:hanging="510"/>
+      </w:pPr>
+      <w:r>
+        <w:rPr>
+          <w:b/>
+          <w:i w:val="0"/>
+        </w:rPr>
+        <w:t>219.</w:t>
+      </w:r>
+      <w:r>
+        <w:t xml:space="preserve"> Не в силах вынести разлуку с Господом,</w:t>
+      </w:r>
+      <w:r>
+        <w:br/>
+      </w:r>
+      <w:r>
+        <w:t>царь жил вдали от Нилачалы.</w:t>
+      </w:r>
+    </w:p>
+    <w:p>
+      <w:pPr>
+        <w:spacing w:after="60"/>
+        <w:ind w:left="510" w:hanging="510"/>
+      </w:pPr>
+      <w:r>
+        <w:rPr>
+          <w:b/>
+          <w:i w:val="0"/>
+        </w:rPr>
+        <w:t>220.</w:t>
+      </w:r>
+      <w:r>
+        <w:t xml:space="preserve"> Услышав это, Шриниваса заливается слезами:</w:t>
+      </w:r>
+      <w:r>
+        <w:br/>
+      </w:r>
+      <w:r>
+        <w:t>не удалось ему увидеть царя на Нилачале.</w:t>
+      </w:r>
+    </w:p>
+    <w:p>
+      <w:pPr>
+        <w:spacing w:after="60"/>
+        <w:ind w:left="510" w:hanging="510"/>
+      </w:pPr>
+      <w:r>
+        <w:rPr>
+          <w:b/>
+          <w:i w:val="0"/>
+        </w:rPr>
+        <w:t>221.</w:t>
+      </w:r>
+      <w:r>
+        <w:t xml:space="preserve"> Так со многими встретиться не довелось;</w:t>
+      </w:r>
+      <w:r>
+        <w:br/>
+      </w:r>
+      <w:r>
+        <w:t>он считает это своим злосчастьем, и горю его нет предела.</w:t>
+      </w:r>
+    </w:p>
+    <w:p>
+      <w:pPr>
+        <w:spacing w:after="60"/>
+        <w:ind w:left="510" w:hanging="510"/>
+      </w:pPr>
+      <w:r>
+        <w:rPr>
+          <w:b/>
+          <w:i w:val="0"/>
+        </w:rPr>
+        <w:t>222.</w:t>
+      </w:r>
+      <w:r>
+        <w:t xml:space="preserve"> Шриниваса поспешил на берег океана</w:t>
+      </w:r>
+      <w:r>
+        <w:br/>
+      </w:r>
+      <w:r>
+        <w:t>и увидел самадхи Харидаса Тхакура.</w:t>
+      </w:r>
+      <w:r>
+        <w:rPr>
+          <w:b w:val="0"/>
+          <w:i w:val="0"/>
+          <w:vertAlign w:val="superscript"/>
+        </w:rPr>
+        <w:t>10</w:t>
+      </w:r>
+    </w:p>
+    <w:p>
+      <w:pPr>
+        <w:spacing w:after="60"/>
+        <w:ind w:left="510" w:hanging="510"/>
+      </w:pPr>
+      <w:r>
+        <w:rPr>
+          <w:b/>
+          <w:i w:val="0"/>
+        </w:rPr>
+        <w:t>223.</w:t>
+      </w:r>
+      <w:r>
+        <w:t xml:space="preserve"> Падая на землю, он много раз кланялся;</w:t>
+      </w:r>
+      <w:r>
+        <w:br/>
+      </w:r>
+      <w:r>
+        <w:t>тело его было омыто его собственными слезами.</w:t>
+      </w:r>
+    </w:p>
+    <w:p>
+      <w:pPr>
+        <w:spacing w:after="60"/>
+        <w:ind w:left="510" w:hanging="510"/>
+      </w:pPr>
+      <w:r>
+        <w:rPr>
+          <w:b/>
+          <w:i w:val="0"/>
+        </w:rPr>
+        <w:t>224.</w:t>
+      </w:r>
+      <w:r>
+        <w:t xml:space="preserve"> Вспомнив всё, что слышал прежде о деяниях Шри Харидаса,</w:t>
+      </w:r>
+      <w:r>
+        <w:br/>
+      </w:r>
+      <w:r>
+        <w:t>он ощутил, как сердце его охватило смятение.</w:t>
+      </w:r>
+    </w:p>
+    <w:p>
+      <w:pPr>
+        <w:spacing w:after="60"/>
+        <w:ind w:left="510" w:hanging="510"/>
+      </w:pPr>
+      <w:r>
+        <w:rPr>
+          <w:b/>
+          <w:i w:val="0"/>
+        </w:rPr>
+        <w:t>225.</w:t>
+      </w:r>
+      <w:r>
+        <w:t xml:space="preserve"> Повторяя: «Ха, ха, Прабху Харидас!» —</w:t>
+      </w:r>
+      <w:r>
+        <w:br/>
+      </w:r>
+      <w:r>
+        <w:t>он без чувств упал на землю.</w:t>
+      </w:r>
+    </w:p>
+    <w:p>
+      <w:pPr>
+        <w:spacing w:after="60"/>
+        <w:ind w:left="510" w:hanging="510"/>
+      </w:pPr>
+      <w:r>
+        <w:rPr>
+          <w:b/>
+          <w:i w:val="0"/>
+        </w:rPr>
+        <w:t>226.</w:t>
+      </w:r>
+      <w:r>
+        <w:t xml:space="preserve"> Его неземные проявления любви невозможно описать;</w:t>
+      </w:r>
+      <w:r>
+        <w:br/>
+      </w:r>
+      <w:r>
+        <w:t>лишь по воле Господа он пришёл в себя.</w:t>
+      </w:r>
+    </w:p>
+    <w:p>
+      <w:pPr>
+        <w:spacing w:after="60"/>
+        <w:ind w:left="510" w:hanging="510"/>
+      </w:pPr>
+      <w:r>
+        <w:rPr>
+          <w:b/>
+          <w:i w:val="0"/>
+        </w:rPr>
+        <w:t>227.</w:t>
+      </w:r>
+      <w:r>
+        <w:t xml:space="preserve"> Преданные-бхагаваты, бывшие у святого самадхи,</w:t>
+      </w:r>
+      <w:r>
+        <w:br/>
+      </w:r>
+      <w:r>
+        <w:t>успокоили Шринивасу ласковыми словами.</w:t>
+      </w:r>
+    </w:p>
+    <w:p>
+      <w:pPr>
+        <w:spacing w:after="60"/>
+        <w:ind w:left="510" w:hanging="510"/>
+      </w:pPr>
+      <w:r>
+        <w:rPr>
+          <w:b/>
+          <w:i w:val="0"/>
+        </w:rPr>
+        <w:t>228.</w:t>
+      </w:r>
+      <w:r>
+        <w:t xml:space="preserve"> Снова Шриниваса склонился перед святым самадхи;</w:t>
+      </w:r>
+      <w:r>
+        <w:br/>
+      </w:r>
+      <w:r>
+        <w:t>от плача, что он издал, тает сердце у слышащих.</w:t>
+      </w:r>
+    </w:p>
+    <w:p>
+      <w:pPr>
+        <w:spacing w:after="60"/>
+        <w:ind w:left="510" w:hanging="510"/>
+      </w:pPr>
+      <w:r>
+        <w:rPr>
+          <w:b/>
+          <w:i w:val="0"/>
+        </w:rPr>
+        <w:t>229.</w:t>
+      </w:r>
+      <w:r>
+        <w:t xml:space="preserve"> Тот, кто был с ним, заботливо</w:t>
+      </w:r>
+      <w:r>
+        <w:br/>
+      </w:r>
+      <w:r>
+        <w:t>поскорее отвёл Шринивасу к Пандиту.</w:t>
+      </w:r>
+    </w:p>
+    <w:p>
+      <w:pPr>
+        <w:spacing w:after="60"/>
+        <w:ind w:left="510" w:hanging="510"/>
+      </w:pPr>
+      <w:r>
+        <w:rPr>
+          <w:b/>
+          <w:i w:val="0"/>
+        </w:rPr>
+        <w:t>230.</w:t>
+      </w:r>
+      <w:r>
+        <w:t xml:space="preserve"> Пандит Госани снова сказал ему:</w:t>
+      </w:r>
+      <w:r>
+        <w:br/>
+      </w:r>
+      <w:r>
+        <w:t>«Отведи его увидеть Джаганнатху».</w:t>
+      </w:r>
+    </w:p>
+    <w:p>
+      <w:pPr>
+        <w:spacing w:after="60"/>
+        <w:ind w:left="510" w:hanging="510"/>
+      </w:pPr>
+      <w:r>
+        <w:rPr>
+          <w:b/>
+          <w:i w:val="0"/>
+        </w:rPr>
+        <w:t>231.</w:t>
+      </w:r>
+      <w:r>
+        <w:t xml:space="preserve"> Шриниваса пошёл дорогой к Львиным воротам —</w:t>
+      </w:r>
+      <w:r>
+        <w:br/>
+      </w:r>
+      <w:r>
+        <w:t>дивное сияние, будто взошло солнце.</w:t>
+      </w:r>
+    </w:p>
+    <w:p>
+      <w:pPr>
+        <w:spacing w:after="60"/>
+        <w:ind w:left="510" w:hanging="510"/>
+      </w:pPr>
+      <w:r>
+        <w:rPr>
+          <w:b/>
+          <w:i w:val="0"/>
+        </w:rPr>
+        <w:t>232.</w:t>
+      </w:r>
+      <w:r>
+        <w:t xml:space="preserve"> Нежное тело его серо от пыли,</w:t>
+      </w:r>
+      <w:r>
+        <w:br/>
+      </w:r>
+      <w:r>
+        <w:t>и его постоянно омывают слёзы покрасневших глаз.</w:t>
+      </w:r>
+    </w:p>
+    <w:p>
+      <w:pPr>
+        <w:spacing w:after="60"/>
+        <w:ind w:left="510" w:hanging="510"/>
+      </w:pPr>
+      <w:r>
+        <w:rPr>
+          <w:b/>
+          <w:i w:val="0"/>
+        </w:rPr>
+        <w:t>233.</w:t>
+      </w:r>
+      <w:r>
+        <w:t xml:space="preserve"> Кто хоть раз взглянет на Шринивасу,</w:t>
+      </w:r>
+      <w:r>
+        <w:br/>
+      </w:r>
+      <w:r>
+        <w:t>тот теряет покой, и из глаз его льются потоки [слёз].</w:t>
+      </w:r>
+    </w:p>
+    <w:p>
+      <w:pPr>
+        <w:spacing w:after="60"/>
+        <w:ind w:left="510" w:hanging="510"/>
+      </w:pPr>
+      <w:r>
+        <w:rPr>
+          <w:b/>
+          <w:i w:val="0"/>
+        </w:rPr>
+        <w:t>234.</w:t>
+      </w:r>
+      <w:r>
+        <w:t xml:space="preserve"> Кто-то бежит впереди Шринивасы</w:t>
+      </w:r>
+      <w:r>
+        <w:br/>
+      </w:r>
+      <w:r>
+        <w:t>и, остановившись перед ним, любуется красотой его походки.</w:t>
+      </w:r>
+    </w:p>
+    <w:p>
+      <w:pPr>
+        <w:spacing w:after="60"/>
+        <w:ind w:left="510" w:hanging="510"/>
+      </w:pPr>
+      <w:r>
+        <w:rPr>
+          <w:b/>
+          <w:i w:val="0"/>
+        </w:rPr>
+        <w:t>235.</w:t>
+      </w:r>
+      <w:r>
+        <w:t xml:space="preserve"> Кто-то говорит: «О брат, взгляни на Шринивасу:</w:t>
+      </w:r>
+      <w:r>
+        <w:br/>
+      </w:r>
+      <w:r>
+        <w:t>в его сердце играет Кришна-Чайтанья».</w:t>
+      </w:r>
+    </w:p>
+    <w:p>
+      <w:pPr>
+        <w:spacing w:after="60"/>
+        <w:ind w:left="510" w:hanging="510"/>
+      </w:pPr>
+      <w:r>
+        <w:rPr>
+          <w:b/>
+          <w:i w:val="0"/>
+        </w:rPr>
+        <w:t>236.</w:t>
+      </w:r>
+      <w:r>
+        <w:t xml:space="preserve"> Кто-то говорит: «То, что ты сказал, верно;</w:t>
+      </w:r>
+      <w:r>
+        <w:br/>
+      </w:r>
+      <w:r>
+        <w:t>иначе разве преданные любили бы его так?</w:t>
+      </w:r>
+    </w:p>
+    <w:p>
+      <w:pPr>
+        <w:spacing w:after="60"/>
+        <w:ind w:left="510" w:hanging="510"/>
+      </w:pPr>
+      <w:r>
+        <w:rPr>
+          <w:b/>
+          <w:i w:val="0"/>
+        </w:rPr>
+        <w:t>237.</w:t>
+      </w:r>
+      <w:r>
+        <w:t xml:space="preserve"> В разлуке с Господом преданные — словно мёртвые,</w:t>
+      </w:r>
+      <w:r>
+        <w:br/>
+      </w:r>
+      <w:r>
+        <w:t>и всё же, видя Шринивасу, они обретают радость».</w:t>
+      </w:r>
+    </w:p>
+    <w:p>
+      <w:pPr>
+        <w:spacing w:after="60"/>
+        <w:ind w:left="510" w:hanging="510"/>
+      </w:pPr>
+      <w:r>
+        <w:rPr>
+          <w:b/>
+          <w:i w:val="0"/>
+        </w:rPr>
+        <w:t>238.</w:t>
+      </w:r>
+      <w:r>
+        <w:t xml:space="preserve"> Кто-то говорит: «Чтобы унять нашу боль,</w:t>
+      </w:r>
+      <w:r>
+        <w:br/>
+      </w:r>
+      <w:r>
+        <w:t>Джаганнатха привёл сюда Шринивасу».</w:t>
+      </w:r>
+    </w:p>
+    <w:p>
+      <w:pPr>
+        <w:spacing w:after="60"/>
+        <w:ind w:left="510" w:hanging="510"/>
+      </w:pPr>
+      <w:r>
+        <w:rPr>
+          <w:b/>
+          <w:i w:val="0"/>
+        </w:rPr>
+        <w:t>239.</w:t>
+      </w:r>
+      <w:r>
+        <w:t xml:space="preserve"> Кто-то говорит: «То, что Господь велел прежде,</w:t>
+      </w:r>
+      <w:r>
+        <w:br/>
+      </w:r>
+      <w:r>
+        <w:t>стало явным для наших глаз».</w:t>
+      </w:r>
+    </w:p>
+    <w:p>
+      <w:pPr>
+        <w:spacing w:after="60"/>
+        <w:ind w:left="510" w:hanging="510"/>
+      </w:pPr>
+      <w:r>
+        <w:rPr>
+          <w:b/>
+          <w:i w:val="0"/>
+        </w:rPr>
+        <w:t>240.</w:t>
+      </w:r>
+      <w:r>
+        <w:t xml:space="preserve"> Кто-то говорит: «Он так юн и нежен —</w:t>
+      </w:r>
+      <w:r>
+        <w:br/>
+      </w:r>
+      <w:r>
+        <w:t>видя его в таком состоянии, сердце моё разрывается».</w:t>
+      </w:r>
+    </w:p>
+    <w:p>
+      <w:pPr>
+        <w:spacing w:after="60"/>
+        <w:ind w:left="510" w:hanging="510"/>
+      </w:pPr>
+      <w:r>
+        <w:rPr>
+          <w:b/>
+          <w:i w:val="0"/>
+        </w:rPr>
+        <w:t>241.</w:t>
+      </w:r>
+      <w:r>
+        <w:t xml:space="preserve"> Так говорили они между собой о многом,</w:t>
+      </w:r>
+      <w:r>
+        <w:br/>
+      </w:r>
+      <w:r>
+        <w:t>а Шриниваса подошёл и поклонился у Львиных ворот.</w:t>
+      </w:r>
+    </w:p>
+    <w:p>
+      <w:pPr>
+        <w:spacing w:after="60"/>
+        <w:ind w:left="510" w:hanging="510"/>
+      </w:pPr>
+      <w:r>
+        <w:rPr>
+          <w:b/>
+          <w:i w:val="0"/>
+        </w:rPr>
+        <w:t>242.</w:t>
+      </w:r>
+      <w:r>
+        <w:t xml:space="preserve"> Сначала узрев Патита-павану,</w:t>
+      </w:r>
+      <w:r>
+        <w:rPr>
+          <w:b w:val="0"/>
+          <w:i w:val="0"/>
+          <w:vertAlign w:val="superscript"/>
+        </w:rPr>
+        <w:t>11</w:t>
+      </w:r>
+      <w:r>
+        <w:br/>
+      </w:r>
+      <w:r>
+        <w:t>он, охваченный любовью, прошёл чуть дальше.</w:t>
+      </w:r>
+    </w:p>
+    <w:p>
+      <w:pPr>
+        <w:spacing w:after="60"/>
+        <w:ind w:left="510" w:hanging="510"/>
+      </w:pPr>
+      <w:r>
+        <w:rPr>
+          <w:b/>
+          <w:i w:val="0"/>
+        </w:rPr>
+        <w:t>243.</w:t>
+      </w:r>
+      <w:r>
+        <w:t xml:space="preserve"> Всегда считая себя ничтожным и убогим,</w:t>
+      </w:r>
+      <w:r>
+        <w:br/>
+      </w:r>
+      <w:r>
+        <w:t>он возносит обильные молитвы Нрисимхадеве.</w:t>
+      </w:r>
+    </w:p>
+    <w:p>
+      <w:pPr>
+        <w:spacing w:after="60"/>
+        <w:ind w:left="510" w:hanging="510"/>
+      </w:pPr>
+      <w:r>
+        <w:rPr>
+          <w:b/>
+          <w:i w:val="0"/>
+        </w:rPr>
+        <w:t>244.</w:t>
+      </w:r>
+      <w:r>
+        <w:t xml:space="preserve"> С великим усердием поклонившись Нрисимхадеве,</w:t>
+      </w:r>
+      <w:r>
+        <w:br/>
+      </w:r>
+      <w:r>
+        <w:t>он благоговейно вошёл в святой храм.</w:t>
+      </w:r>
+    </w:p>
+    <w:p>
+      <w:pPr>
+        <w:spacing w:after="60"/>
+        <w:ind w:left="510" w:hanging="510"/>
+      </w:pPr>
+      <w:r>
+        <w:rPr>
+          <w:b/>
+          <w:i w:val="0"/>
+        </w:rPr>
+        <w:t>245.</w:t>
+      </w:r>
+      <w:r>
+        <w:t xml:space="preserve"> Привлекая сердца всех, он стоит поодаль</w:t>
+      </w:r>
+      <w:r>
+        <w:br/>
+      </w:r>
+      <w:r>
+        <w:t>и смотрит на Нилачала-чандру, не в силах насмотреться.</w:t>
+      </w:r>
+    </w:p>
+    <w:p>
+      <w:pPr>
+        <w:spacing w:after="60"/>
+        <w:ind w:left="510" w:hanging="510"/>
+      </w:pPr>
+      <w:r>
+        <w:rPr>
+          <w:b/>
+          <w:i w:val="0"/>
+        </w:rPr>
+        <w:t>246.</w:t>
+      </w:r>
+      <w:r>
+        <w:t xml:space="preserve"> Чарующая сладость Нилачала-чандры:</w:t>
+      </w:r>
+      <w:r>
+        <w:br/>
+      </w:r>
+      <w:r>
+        <w:t>Его тело затмевает гряду полных дождя облаков.</w:t>
+      </w:r>
+    </w:p>
+    <w:p>
+      <w:pPr>
+        <w:spacing w:after="60"/>
+        <w:ind w:left="510" w:hanging="510"/>
+      </w:pPr>
+      <w:r>
+        <w:rPr>
+          <w:b/>
+          <w:i w:val="0"/>
+        </w:rPr>
+        <w:t>247.</w:t>
+      </w:r>
+      <w:r>
+        <w:t xml:space="preserve"> Его лотосные очи манят три мира;</w:t>
+      </w:r>
+      <w:r>
+        <w:br/>
+      </w:r>
+      <w:r>
+        <w:t>красота Его лика затмевает миллионы лун.</w:t>
+      </w:r>
+    </w:p>
+    <w:p>
+      <w:pPr>
+        <w:spacing w:after="60"/>
+        <w:ind w:left="510" w:hanging="510"/>
+      </w:pPr>
+      <w:r>
+        <w:rPr>
+          <w:b/>
+          <w:i w:val="0"/>
+        </w:rPr>
+        <w:t>248.</w:t>
+      </w:r>
+      <w:r>
+        <w:t xml:space="preserve"> Дивнейшая прелесть изгиба Его рук;</w:t>
+      </w:r>
+      <w:r>
+        <w:br/>
+      </w:r>
+      <w:r>
+        <w:t>Он прекрасен, украшен драгоценными уборами.</w:t>
+      </w:r>
+    </w:p>
+    <w:p>
+      <w:pPr>
+        <w:spacing w:after="60"/>
+        <w:ind w:left="510" w:hanging="510"/>
+      </w:pPr>
+      <w:r>
+        <w:rPr>
+          <w:b/>
+          <w:i w:val="0"/>
+        </w:rPr>
+        <w:t>249.</w:t>
+      </w:r>
+      <w:r>
+        <w:t xml:space="preserve"> Гирлянды из разных цветов — до самых стоп;</w:t>
+      </w:r>
+      <w:r>
+        <w:br/>
+      </w:r>
+      <w:r>
+        <w:t>красота их раскрывается всё больше — кто постигнет её предел?</w:t>
+      </w:r>
+    </w:p>
+    <w:p>
+      <w:pPr>
+        <w:spacing w:after="60"/>
+        <w:ind w:left="510" w:hanging="510"/>
+      </w:pPr>
+      <w:r>
+        <w:rPr>
+          <w:b/>
+          <w:i w:val="0"/>
+        </w:rPr>
+        <w:t>250.</w:t>
+      </w:r>
+      <w:r>
+        <w:t xml:space="preserve"> Венец из разных цветов украшает Его прекрасную голову;</w:t>
+      </w:r>
+      <w:r>
+        <w:br/>
+      </w:r>
+      <w:r>
+        <w:t>на челе Его сверкает победа над миллионами Кандарп.</w:t>
+      </w:r>
+    </w:p>
+    <w:p>
+      <w:pPr>
+        <w:spacing w:after="60"/>
+        <w:ind w:left="510" w:hanging="510"/>
+      </w:pPr>
+      <w:r>
+        <w:rPr>
+          <w:b/>
+          <w:i w:val="0"/>
+        </w:rPr>
+        <w:t>251.</w:t>
+      </w:r>
+      <w:r>
+        <w:t xml:space="preserve"> Так узрев Джаганнатхадеву,</w:t>
+      </w:r>
+      <w:r>
+        <w:br/>
+      </w:r>
+      <w:r>
+        <w:t>он увидел Баладева-чандру, и глаза его отрадно прохладились.</w:t>
+      </w:r>
+    </w:p>
+    <w:p>
+      <w:pPr>
+        <w:spacing w:after="60"/>
+        <w:ind w:left="510" w:hanging="510"/>
+      </w:pPr>
+      <w:r>
+        <w:rPr>
+          <w:b/>
+          <w:i w:val="0"/>
+        </w:rPr>
+        <w:t>252.</w:t>
+      </w:r>
+      <w:r>
+        <w:t xml:space="preserve"> Затмевая луну, цветы кунды, сандал и серебряную гору,</w:t>
+      </w:r>
+      <w:r>
+        <w:rPr>
+          <w:b w:val="0"/>
+          <w:i w:val="0"/>
+          <w:vertAlign w:val="superscript"/>
+        </w:rPr>
+        <w:t>12</w:t>
+      </w:r>
+      <w:r>
+        <w:br/>
+      </w:r>
+      <w:r>
+        <w:t>Его тело сверкает дивной красотой.</w:t>
+      </w:r>
+    </w:p>
+    <w:p>
+      <w:pPr>
+        <w:spacing w:after="60"/>
+        <w:ind w:left="510" w:hanging="510"/>
+      </w:pPr>
+      <w:r>
+        <w:rPr>
+          <w:b/>
+          <w:i w:val="0"/>
+        </w:rPr>
+        <w:t>253.</w:t>
+      </w:r>
+      <w:r>
+        <w:t xml:space="preserve"> Красота Его луноподобного лика очаровывает мир;</w:t>
+      </w:r>
+      <w:r>
+        <w:br/>
+      </w:r>
+      <w:r>
+        <w:t>от игры Его лотосных очей Кандарпа лишается чувств.</w:t>
+      </w:r>
+    </w:p>
+    <w:p>
+      <w:pPr>
+        <w:spacing w:after="60"/>
+        <w:ind w:left="510" w:hanging="510"/>
+      </w:pPr>
+      <w:r>
+        <w:rPr>
+          <w:b/>
+          <w:i w:val="0"/>
+        </w:rPr>
+        <w:t>254.</w:t>
+      </w:r>
+      <w:r>
+        <w:t xml:space="preserve"> Несравненны Его руки, прекрасно чело;</w:t>
+      </w:r>
+      <w:r>
+        <w:br/>
+      </w:r>
+      <w:r>
+        <w:t>Он украшен уборами из драгоценностей и цветов.</w:t>
+      </w:r>
+    </w:p>
+    <w:p>
+      <w:pPr>
+        <w:spacing w:after="60"/>
+        <w:ind w:left="510" w:hanging="510"/>
+      </w:pPr>
+      <w:r>
+        <w:rPr>
+          <w:b/>
+          <w:i w:val="0"/>
+        </w:rPr>
+        <w:t>255.</w:t>
+      </w:r>
+      <w:r>
+        <w:t xml:space="preserve"> Видя такую красоту Баларамы,</w:t>
+      </w:r>
+      <w:r>
+        <w:br/>
+      </w:r>
+      <w:r>
+        <w:t>Шриниваса не может сдержать себя: радость его всё растёт.</w:t>
+      </w:r>
+    </w:p>
+    <w:p>
+      <w:pPr>
+        <w:spacing w:after="60"/>
+        <w:ind w:left="510" w:hanging="510"/>
+      </w:pPr>
+      <w:r>
+        <w:rPr>
+          <w:b/>
+          <w:i w:val="0"/>
+        </w:rPr>
+        <w:t>256.</w:t>
+      </w:r>
+      <w:r>
+        <w:t xml:space="preserve"> Узрев лотосный лик Шри Субхадры,</w:t>
+      </w:r>
+      <w:r>
+        <w:br/>
+      </w:r>
+      <w:r>
+        <w:t>он насмотрелся на Чакру-Сударшану.</w:t>
+      </w:r>
+    </w:p>
+    <w:p>
+      <w:pPr>
+        <w:spacing w:after="60"/>
+        <w:ind w:left="510" w:hanging="510"/>
+      </w:pPr>
+      <w:r>
+        <w:rPr>
+          <w:b/>
+          <w:i w:val="0"/>
+        </w:rPr>
+        <w:t>257.</w:t>
+      </w:r>
+      <w:r>
+        <w:t xml:space="preserve"> Любимый служитель Шри Джаганнатхи с радостью</w:t>
+      </w:r>
+      <w:r>
+        <w:br/>
+      </w:r>
+      <w:r>
+        <w:t>дал Шринивасе прасад — гирлянду и ткань.</w:t>
+      </w:r>
+    </w:p>
+    <w:p>
+      <w:pPr>
+        <w:spacing w:after="60"/>
+        <w:ind w:left="510" w:hanging="510"/>
+      </w:pPr>
+      <w:r>
+        <w:rPr>
+          <w:b/>
+          <w:i w:val="0"/>
+        </w:rPr>
+        <w:t>258.</w:t>
+      </w:r>
+      <w:r>
+        <w:t xml:space="preserve"> Все храмы, что внутри чакра-беды,</w:t>
+      </w:r>
+      <w:r>
+        <w:rPr>
+          <w:b w:val="0"/>
+          <w:i w:val="0"/>
+          <w:vertAlign w:val="superscript"/>
+        </w:rPr>
+        <w:t>13</w:t>
+      </w:r>
+      <w:r>
+        <w:br/>
+      </w:r>
+      <w:r>
+        <w:t>великая душа обошёл и узрел с великим усердием.</w:t>
+      </w:r>
+    </w:p>
+    <w:p>
+      <w:pPr>
+        <w:spacing w:after="60"/>
+        <w:ind w:left="510" w:hanging="510"/>
+      </w:pPr>
+      <w:r>
+        <w:rPr>
+          <w:b/>
+          <w:i w:val="0"/>
+        </w:rPr>
+        <w:t>259.</w:t>
+      </w:r>
+      <w:r>
+        <w:t xml:space="preserve"> Тот, кто водил Шринивасу на даршан,</w:t>
+      </w:r>
+      <w:r>
+        <w:br/>
+      </w:r>
+      <w:r>
+        <w:t>вместе с ним пришёл в обитель Гопинатхи.</w:t>
+      </w:r>
+    </w:p>
+    <w:p>
+      <w:pPr>
+        <w:spacing w:after="60"/>
+        <w:ind w:left="510" w:hanging="510"/>
+      </w:pPr>
+      <w:r>
+        <w:rPr>
+          <w:b/>
+          <w:i w:val="0"/>
+        </w:rPr>
+        <w:t>260.</w:t>
+      </w:r>
+      <w:r>
+        <w:t xml:space="preserve"> Снова он узрел лотосные стопы Гопинатхи</w:t>
+      </w:r>
+      <w:r>
+        <w:br/>
+      </w:r>
+      <w:r>
+        <w:t>и погрузился в океан нектара Его красоты.</w:t>
+      </w:r>
+    </w:p>
+    <w:p>
+      <w:pPr>
+        <w:spacing w:after="60"/>
+        <w:ind w:left="510" w:hanging="510"/>
+      </w:pPr>
+      <w:r>
+        <w:rPr>
+          <w:b/>
+          <w:i w:val="0"/>
+        </w:rPr>
+        <w:t>261.</w:t>
+      </w:r>
+      <w:r>
+        <w:t xml:space="preserve"> Он снова пришёл к Шри Пандиту Госвами,</w:t>
+      </w:r>
+      <w:r>
+        <w:br/>
+      </w:r>
+      <w:r>
+        <w:t>и тот велел ему почтить маха-прасад.</w:t>
+      </w:r>
+    </w:p>
+    <w:p>
+      <w:pPr>
+        <w:spacing w:after="60"/>
+        <w:ind w:left="510" w:hanging="510"/>
+      </w:pPr>
+      <w:r>
+        <w:rPr>
+          <w:b/>
+          <w:i w:val="0"/>
+        </w:rPr>
+        <w:t>262.</w:t>
+      </w:r>
+      <w:r>
+        <w:t xml:space="preserve"> Шриниваса садится почтить маха-прасад;</w:t>
+      </w:r>
+      <w:r>
+        <w:br/>
+      </w:r>
+      <w:r>
+        <w:t>при виде прасада из глаз его льются слёзы.</w:t>
+      </w:r>
+    </w:p>
+    <w:p>
+      <w:pPr>
+        <w:spacing w:after="60"/>
+        <w:ind w:left="510" w:hanging="510"/>
+      </w:pPr>
+      <w:r>
+        <w:rPr>
+          <w:b/>
+          <w:i w:val="0"/>
+        </w:rPr>
+        <w:t>263.</w:t>
+      </w:r>
+      <w:r>
+        <w:t xml:space="preserve"> Почуяв дивное благоухание, он ощутил, как волнуется сердце;</w:t>
+      </w:r>
+      <w:r>
+        <w:br/>
+      </w:r>
+      <w:r>
+        <w:t>с великим благоговением, поклонившись до земли, он вкушает.</w:t>
+      </w:r>
+    </w:p>
+    <w:p>
+      <w:pPr>
+        <w:spacing w:after="60"/>
+        <w:ind w:left="510" w:hanging="510"/>
+      </w:pPr>
+      <w:r>
+        <w:rPr>
+          <w:b/>
+          <w:i w:val="0"/>
+        </w:rPr>
+        <w:t>264.</w:t>
+      </w:r>
+      <w:r>
+        <w:t xml:space="preserve"> Сколько названий мне перечислять? Того разнообразного прасада</w:t>
+      </w:r>
+      <w:r>
+        <w:br/>
+      </w:r>
+      <w:r>
+        <w:t>вкусил Шриниваса, опьянённый вкусом бхакти.</w:t>
+      </w:r>
+    </w:p>
+    <w:p>
+      <w:pPr>
+        <w:spacing w:after="60"/>
+        <w:ind w:left="510" w:hanging="510"/>
+      </w:pPr>
+      <w:r>
+        <w:rPr>
+          <w:b/>
+          <w:i w:val="0"/>
+        </w:rPr>
+        <w:t>265.</w:t>
+      </w:r>
+      <w:r>
+        <w:t xml:space="preserve"> Почтив Шри маха-прасад, через некоторое время</w:t>
+      </w:r>
+      <w:r>
+        <w:br/>
+      </w:r>
+      <w:r>
+        <w:t>он пошёл к Шри Пандиту Госвами.</w:t>
+      </w:r>
+    </w:p>
+    <w:p>
+      <w:pPr>
+        <w:spacing w:after="60"/>
+        <w:ind w:left="510" w:hanging="510"/>
+      </w:pPr>
+      <w:r>
+        <w:rPr>
+          <w:b/>
+          <w:i w:val="0"/>
+        </w:rPr>
+        <w:t>266.</w:t>
+      </w:r>
+      <w:r>
+        <w:t xml:space="preserve"> Пандит Госани был истерзан великой разлукой;</w:t>
+      </w:r>
+      <w:r>
+        <w:br/>
+      </w:r>
+      <w:r>
+        <w:t>из обоих его глаз непрестанно текли потоки любви.</w:t>
+      </w:r>
+    </w:p>
+    <w:p>
+      <w:pPr>
+        <w:spacing w:after="60"/>
+        <w:ind w:left="510" w:hanging="510"/>
+      </w:pPr>
+      <w:r>
+        <w:rPr>
+          <w:b/>
+          <w:i w:val="0"/>
+        </w:rPr>
+        <w:t>267.</w:t>
+      </w:r>
+      <w:r>
+        <w:t xml:space="preserve"> Спросив Шринивасу, почтил ли он прасад,</w:t>
+      </w:r>
+      <w:r>
+        <w:br/>
+      </w:r>
+      <w:r>
+        <w:t>он с величайшей нежностью усадил его рядом с собой.</w:t>
+      </w:r>
+    </w:p>
+    <w:p>
+      <w:pPr>
+        <w:spacing w:after="60"/>
+        <w:ind w:left="510" w:hanging="510"/>
+      </w:pPr>
+      <w:r>
+        <w:rPr>
+          <w:b/>
+          <w:i w:val="0"/>
+        </w:rPr>
+        <w:t>268.</w:t>
+      </w:r>
+      <w:r>
+        <w:t xml:space="preserve"> С какой дивной любовью, запинаясь, он снова говорит:</w:t>
+      </w:r>
+      <w:r>
+        <w:br/>
+      </w:r>
+      <w:r>
+        <w:t>«У тебя было желание изучать „Бхагавату“,</w:t>
+      </w:r>
+    </w:p>
+    <w:p>
+      <w:pPr>
+        <w:spacing w:after="60"/>
+        <w:ind w:left="510" w:hanging="510"/>
+      </w:pPr>
+      <w:r>
+        <w:rPr>
+          <w:b/>
+          <w:i w:val="0"/>
+        </w:rPr>
+        <w:t>269.</w:t>
+      </w:r>
+      <w:r>
+        <w:t xml:space="preserve"> а у меня — желание учить тебя.</w:t>
+      </w:r>
+      <w:r>
+        <w:br/>
+      </w:r>
+      <w:r>
+        <w:t>Кому что скажешь? Встало препятствие наперекор».</w:t>
+      </w:r>
+    </w:p>
+    <w:p>
+      <w:pPr>
+        <w:spacing w:after="60"/>
+        <w:ind w:left="510" w:hanging="510"/>
+      </w:pPr>
+      <w:r>
+        <w:rPr>
+          <w:b/>
+          <w:i w:val="0"/>
+        </w:rPr>
+        <w:t>270.</w:t>
+      </w:r>
+      <w:r>
+        <w:t xml:space="preserve"> Сказав так, он некоторое время хранил молчание,</w:t>
+      </w:r>
+      <w:r>
+        <w:br/>
+      </w:r>
+      <w:r>
+        <w:t>затем, совладав с собой, смотрит на Шринивасу.</w:t>
+      </w:r>
+    </w:p>
+    <w:p>
+      <w:pPr>
+        <w:spacing w:after="60"/>
+        <w:ind w:left="510" w:hanging="510"/>
+      </w:pPr>
+      <w:r>
+        <w:rPr>
+          <w:b/>
+          <w:i w:val="0"/>
+        </w:rPr>
+        <w:t>271.</w:t>
+      </w:r>
+      <w:r>
+        <w:t xml:space="preserve"> Время от времени он разъясняет смысл «Шримад-Бхагаваты»,</w:t>
+      </w:r>
+      <w:r>
+        <w:br/>
+      </w:r>
+      <w:r>
+        <w:t>и по выслушании не остаётся никаких сомнений.</w:t>
+      </w:r>
+    </w:p>
+    <w:p>
+      <w:pPr>
+        <w:spacing w:after="60"/>
+        <w:ind w:left="510" w:hanging="510"/>
+      </w:pPr>
+      <w:r>
+        <w:rPr>
+          <w:b/>
+          <w:i w:val="0"/>
+        </w:rPr>
+        <w:t>272.</w:t>
+      </w:r>
+      <w:r>
+        <w:t xml:space="preserve"> Смотрите, вот предел милости к Шринивасе:</w:t>
+      </w:r>
+      <w:r>
+        <w:br/>
+      </w:r>
+      <w:r>
+        <w:t>даже в такое время он по всем правилам даёт ему слушать.</w:t>
+      </w:r>
+    </w:p>
+    <w:p>
+      <w:pPr>
+        <w:spacing w:after="60"/>
+        <w:ind w:left="510" w:hanging="510"/>
+      </w:pPr>
+      <w:r>
+        <w:rPr>
+          <w:b/>
+          <w:i w:val="0"/>
+        </w:rPr>
+        <w:t>273.</w:t>
+      </w:r>
+      <w:r>
+        <w:t xml:space="preserve"> Снова он говорит Шринивасе: «Иди во Вриндаван:</w:t>
+      </w:r>
+      <w:r>
+        <w:br/>
+      </w:r>
+      <w:r>
+        <w:t>там все эти желания исполнятся.</w:t>
+      </w:r>
+    </w:p>
+    <w:p>
+      <w:pPr>
+        <w:spacing w:after="60"/>
+        <w:ind w:left="510" w:hanging="510"/>
+      </w:pPr>
+      <w:r>
+        <w:rPr>
+          <w:b/>
+          <w:i w:val="0"/>
+        </w:rPr>
+        <w:t>274.</w:t>
+      </w:r>
+      <w:r>
+        <w:t xml:space="preserve"> Книга, что здесь, обветшала».</w:t>
+      </w:r>
+      <w:r>
+        <w:br/>
+      </w:r>
+      <w:r>
+        <w:t>Сказав так, он принёс книгу и дал Шринивасе.</w:t>
+      </w:r>
+    </w:p>
+    <w:p>
+      <w:pPr>
+        <w:spacing w:after="60"/>
+        <w:ind w:left="510" w:hanging="510"/>
+      </w:pPr>
+      <w:r>
+        <w:rPr>
+          <w:b/>
+          <w:i w:val="0"/>
+        </w:rPr>
+        <w:t>275.</w:t>
+      </w:r>
+      <w:r>
+        <w:t xml:space="preserve"> Шриниваса поклонился святой книге;</w:t>
+      </w:r>
+      <w:r>
+        <w:br/>
+      </w:r>
+      <w:r>
+        <w:t>когда он смотрит на буквы, из глаз льются слёзы.</w:t>
+      </w:r>
+    </w:p>
+    <w:p>
+      <w:pPr>
+        <w:spacing w:after="60"/>
+        <w:ind w:left="510" w:hanging="510"/>
+      </w:pPr>
+      <w:r>
+        <w:rPr>
+          <w:b/>
+          <w:i w:val="0"/>
+        </w:rPr>
+        <w:t>276.</w:t>
+      </w:r>
+      <w:r>
+        <w:t xml:space="preserve"> От слёз Шри Чайтаньи Прабху и Гададхары</w:t>
+      </w:r>
+      <w:r>
+        <w:br/>
+      </w:r>
+      <w:r>
+        <w:t>местами стёрлись буквы, и читать было невозможно.</w:t>
+      </w:r>
+      <w:r>
+        <w:rPr>
+          <w:b w:val="0"/>
+          <w:i w:val="0"/>
+          <w:vertAlign w:val="superscript"/>
+        </w:rPr>
+        <w:t>14</w:t>
+      </w:r>
+    </w:p>
+    <w:p>
+      <w:pPr>
+        <w:spacing w:after="60"/>
+        <w:ind w:left="510" w:hanging="510"/>
+      </w:pPr>
+      <w:r>
+        <w:rPr>
+          <w:b/>
+          <w:i w:val="0"/>
+        </w:rPr>
+        <w:t>277.</w:t>
+      </w:r>
+      <w:r>
+        <w:t xml:space="preserve"> Каким стал Шриниваса, глядя [на книгу], —</w:t>
+      </w:r>
+      <w:r>
+        <w:br/>
+      </w:r>
+      <w:r>
+        <w:t>видя это, Госани встревожился в сердце.</w:t>
+      </w:r>
+    </w:p>
+    <w:p>
+      <w:pPr>
+        <w:spacing w:after="60"/>
+        <w:ind w:left="510" w:hanging="510"/>
+      </w:pPr>
+      <w:r>
+        <w:rPr>
+          <w:b/>
+          <w:i w:val="0"/>
+        </w:rPr>
+        <w:t>278.</w:t>
+      </w:r>
+      <w:r>
+        <w:t xml:space="preserve"> С какой дивной любовью, успокоив Шринивасу,</w:t>
+      </w:r>
+      <w:r>
+        <w:br/>
+      </w:r>
+      <w:r>
+        <w:t>он явил ему милость во всей полноте!</w:t>
+      </w:r>
+    </w:p>
+    <w:p>
+      <w:pPr>
+        <w:spacing w:after="60"/>
+        <w:ind w:left="510" w:hanging="510"/>
+      </w:pPr>
+      <w:r>
+        <w:rPr>
+          <w:b/>
+          <w:i w:val="0"/>
+        </w:rPr>
+        <w:t>279.</w:t>
+      </w:r>
+      <w:r>
+        <w:t xml:space="preserve"> Нежность Шри Пандита Госвами изумительна,</w:t>
+      </w:r>
+      <w:r>
+        <w:br/>
+      </w:r>
+      <w:r>
+        <w:t>но, боясь растянуть книгу, я не могу её описать.</w:t>
+      </w:r>
+    </w:p>
+    <w:p>
+      <w:pPr>
+        <w:spacing w:after="60"/>
+        <w:ind w:left="510" w:hanging="510"/>
+      </w:pPr>
+      <w:r>
+        <w:rPr>
+          <w:b/>
+          <w:i w:val="0"/>
+        </w:rPr>
+        <w:t>280.</w:t>
+      </w:r>
+      <w:r>
+        <w:t xml:space="preserve"> Он велел Шринивасе идти в землю Гауды</w:t>
+      </w:r>
+      <w:r>
+        <w:br/>
+      </w:r>
+      <w:r>
+        <w:t>и сказал поскорее со всеми попрощаться.</w:t>
+      </w:r>
+    </w:p>
+    <w:p>
+      <w:pPr>
+        <w:spacing w:after="60"/>
+        <w:ind w:left="510" w:hanging="510"/>
+      </w:pPr>
+      <w:r>
+        <w:rPr>
+          <w:b/>
+          <w:i w:val="0"/>
+        </w:rPr>
+        <w:t>281.</w:t>
+      </w:r>
+      <w:r>
+        <w:t xml:space="preserve"> О Гададхаре Дасе, дорогом Пандиту как жизнь,</w:t>
+      </w:r>
+      <w:r>
+        <w:br/>
+      </w:r>
+      <w:r>
+        <w:t>он много сокрушался.</w:t>
+      </w:r>
+      <w:r>
+        <w:rPr>
+          <w:b w:val="0"/>
+          <w:i w:val="0"/>
+          <w:vertAlign w:val="superscript"/>
+        </w:rPr>
+        <w:t>15</w:t>
+      </w:r>
+    </w:p>
+    <w:p>
+      <w:pPr>
+        <w:spacing w:after="60"/>
+        <w:ind w:left="510" w:hanging="510"/>
+      </w:pPr>
+      <w:r>
+        <w:rPr>
+          <w:b/>
+          <w:i w:val="0"/>
+        </w:rPr>
+        <w:t>282.</w:t>
+      </w:r>
+      <w:r>
+        <w:t xml:space="preserve"> И то, что он велел передать Нарахари и всем жителям Кханды, —</w:t>
+      </w:r>
+      <w:r>
+        <w:br/>
+      </w:r>
+      <w:r>
+        <w:t>это тяжело слышать.</w:t>
+      </w:r>
+    </w:p>
+    <w:p>
+      <w:pPr>
+        <w:spacing w:after="60"/>
+        <w:ind w:left="510" w:hanging="510"/>
+      </w:pPr>
+      <w:r>
+        <w:rPr>
+          <w:b/>
+          <w:i w:val="0"/>
+        </w:rPr>
+        <w:t>283.</w:t>
+      </w:r>
+      <w:r>
+        <w:t xml:space="preserve"> Услышав такой приказ Госвами, Шриниваса</w:t>
+      </w:r>
+      <w:r>
+        <w:br/>
+      </w:r>
+      <w:r>
+        <w:t>почувствовал, будто небо обрушилось ему на голову.</w:t>
+      </w:r>
+    </w:p>
+    <w:p>
+      <w:pPr>
+        <w:spacing w:after="60"/>
+        <w:ind w:left="510" w:hanging="510"/>
+      </w:pPr>
+      <w:r>
+        <w:rPr>
+          <w:b/>
+          <w:i w:val="0"/>
+        </w:rPr>
+        <w:t>284.</w:t>
+      </w:r>
+      <w:r>
+        <w:t xml:space="preserve"> Не в силах ослушаться приказа, он в смятении</w:t>
+      </w:r>
+      <w:r>
+        <w:br/>
+      </w:r>
+      <w:r>
+        <w:t>плакал так, что от этого плача разрывается сердце.</w:t>
+      </w:r>
+    </w:p>
+    <w:p>
+      <w:pPr>
+        <w:spacing w:after="60"/>
+        <w:ind w:left="510" w:hanging="510"/>
+      </w:pPr>
+      <w:r>
+        <w:rPr>
+          <w:b/>
+          <w:i w:val="0"/>
+        </w:rPr>
+        <w:t>285.</w:t>
+      </w:r>
+      <w:r>
+        <w:t xml:space="preserve"> Телом, умом и речью он поклонился стопам [Пандита],</w:t>
+      </w:r>
+      <w:r>
+        <w:br/>
+      </w:r>
+      <w:r>
+        <w:t>обошёл его кругом и долго рыдал.</w:t>
+      </w:r>
+    </w:p>
+    <w:p>
+      <w:pPr>
+        <w:spacing w:after="60"/>
+        <w:ind w:left="510" w:hanging="510"/>
+      </w:pPr>
+      <w:r>
+        <w:rPr>
+          <w:b/>
+          <w:i w:val="0"/>
+        </w:rPr>
+        <w:t>286.</w:t>
+      </w:r>
+      <w:r>
+        <w:t xml:space="preserve"> Поклонившись лотосным стопам Шри Гопинатхи,</w:t>
+      </w:r>
+      <w:r>
+        <w:br/>
+      </w:r>
+      <w:r>
+        <w:t>Шриниваса, предав себя [Ему], отправился в путь.</w:t>
+      </w:r>
+    </w:p>
+    <w:p>
+      <w:pPr>
+        <w:spacing w:after="60"/>
+        <w:ind w:left="510" w:hanging="510"/>
+      </w:pPr>
+      <w:r>
+        <w:rPr>
+          <w:b/>
+          <w:i w:val="0"/>
+        </w:rPr>
+        <w:t>287.</w:t>
+      </w:r>
+      <w:r>
+        <w:t xml:space="preserve"> Он пошёл к Шри Джаганнатхе, получил даршан</w:t>
+      </w:r>
+      <w:r>
+        <w:br/>
+      </w:r>
+      <w:r>
+        <w:t>и, рыдая, вознёс много молитв.</w:t>
+      </w:r>
+    </w:p>
+    <w:p>
+      <w:pPr>
+        <w:spacing w:after="60"/>
+        <w:ind w:left="510" w:hanging="510"/>
+      </w:pPr>
+      <w:r>
+        <w:rPr>
+          <w:b/>
+          <w:i w:val="0"/>
+        </w:rPr>
+        <w:t>288.</w:t>
+      </w:r>
+      <w:r>
+        <w:t xml:space="preserve"> Приходя ко всем преданным, жившим в Кшетре,</w:t>
+      </w:r>
+      <w:r>
+        <w:br/>
+      </w:r>
+      <w:r>
+        <w:t>он кланяется им, распростёршись на земле.</w:t>
+      </w:r>
+    </w:p>
+    <w:p>
+      <w:pPr>
+        <w:spacing w:after="60"/>
+        <w:ind w:left="510" w:hanging="510"/>
+      </w:pPr>
+      <w:r>
+        <w:rPr>
+          <w:b/>
+          <w:i w:val="0"/>
+        </w:rPr>
+        <w:t>289.</w:t>
+      </w:r>
+      <w:r>
+        <w:t xml:space="preserve"> Из обоих глаз непрерывно льются потоки слёз;</w:t>
+      </w:r>
+      <w:r>
+        <w:br/>
+      </w:r>
+      <w:r>
+        <w:t>видя его состояние, у всех разрывается сердце.</w:t>
+      </w:r>
+    </w:p>
+    <w:p>
+      <w:pPr>
+        <w:spacing w:after="60"/>
+        <w:ind w:left="510" w:hanging="510"/>
+      </w:pPr>
+      <w:r>
+        <w:rPr>
+          <w:b/>
+          <w:i w:val="0"/>
+        </w:rPr>
+        <w:t>290.</w:t>
+      </w:r>
+      <w:r>
+        <w:t xml:space="preserve"> В любовном порыве все крепко обнимают его;</w:t>
+      </w:r>
+      <w:r>
+        <w:br/>
+      </w:r>
+      <w:r>
+        <w:t>никто не в силах отпустить Шринивасу.</w:t>
+      </w:r>
+    </w:p>
+    <w:p>
+      <w:pPr>
+        <w:spacing w:after="60"/>
+        <w:ind w:left="510" w:hanging="510"/>
+      </w:pPr>
+      <w:r>
+        <w:rPr>
+          <w:b/>
+          <w:i w:val="0"/>
+        </w:rPr>
+        <w:t>291.</w:t>
+      </w:r>
+      <w:r>
+        <w:t xml:space="preserve"> В смятении все простились с ним;</w:t>
+      </w:r>
+      <w:r>
+        <w:br/>
+      </w:r>
+      <w:r>
+        <w:t>то, что они говорили, невозможно описать.</w:t>
+      </w:r>
+    </w:p>
+    <w:p>
+      <w:pPr>
+        <w:spacing w:after="60"/>
+        <w:ind w:left="510" w:hanging="510"/>
+      </w:pPr>
+      <w:r>
+        <w:rPr>
+          <w:b/>
+          <w:i w:val="0"/>
+        </w:rPr>
+        <w:t>292.</w:t>
+      </w:r>
+      <w:r>
+        <w:t xml:space="preserve"> «Увы, увы! Пусть все беды его лягут на нас!» —</w:t>
+      </w:r>
+      <w:r>
+        <w:br/>
+      </w:r>
+      <w:r>
+        <w:t>так все стояли и смотрели ему вслед.</w:t>
+      </w:r>
+      <w:r>
+        <w:rPr>
+          <w:b w:val="0"/>
+          <w:i w:val="0"/>
+          <w:vertAlign w:val="superscript"/>
+        </w:rPr>
+        <w:t>16</w:t>
+      </w:r>
+    </w:p>
+    <w:p>
+      <w:pPr>
+        <w:spacing w:after="60"/>
+        <w:ind w:left="510" w:hanging="510"/>
+      </w:pPr>
+      <w:r>
+        <w:rPr>
+          <w:b/>
+          <w:i w:val="0"/>
+        </w:rPr>
+        <w:t>293.</w:t>
+      </w:r>
+      <w:r>
+        <w:t xml:space="preserve"> Кое-кто проводил его немного</w:t>
+      </w:r>
+      <w:r>
+        <w:br/>
+      </w:r>
+      <w:r>
+        <w:t>и нашёл ему добрых спутников до Гауды.</w:t>
+      </w:r>
+    </w:p>
+    <w:p>
+      <w:pPr>
+        <w:spacing w:after="60"/>
+        <w:ind w:left="510" w:hanging="510"/>
+      </w:pPr>
+      <w:r>
+        <w:rPr>
+          <w:b/>
+          <w:i w:val="0"/>
+        </w:rPr>
+        <w:t>294.</w:t>
+      </w:r>
+      <w:r>
+        <w:t xml:space="preserve"> «Шриниваса ушёл в землю Гауды», —</w:t>
+      </w:r>
+      <w:r>
+        <w:br/>
+      </w:r>
+      <w:r>
+        <w:t>сообщили все Пандиту Госвами.</w:t>
+      </w:r>
+    </w:p>
+    <w:p>
+      <w:pPr>
+        <w:spacing w:after="60"/>
+        <w:ind w:left="510" w:hanging="510"/>
+      </w:pPr>
+      <w:r>
+        <w:rPr>
+          <w:b/>
+          <w:i w:val="0"/>
+        </w:rPr>
+        <w:t>295.</w:t>
+      </w:r>
+      <w:r>
+        <w:t xml:space="preserve"> Что сталось с ним, когда он отослал Шринивасу, —</w:t>
+      </w:r>
+      <w:r>
+        <w:br/>
+      </w:r>
+      <w:r>
+        <w:t>как мне это сказать? Все были встревожены.</w:t>
+      </w:r>
+    </w:p>
+    <w:p>
+      <w:pPr>
+        <w:spacing w:after="60"/>
+        <w:ind w:left="510" w:hanging="510"/>
+      </w:pPr>
+      <w:r>
+        <w:rPr>
+          <w:b/>
+          <w:i w:val="0"/>
+        </w:rPr>
+        <w:t>296.</w:t>
+      </w:r>
+      <w:r>
+        <w:t xml:space="preserve"> А Шриниваса тем временем непрестанно думает:</w:t>
+      </w:r>
+      <w:r>
+        <w:br/>
+      </w:r>
+      <w:r>
+        <w:t>«Удостоюсь ли я снова даршана Шри Госани?»</w:t>
+      </w:r>
+    </w:p>
+    <w:p>
+      <w:pPr>
+        <w:spacing w:after="60"/>
+        <w:ind w:left="510" w:hanging="510"/>
+      </w:pPr>
+      <w:r>
+        <w:rPr>
+          <w:b/>
+          <w:i w:val="0"/>
+        </w:rPr>
+        <w:t>297.</w:t>
+      </w:r>
+      <w:r>
+        <w:t xml:space="preserve"> С такими опасениями, думая о его стопах,</w:t>
+      </w:r>
+      <w:r>
+        <w:br/>
+      </w:r>
+      <w:r>
+        <w:t>он без помех, но в смятении, пришёл в Кханду.</w:t>
+      </w:r>
+    </w:p>
+    <w:p>
+      <w:pPr>
+        <w:spacing w:after="60"/>
+        <w:ind w:left="510" w:hanging="510"/>
+      </w:pPr>
+      <w:r>
+        <w:rPr>
+          <w:b/>
+          <w:i w:val="0"/>
+        </w:rPr>
+        <w:t>298.</w:t>
+      </w:r>
+      <w:r>
+        <w:t xml:space="preserve"> Увидев Шринивасу, Тхакур Нарахари</w:t>
+      </w:r>
+      <w:r>
+        <w:br/>
+      </w:r>
+      <w:r>
+        <w:t>заплакал, обняв Шринивасу за шею.</w:t>
+      </w:r>
+    </w:p>
+    <w:p>
+      <w:pPr>
+        <w:spacing w:after="60"/>
+        <w:ind w:left="510" w:hanging="510"/>
+      </w:pPr>
+      <w:r>
+        <w:rPr>
+          <w:b/>
+          <w:i w:val="0"/>
+        </w:rPr>
+        <w:t>299.</w:t>
+      </w:r>
+      <w:r>
+        <w:t xml:space="preserve"> Он заботливо расспрашивает Шринивасу о новостях;</w:t>
+      </w:r>
+      <w:r>
+        <w:br/>
+      </w:r>
+      <w:r>
+        <w:t>Шриниваса говорит, а из глаз его текут слёзы.</w:t>
+      </w:r>
+    </w:p>
+    <w:p>
+      <w:pPr>
+        <w:spacing w:after="60"/>
+        <w:ind w:left="510" w:hanging="510"/>
+      </w:pPr>
+      <w:r>
+        <w:rPr>
+          <w:b/>
+          <w:i w:val="0"/>
+        </w:rPr>
+        <w:t>300.</w:t>
+      </w:r>
+      <w:r>
+        <w:t xml:space="preserve"> Каково спутникам Господа в разлуке с Господом —</w:t>
+      </w:r>
+      <w:r>
+        <w:br/>
+      </w:r>
+      <w:r>
+        <w:t>этого он подробно рассказать не может, так смятено его сердце.</w:t>
+      </w:r>
+    </w:p>
+    <w:p>
+      <w:pPr>
+        <w:spacing w:after="60"/>
+        <w:ind w:left="510" w:hanging="510"/>
+      </w:pPr>
+      <w:r>
+        <w:rPr>
+          <w:b/>
+          <w:i w:val="0"/>
+        </w:rPr>
+        <w:t>301.</w:t>
+      </w:r>
+      <w:r>
+        <w:t xml:space="preserve"> Рассказывая о Пандите Госани,</w:t>
+      </w:r>
+      <w:r>
+        <w:br/>
+      </w:r>
+      <w:r>
+        <w:t>он упал на землю без чувств.</w:t>
+      </w:r>
+    </w:p>
+    <w:p>
+      <w:pPr>
+        <w:spacing w:after="60"/>
+        <w:ind w:left="510" w:hanging="510"/>
+      </w:pPr>
+      <w:r>
+        <w:rPr>
+          <w:b/>
+          <w:i w:val="0"/>
+        </w:rPr>
+        <w:t>302.</w:t>
+      </w:r>
+      <w:r>
+        <w:t xml:space="preserve"> Видя состояние Шринивасы, Прабху Нарахари</w:t>
+      </w:r>
+      <w:r>
+        <w:br/>
+      </w:r>
+      <w:r>
+        <w:t>с великим трудом успокоил его, прижав к груди.</w:t>
+      </w:r>
+    </w:p>
+    <w:p>
+      <w:pPr>
+        <w:spacing w:after="60"/>
+        <w:ind w:left="510" w:hanging="510"/>
+      </w:pPr>
+      <w:r>
+        <w:rPr>
+          <w:b/>
+          <w:i w:val="0"/>
+        </w:rPr>
+        <w:t>303.</w:t>
+      </w:r>
+      <w:r>
+        <w:t xml:space="preserve"> Шри Рагхунандана и прочие владыки —</w:t>
+      </w:r>
+      <w:r>
+        <w:br/>
+      </w:r>
+      <w:r>
+        <w:t>видя Шринивасу, никто не мог сохранить спокойствие.</w:t>
+      </w:r>
+    </w:p>
+    <w:p>
+      <w:pPr>
+        <w:spacing w:after="60"/>
+        <w:ind w:left="510" w:hanging="510"/>
+      </w:pPr>
+      <w:r>
+        <w:rPr>
+          <w:b/>
+          <w:i w:val="0"/>
+        </w:rPr>
+        <w:t>304.</w:t>
+      </w:r>
+      <w:r>
+        <w:t xml:space="preserve"> Что там было, разве могу я рассказать?</w:t>
+      </w:r>
+      <w:r>
+        <w:br/>
+      </w:r>
+      <w:r>
+        <w:t>Всех успокоил Шри Тхакур Нарахари.</w:t>
+      </w:r>
+    </w:p>
+    <w:p>
+      <w:pPr>
+        <w:spacing w:after="60"/>
+        <w:ind w:left="510" w:hanging="510"/>
+      </w:pPr>
+      <w:r>
+        <w:rPr>
+          <w:b/>
+          <w:i w:val="0"/>
+        </w:rPr>
+        <w:t>305.</w:t>
+      </w:r>
+      <w:r>
+        <w:t xml:space="preserve"> Шриниваса провёл ту ночь в Кханде,</w:t>
+      </w:r>
+      <w:r>
+        <w:br/>
+      </w:r>
+      <w:r>
+        <w:t>а утром снова отправился по дороге в Кшетру.</w:t>
+      </w:r>
+    </w:p>
+    <w:p>
+      <w:pPr>
+        <w:spacing w:after="60"/>
+        <w:ind w:left="510" w:hanging="510"/>
+      </w:pPr>
+      <w:r>
+        <w:rPr>
+          <w:b/>
+          <w:i w:val="0"/>
+        </w:rPr>
+        <w:t>306.</w:t>
+      </w:r>
+      <w:r>
+        <w:t xml:space="preserve"> Он думает про себя: «Придя к Госани,</w:t>
+      </w:r>
+      <w:r>
+        <w:br/>
+      </w:r>
+      <w:r>
+        <w:t>на этот раз я останусь, нарушив его приказ».</w:t>
+      </w:r>
+    </w:p>
+    <w:p>
+      <w:pPr>
+        <w:spacing w:after="60"/>
+        <w:ind w:left="510" w:hanging="510"/>
+      </w:pPr>
+      <w:r>
+        <w:rPr>
+          <w:b/>
+          <w:i w:val="0"/>
+        </w:rPr>
+        <w:t>307.</w:t>
+      </w:r>
+      <w:r>
+        <w:t xml:space="preserve"> Пока такие мысли возникали в его сердце,</w:t>
+      </w:r>
+      <w:r>
+        <w:br/>
+      </w:r>
+      <w:r>
+        <w:t>он увидел, что издали идут какие-то люди.</w:t>
+      </w:r>
+    </w:p>
+    <w:p>
+      <w:pPr>
+        <w:spacing w:after="60"/>
+        <w:ind w:left="510" w:hanging="510"/>
+      </w:pPr>
+      <w:r>
+        <w:rPr>
+          <w:b/>
+          <w:i w:val="0"/>
+        </w:rPr>
+        <w:t>308.</w:t>
+      </w:r>
+      <w:r>
+        <w:t xml:space="preserve"> Встревоженно расспрашивает он их о новостях;</w:t>
+      </w:r>
+      <w:r>
+        <w:br/>
+      </w:r>
+      <w:r>
+        <w:t>но кто что скажет? У всех разрывается сердце.</w:t>
+      </w:r>
+    </w:p>
+    <w:p>
+      <w:pPr>
+        <w:spacing w:after="60"/>
+        <w:ind w:left="510" w:hanging="510"/>
+      </w:pPr>
+      <w:r>
+        <w:rPr>
+          <w:b/>
+          <w:i w:val="0"/>
+        </w:rPr>
+        <w:t>309.</w:t>
+      </w:r>
+      <w:r>
+        <w:t xml:space="preserve"> Наконец они, рыдая, сказали:</w:t>
+      </w:r>
+      <w:r>
+        <w:br/>
+      </w:r>
+      <w:r>
+        <w:t>«Шри Пандит Госвами скрылся от взоров».</w:t>
+      </w:r>
+    </w:p>
+    <w:p>
+      <w:pPr>
+        <w:spacing w:after="60"/>
+        <w:ind w:left="510" w:hanging="510"/>
+      </w:pPr>
+      <w:r>
+        <w:rPr>
+          <w:b/>
+          <w:i w:val="0"/>
+        </w:rPr>
+        <w:t>310.</w:t>
+      </w:r>
+      <w:r>
+        <w:t xml:space="preserve"> Поражённый этими словами, как ударом молнии,</w:t>
+      </w:r>
+      <w:r>
+        <w:br/>
+      </w:r>
+      <w:r>
+        <w:t>Шриниваса без чувств упал на землю.</w:t>
+      </w:r>
+    </w:p>
+    <w:p>
+      <w:pPr>
+        <w:spacing w:after="60"/>
+        <w:ind w:left="510" w:hanging="510"/>
+      </w:pPr>
+      <w:r>
+        <w:rPr>
+          <w:b/>
+          <w:i w:val="0"/>
+        </w:rPr>
+        <w:t>311.</w:t>
+      </w:r>
+      <w:r>
+        <w:t xml:space="preserve"> Видя Шринивасу, все восклицают: «Увы, увы!</w:t>
+      </w:r>
+      <w:r>
+        <w:br/>
+      </w:r>
+      <w:r>
+        <w:t>Зачем мы сказали ему это?»</w:t>
+      </w:r>
+    </w:p>
+    <w:p>
+      <w:pPr>
+        <w:spacing w:after="60"/>
+        <w:ind w:left="510" w:hanging="510"/>
+      </w:pPr>
+      <w:r>
+        <w:rPr>
+          <w:b/>
+          <w:i w:val="0"/>
+        </w:rPr>
+        <w:t>312.</w:t>
+      </w:r>
+      <w:r>
+        <w:t xml:space="preserve"> Кто-то говорит: «Раз спросили — пришлось сказать.</w:t>
+      </w:r>
+      <w:r>
+        <w:br/>
+      </w:r>
+      <w:r>
+        <w:t>Теперь сделайте так, чтобы он остался жив».</w:t>
+      </w:r>
+    </w:p>
+    <w:p>
+      <w:pPr>
+        <w:spacing w:after="60"/>
+        <w:ind w:left="510" w:hanging="510"/>
+      </w:pPr>
+      <w:r>
+        <w:rPr>
+          <w:b/>
+          <w:i w:val="0"/>
+        </w:rPr>
+        <w:t>313.</w:t>
+      </w:r>
+      <w:r>
+        <w:t xml:space="preserve"> Все в смятении, взявшись за Шринивасу,</w:t>
+      </w:r>
+      <w:r>
+        <w:br/>
+      </w:r>
+      <w:r>
+        <w:t>разными способами привели его в чувство.</w:t>
+      </w:r>
+    </w:p>
+    <w:p>
+      <w:pPr>
+        <w:spacing w:after="60"/>
+        <w:ind w:left="510" w:hanging="510"/>
+      </w:pPr>
+      <w:r>
+        <w:rPr>
+          <w:b/>
+          <w:i w:val="0"/>
+        </w:rPr>
+        <w:t>314.</w:t>
+      </w:r>
+      <w:r>
+        <w:t xml:space="preserve"> Шриниваса посмотрел на них,</w:t>
+      </w:r>
+      <w:r>
+        <w:br/>
+      </w:r>
+      <w:r>
+        <w:t>ударяет себя рукой по голове; сердце его разрывается.</w:t>
+      </w:r>
+    </w:p>
+    <w:p>
+      <w:pPr>
+        <w:spacing w:after="60"/>
+        <w:ind w:left="510" w:hanging="510"/>
+      </w:pPr>
+      <w:r>
+        <w:rPr>
+          <w:b/>
+          <w:i w:val="0"/>
+        </w:rPr>
+        <w:t>315.</w:t>
+      </w:r>
+      <w:r>
+        <w:t xml:space="preserve"> «Ха, ха, Прабху Гададхара!» — говорит он снова и снова,</w:t>
+      </w:r>
+      <w:r>
+        <w:br/>
+      </w:r>
+      <w:r>
+        <w:t>тяжело вздыхает, из глаз его льются слёзы.</w:t>
+      </w:r>
+    </w:p>
+    <w:p>
+      <w:pPr>
+        <w:spacing w:after="60"/>
+        <w:ind w:left="510" w:hanging="510"/>
+      </w:pPr>
+      <w:r>
+        <w:rPr>
+          <w:b/>
+          <w:i w:val="0"/>
+        </w:rPr>
+        <w:t>316.</w:t>
+      </w:r>
+      <w:r>
+        <w:t xml:space="preserve"> То говорит: «О Прабху, ты был безжалостен:</w:t>
+      </w:r>
+      <w:r>
+        <w:br/>
+      </w:r>
+      <w:r>
+        <w:t>вот почему ты отослал меня, неразумного!»</w:t>
+      </w:r>
+    </w:p>
+    <w:p>
+      <w:pPr>
+        <w:spacing w:after="60"/>
+        <w:ind w:left="510" w:hanging="510"/>
+      </w:pPr>
+      <w:r>
+        <w:rPr>
+          <w:b/>
+          <w:i w:val="0"/>
+        </w:rPr>
+        <w:t>317.</w:t>
+      </w:r>
+      <w:r>
+        <w:t xml:space="preserve"> Многое говорит он так, горестно стеная;</w:t>
+      </w:r>
+      <w:r>
+        <w:br/>
+      </w:r>
+      <w:r>
+        <w:t>слыша эти слова, плачут звери и птицы.</w:t>
+      </w:r>
+    </w:p>
+    <w:p>
+      <w:pPr>
+        <w:spacing w:after="60"/>
+        <w:ind w:left="510" w:hanging="510"/>
+      </w:pPr>
+      <w:r>
+        <w:rPr>
+          <w:b/>
+          <w:i w:val="0"/>
+        </w:rPr>
+        <w:t>318.</w:t>
+      </w:r>
+      <w:r>
+        <w:t xml:space="preserve"> Глубокой ночью, когда тело его неподвижно покоилось во сне,</w:t>
+      </w:r>
+      <w:r>
+        <w:br/>
+      </w:r>
+      <w:r>
+        <w:t>Гададхара явился ему во сне и утешил его.</w:t>
+      </w:r>
+    </w:p>
+    <w:p>
+      <w:pPr>
+        <w:spacing w:after="60"/>
+        <w:ind w:left="510" w:hanging="510"/>
+      </w:pPr>
+      <w:r>
+        <w:rPr>
+          <w:b/>
+          <w:i w:val="0"/>
+        </w:rPr>
+        <w:t>319.</w:t>
+      </w:r>
+      <w:r>
+        <w:t xml:space="preserve"> И всё же Шриниваса не может обрести стойкость;</w:t>
+      </w:r>
+      <w:r>
+        <w:br/>
+      </w:r>
+      <w:r>
+        <w:t>он плачет, повторяя: «Ха, ха, Прабху Гаура, Гададхара!»</w:t>
+      </w:r>
+    </w:p>
+    <w:p>
+      <w:pPr>
+        <w:spacing w:after="60"/>
+        <w:ind w:left="510" w:hanging="510"/>
+      </w:pPr>
+      <w:r>
+        <w:rPr>
+          <w:b/>
+          <w:i w:val="0"/>
+        </w:rPr>
+        <w:t>320.</w:t>
+      </w:r>
+      <w:r>
+        <w:t xml:space="preserve"> Почти обезумев, он бродит вокруг селения Джаджпур,</w:t>
+      </w:r>
+      <w:r>
+        <w:rPr>
+          <w:b w:val="0"/>
+          <w:i w:val="0"/>
+          <w:vertAlign w:val="superscript"/>
+        </w:rPr>
+        <w:t>17</w:t>
+      </w:r>
+      <w:r>
+        <w:br/>
+      </w:r>
+      <w:r>
+        <w:t>сам не помня, как далеко.</w:t>
+      </w:r>
+    </w:p>
+    <w:p>
+      <w:pPr>
+        <w:spacing w:after="60"/>
+        <w:ind w:left="510" w:hanging="510"/>
+      </w:pPr>
+      <w:r>
+        <w:rPr>
+          <w:b/>
+          <w:i w:val="0"/>
+        </w:rPr>
+        <w:t>321.</w:t>
+      </w:r>
+      <w:r>
+        <w:t xml:space="preserve"> Однажды во сне [Гададхара] вместе с Гаурой</w:t>
+      </w:r>
+      <w:r>
+        <w:br/>
+      </w:r>
+      <w:r>
+        <w:t>с любовью и заботой успокоили Шринивасу:</w:t>
+      </w:r>
+    </w:p>
+    <w:p>
+      <w:pPr>
+        <w:spacing w:after="60"/>
+        <w:ind w:left="510" w:hanging="510"/>
+      </w:pPr>
+      <w:r>
+        <w:rPr>
+          <w:b/>
+          <w:i w:val="0"/>
+        </w:rPr>
+        <w:t>322.</w:t>
+      </w:r>
+      <w:r>
+        <w:t xml:space="preserve"> «Иди через Навадвипу скорее во Вриндаван».</w:t>
+      </w:r>
+      <w:r>
+        <w:br/>
+      </w:r>
+      <w:r>
+        <w:t>Сказав так, оба скрылись.</w:t>
+      </w:r>
+    </w:p>
+    <w:p>
+      <w:pPr>
+        <w:spacing w:after="60"/>
+        <w:ind w:left="510" w:hanging="510"/>
+      </w:pPr>
+      <w:r>
+        <w:rPr>
+          <w:b/>
+          <w:i w:val="0"/>
+        </w:rPr>
+        <w:t>323.</w:t>
+      </w:r>
+      <w:r>
+        <w:t xml:space="preserve"> Проснувшись, Шриниваса не мог успокоиться</w:t>
+      </w:r>
+      <w:r>
+        <w:br/>
+      </w:r>
+      <w:r>
+        <w:t>и на рассвете отправился в землю Гауды.</w:t>
+      </w:r>
+    </w:p>
+    <w:p>
+      <w:pPr>
+        <w:spacing w:after="60"/>
+        <w:ind w:left="510" w:hanging="510"/>
+      </w:pPr>
+      <w:r>
+        <w:rPr>
+          <w:b/>
+          <w:i w:val="0"/>
+        </w:rPr>
+        <w:t>324.</w:t>
+      </w:r>
+      <w:r>
+        <w:t xml:space="preserve"> В любовном порыве из глаз его непрестанно текут слёзы;</w:t>
+      </w:r>
+      <w:r>
+        <w:br/>
+      </w:r>
+      <w:r>
+        <w:t>кто хоть раз увидит его, тот не может сдержать себя.</w:t>
+      </w:r>
+    </w:p>
+    <w:p>
+      <w:pPr>
+        <w:spacing w:after="60"/>
+        <w:ind w:left="510" w:hanging="510"/>
+      </w:pPr>
+      <w:r>
+        <w:rPr>
+          <w:b/>
+          <w:i w:val="0"/>
+        </w:rPr>
+        <w:t>325.</w:t>
+      </w:r>
+      <w:r>
+        <w:t xml:space="preserve"> Как дивно он шёл один по большой дороге!</w:t>
+      </w:r>
+      <w:r>
+        <w:br/>
+      </w:r>
+      <w:r>
+        <w:t>По той же дороге шли какие-то люди из Гауды.</w:t>
+      </w:r>
+    </w:p>
+    <w:p>
+      <w:pPr>
+        <w:spacing w:after="60"/>
+        <w:ind w:left="510" w:hanging="510"/>
+      </w:pPr>
+      <w:r>
+        <w:rPr>
+          <w:b/>
+          <w:i w:val="0"/>
+        </w:rPr>
+        <w:t>326.</w:t>
+      </w:r>
+      <w:r>
+        <w:t xml:space="preserve"> Увидев Шринивасу, некоторые говорят:</w:t>
+      </w:r>
+      <w:r>
+        <w:br/>
+      </w:r>
+      <w:r>
+        <w:t>«Мы слышали — это тот самый Шриниваса.</w:t>
+      </w:r>
+    </w:p>
+    <w:p>
+      <w:pPr>
+        <w:spacing w:after="60"/>
+        <w:ind w:left="510" w:hanging="510"/>
+      </w:pPr>
+      <w:r>
+        <w:rPr>
+          <w:b/>
+          <w:i w:val="0"/>
+        </w:rPr>
+        <w:t>327.</w:t>
+      </w:r>
+      <w:r>
+        <w:t xml:space="preserve"> Он недавно идёт с Нилачалы</w:t>
+      </w:r>
+      <w:r>
+        <w:br/>
+      </w:r>
+      <w:r>
+        <w:t>и, верно, ничего не знает о том, что случилось в Гауде».</w:t>
+      </w:r>
+    </w:p>
+    <w:p>
+      <w:pPr>
+        <w:spacing w:after="60"/>
+        <w:ind w:left="510" w:hanging="510"/>
+      </w:pPr>
+      <w:r>
+        <w:rPr>
+          <w:b/>
+          <w:i w:val="0"/>
+        </w:rPr>
+        <w:t>328.</w:t>
+      </w:r>
+      <w:r>
+        <w:t xml:space="preserve"> Говоря так, все подходят ближе,</w:t>
+      </w:r>
+      <w:r>
+        <w:br/>
+      </w:r>
+      <w:r>
+        <w:t>и Шриниваса заботливо расспрашивает их.</w:t>
+      </w:r>
+    </w:p>
+    <w:p>
+      <w:pPr>
+        <w:spacing w:after="60"/>
+        <w:ind w:left="510" w:hanging="510"/>
+      </w:pPr>
+      <w:r>
+        <w:rPr>
+          <w:b/>
+          <w:i w:val="0"/>
+        </w:rPr>
+        <w:t>329.</w:t>
+      </w:r>
+      <w:r>
+        <w:t xml:space="preserve"> «Откуда вы идёте? Почему вы так измождены?» —</w:t>
+      </w:r>
+      <w:r>
+        <w:br/>
+      </w:r>
+      <w:r>
+        <w:t>снова и снова спрашивает он, но не получает ответа.</w:t>
+      </w:r>
+    </w:p>
+    <w:p>
+      <w:pPr>
+        <w:spacing w:after="60"/>
+        <w:ind w:left="510" w:hanging="510"/>
+      </w:pPr>
+      <w:r>
+        <w:rPr>
+          <w:b/>
+          <w:i w:val="0"/>
+        </w:rPr>
+        <w:t>330.</w:t>
+      </w:r>
+      <w:r>
+        <w:t xml:space="preserve"> Наконец один, опустив голову и плача, говорит:</w:t>
+      </w:r>
+      <w:r>
+        <w:br/>
+      </w:r>
+      <w:r>
+        <w:t>«Нитьянанда и Адвайта — оба скрылись от взоров».</w:t>
+      </w:r>
+      <w:r>
+        <w:rPr>
+          <w:b w:val="0"/>
+          <w:i w:val="0"/>
+          <w:vertAlign w:val="superscript"/>
+        </w:rPr>
+        <w:t>18</w:t>
+      </w:r>
+    </w:p>
+    <w:p>
+      <w:pPr>
+        <w:spacing w:after="60"/>
+        <w:ind w:left="510" w:hanging="510"/>
+      </w:pPr>
+      <w:r>
+        <w:rPr>
+          <w:b/>
+          <w:i w:val="0"/>
+        </w:rPr>
+        <w:t>331.</w:t>
+      </w:r>
+      <w:r>
+        <w:t xml:space="preserve"> Едва услышав это, он рухнул на землю</w:t>
+      </w:r>
+      <w:r>
+        <w:br/>
+      </w:r>
+      <w:r>
+        <w:t>и решил: «Не стану больше удерживать жизнь в теле».</w:t>
+      </w:r>
+    </w:p>
+    <w:p>
+      <w:pPr>
+        <w:spacing w:after="60"/>
+        <w:ind w:left="510" w:hanging="510"/>
+      </w:pPr>
+      <w:r>
+        <w:rPr>
+          <w:b/>
+          <w:i w:val="0"/>
+        </w:rPr>
+        <w:t>332.</w:t>
+      </w:r>
+      <w:r>
+        <w:t xml:space="preserve"> Рвя на себе волосы, он бьёт себя по голове;</w:t>
+      </w:r>
+      <w:r>
+        <w:br/>
+      </w:r>
+      <w:r>
+        <w:t>громко рыдает — услышав это, тают и камни.</w:t>
+      </w:r>
+    </w:p>
+    <w:p>
+      <w:pPr>
+        <w:spacing w:after="60"/>
+        <w:ind w:left="510" w:hanging="510"/>
+      </w:pPr>
+      <w:r>
+        <w:rPr>
+          <w:b/>
+          <w:i w:val="0"/>
+        </w:rPr>
+        <w:t>333.</w:t>
+      </w:r>
+      <w:r>
+        <w:t xml:space="preserve"> «Что случилось, что случилось!» — восклицая, он раздирает грудь ногтями</w:t>
+      </w:r>
+      <w:r>
+        <w:br/>
+      </w:r>
+      <w:r>
+        <w:t>и, воздев руки, повторяет снова и снова:</w:t>
+      </w:r>
+    </w:p>
+    <w:p>
+      <w:pPr>
+        <w:spacing w:after="60"/>
+        <w:ind w:left="510" w:hanging="510"/>
+      </w:pPr>
+      <w:r>
+        <w:rPr>
+          <w:b/>
+          <w:i w:val="0"/>
+        </w:rPr>
+        <w:t>334.</w:t>
+      </w:r>
+      <w:r>
+        <w:t xml:space="preserve"> «Ха, ха, Гаура, Нитьянанда, Адвайта, Гададхара!</w:t>
+      </w:r>
+      <w:r>
+        <w:br/>
+      </w:r>
+      <w:r>
+        <w:t>Ха, ха, Сварупа, второе „я“ Господа!</w:t>
+      </w:r>
+    </w:p>
+    <w:p>
+      <w:pPr>
+        <w:spacing w:after="60"/>
+        <w:ind w:left="510" w:hanging="510"/>
+      </w:pPr>
+      <w:r>
+        <w:rPr>
+          <w:b/>
+          <w:i w:val="0"/>
+        </w:rPr>
+        <w:t>335.</w:t>
+      </w:r>
+      <w:r>
+        <w:t xml:space="preserve"> Чтобы заставить такого негодного, как я, вкусить эту скорбь,</w:t>
+      </w:r>
+      <w:r>
+        <w:br/>
+      </w:r>
+      <w:r>
+        <w:t>вы дали мне родиться на земле не вовремя!</w:t>
+      </w:r>
+    </w:p>
+    <w:p>
+      <w:pPr>
+        <w:spacing w:after="60"/>
+        <w:ind w:left="510" w:hanging="510"/>
+      </w:pPr>
+      <w:r>
+        <w:rPr>
+          <w:b/>
+          <w:i w:val="0"/>
+        </w:rPr>
+        <w:t>336.</w:t>
+      </w:r>
+      <w:r>
+        <w:t xml:space="preserve"> Я сделаю то, что следует, — так, чтобы жизнь покинула тело:</w:t>
+      </w:r>
+      <w:r>
+        <w:br/>
+      </w:r>
+      <w:r>
+        <w:t>утром разожгу огонь и войду в него».</w:t>
+      </w:r>
+    </w:p>
+    <w:p>
+      <w:pPr>
+        <w:spacing w:after="60"/>
+        <w:ind w:left="510" w:hanging="510"/>
+      </w:pPr>
+      <w:r>
+        <w:rPr>
+          <w:b/>
+          <w:i w:val="0"/>
+        </w:rPr>
+        <w:t>337.</w:t>
+      </w:r>
+      <w:r>
+        <w:t xml:space="preserve"> Так в великой скорби, сгорая, он провёл остаток ночи;</w:t>
+      </w:r>
+      <w:r>
+        <w:br/>
+      </w:r>
+      <w:r>
+        <w:t>по воле Господа его немного сморил сон.</w:t>
+      </w:r>
+    </w:p>
+    <w:p>
+      <w:pPr>
+        <w:spacing w:after="60"/>
+        <w:ind w:left="510" w:hanging="510"/>
+      </w:pPr>
+      <w:r>
+        <w:rPr>
+          <w:b/>
+          <w:i w:val="0"/>
+        </w:rPr>
+        <w:t>338.</w:t>
+      </w:r>
+      <w:r>
+        <w:t xml:space="preserve"> И вот как бы во сне милостивые Нитьянанда и Адвайта</w:t>
+      </w:r>
+      <w:r>
+        <w:br/>
+      </w:r>
+      <w:r>
+        <w:t>пришли и явились перед Шринивасой.</w:t>
+      </w:r>
+    </w:p>
+    <w:p>
+      <w:pPr>
+        <w:spacing w:after="60"/>
+        <w:ind w:left="510" w:hanging="510"/>
+      </w:pPr>
+      <w:r>
+        <w:rPr>
+          <w:b/>
+          <w:i w:val="0"/>
+        </w:rPr>
+        <w:t>339.</w:t>
+      </w:r>
+      <w:r>
+        <w:t xml:space="preserve"> Как дивно тело Нитая цвета золота с багрянцем:</w:t>
+      </w:r>
+      <w:r>
+        <w:br/>
+      </w:r>
+      <w:r>
+        <w:t>оно сверкает, затмевая утреннее солнце.</w:t>
+      </w:r>
+    </w:p>
+    <w:p>
+      <w:pPr>
+        <w:spacing w:after="60"/>
+        <w:ind w:left="510" w:hanging="510"/>
+      </w:pPr>
+      <w:r>
+        <w:rPr>
+          <w:b/>
+          <w:i w:val="0"/>
+        </w:rPr>
+        <w:t>340.</w:t>
+      </w:r>
+      <w:r>
+        <w:t xml:space="preserve"> Сладкая красота, пропитанная нектаром любви;</w:t>
+      </w:r>
+      <w:r>
+        <w:br/>
+      </w:r>
+      <w:r>
+        <w:t>перед этой юной грацией меркнут миллионы Маданов.</w:t>
+      </w:r>
+    </w:p>
+    <w:p>
+      <w:pPr>
+        <w:spacing w:after="60"/>
+        <w:ind w:left="510" w:hanging="510"/>
+      </w:pPr>
+      <w:r>
+        <w:rPr>
+          <w:b/>
+          <w:i w:val="0"/>
+        </w:rPr>
+        <w:t>341.</w:t>
+      </w:r>
+      <w:r>
+        <w:t xml:space="preserve"> Как дивно прекрасен Его лик, и на нём нежная улыбка —</w:t>
+      </w:r>
+      <w:r>
+        <w:br/>
+      </w:r>
+      <w:r>
+        <w:t>словно сияние миллионов чистейших лун.</w:t>
+      </w:r>
+    </w:p>
+    <w:p>
+      <w:pPr>
+        <w:spacing w:after="60"/>
+        <w:ind w:left="510" w:hanging="510"/>
+      </w:pPr>
+      <w:r>
+        <w:rPr>
+          <w:b/>
+          <w:i w:val="0"/>
+        </w:rPr>
+        <w:t>342.</w:t>
+      </w:r>
+      <w:r>
+        <w:t xml:space="preserve"> На голове — прекрасные кудри, на лбу — прелестная тилака;</w:t>
+      </w:r>
+      <w:r>
+        <w:br/>
+      </w:r>
+      <w:r>
+        <w:t>в ушах — серьги, сверкающие у щёк.</w:t>
+      </w:r>
+    </w:p>
+    <w:p>
+      <w:pPr>
+        <w:spacing w:after="60"/>
+        <w:ind w:left="510" w:hanging="510"/>
+      </w:pPr>
+      <w:r>
+        <w:rPr>
+          <w:b/>
+          <w:i w:val="0"/>
+        </w:rPr>
+        <w:t>343.</w:t>
+      </w:r>
+      <w:r>
+        <w:t xml:space="preserve"> Брови — как вереница пчёл, глаза — широкие лотосы,</w:t>
+      </w:r>
+      <w:r>
+        <w:br/>
+      </w:r>
+      <w:r>
+        <w:t>нос — как клюв попугая, зубы — как сочные цветы кунды.</w:t>
+      </w:r>
+    </w:p>
+    <w:p>
+      <w:pPr>
+        <w:spacing w:after="60"/>
+        <w:ind w:left="510" w:hanging="510"/>
+      </w:pPr>
+      <w:r>
+        <w:rPr>
+          <w:b/>
+          <w:i w:val="0"/>
+        </w:rPr>
+        <w:t>344.</w:t>
+      </w:r>
+      <w:r>
+        <w:t xml:space="preserve"> Широкая грудь — как сладостно её величие;</w:t>
+      </w:r>
+      <w:r>
+        <w:br/>
+      </w:r>
+      <w:r>
+        <w:t>руки, до колен, — предел красоты.</w:t>
+      </w:r>
+    </w:p>
+    <w:p>
+      <w:pPr>
+        <w:spacing w:after="60"/>
+        <w:ind w:left="510" w:hanging="510"/>
+      </w:pPr>
+      <w:r>
+        <w:rPr>
+          <w:b/>
+          <w:i w:val="0"/>
+        </w:rPr>
+        <w:t>345.</w:t>
+      </w:r>
+      <w:r>
+        <w:t xml:space="preserve"> Пупок, обрамлённый тремя складками, глубок и прелестен;</w:t>
+      </w:r>
+      <w:r>
+        <w:br/>
+      </w:r>
+      <w:r>
+        <w:t>тонкий стан развеивает гордость льва.</w:t>
+      </w:r>
+    </w:p>
+    <w:p>
+      <w:pPr>
+        <w:spacing w:after="60"/>
+        <w:ind w:left="510" w:hanging="510"/>
+      </w:pPr>
+      <w:r>
+        <w:rPr>
+          <w:b/>
+          <w:i w:val="0"/>
+        </w:rPr>
+        <w:t>346.</w:t>
+      </w:r>
+      <w:r>
+        <w:t xml:space="preserve"> Колени — как перевёрнутые стволы банана — очаровывают мир;</w:t>
+      </w:r>
+      <w:r>
+        <w:br/>
+      </w:r>
+      <w:r>
+        <w:t>браслеты-нупуры на ногах звенят при ходьбе, как вина.</w:t>
+      </w:r>
+    </w:p>
+    <w:p>
+      <w:pPr>
+        <w:spacing w:after="60"/>
+        <w:ind w:left="510" w:hanging="510"/>
+      </w:pPr>
+      <w:r>
+        <w:rPr>
+          <w:b/>
+          <w:i w:val="0"/>
+        </w:rPr>
+        <w:t>347.</w:t>
+      </w:r>
+      <w:r>
+        <w:t xml:space="preserve"> В руке — красивый посох из золота и самоцветов;</w:t>
+      </w:r>
+      <w:r>
+        <w:br/>
+      </w:r>
+      <w:r>
+        <w:t>кто хоть раз увидит Его, у того тает каменное сердце.</w:t>
+      </w:r>
+    </w:p>
+    <w:p>
+      <w:pPr>
+        <w:spacing w:after="60"/>
+        <w:ind w:left="510" w:hanging="510"/>
+      </w:pPr>
+      <w:r>
+        <w:rPr>
+          <w:b/>
+          <w:i w:val="0"/>
+        </w:rPr>
+        <w:t>348.</w:t>
+      </w:r>
+      <w:r>
+        <w:t xml:space="preserve"> Красота Адвайты Госани в высшей степени прекрасна:</w:t>
+      </w:r>
+      <w:r>
+        <w:br/>
+      </w:r>
+      <w:r>
+        <w:t>Его пленительное тело затмевает золотую гору.</w:t>
+      </w:r>
+    </w:p>
+    <w:p>
+      <w:pPr>
+        <w:spacing w:after="60"/>
+        <w:ind w:left="510" w:hanging="510"/>
+      </w:pPr>
+      <w:r>
+        <w:rPr>
+          <w:b/>
+          <w:i w:val="0"/>
+        </w:rPr>
+        <w:t>349.</w:t>
+      </w:r>
+      <w:r>
+        <w:t xml:space="preserve"> На лбу — тилака, на шее — нить туласи;</w:t>
+      </w:r>
+      <w:r>
+        <w:br/>
+      </w:r>
+      <w:r>
+        <w:t>видя Его удлинённые глаза, Кама лишается чувств.</w:t>
+      </w:r>
+    </w:p>
+    <w:p>
+      <w:pPr>
+        <w:spacing w:after="60"/>
+        <w:ind w:left="510" w:hanging="510"/>
+      </w:pPr>
+      <w:r>
+        <w:rPr>
+          <w:b/>
+          <w:i w:val="0"/>
+        </w:rPr>
+        <w:t>350.</w:t>
+      </w:r>
+      <w:r>
+        <w:t xml:space="preserve"> Улыбающийся лик сокрушает гордость луны;</w:t>
+      </w:r>
+      <w:r>
+        <w:br/>
+      </w:r>
+      <w:r>
+        <w:t>от блеска Его зубов будто льётся дождь счастья.</w:t>
+      </w:r>
+    </w:p>
+    <w:p>
+      <w:pPr>
+        <w:spacing w:after="60"/>
+        <w:ind w:left="510" w:hanging="510"/>
+      </w:pPr>
+      <w:r>
+        <w:rPr>
+          <w:b/>
+          <w:i w:val="0"/>
+        </w:rPr>
+        <w:t>351.</w:t>
+      </w:r>
+      <w:r>
+        <w:t xml:space="preserve"> Руки, до колен, затмевают хобот слона;</w:t>
+      </w:r>
+      <w:r>
+        <w:br/>
+      </w:r>
+      <w:r>
+        <w:t>широкая грудь, а как тонок стан!</w:t>
+      </w:r>
+    </w:p>
+    <w:p>
+      <w:pPr>
+        <w:spacing w:after="60"/>
+        <w:ind w:left="510" w:hanging="510"/>
+      </w:pPr>
+      <w:r>
+        <w:rPr>
+          <w:b/>
+          <w:i w:val="0"/>
+        </w:rPr>
+        <w:t>352.</w:t>
+      </w:r>
+      <w:r>
+        <w:t xml:space="preserve"> Несравненны бёдра, прелестна сладость стоп;</w:t>
+      </w:r>
+      <w:r>
+        <w:br/>
+      </w:r>
+      <w:r>
+        <w:t>видя Его, мужчины и женщины мира пьянеют.</w:t>
+      </w:r>
+    </w:p>
+    <w:p>
+      <w:pPr>
+        <w:spacing w:after="60"/>
+        <w:ind w:left="510" w:hanging="510"/>
+      </w:pPr>
+      <w:r>
+        <w:rPr>
+          <w:b/>
+          <w:i w:val="0"/>
+        </w:rPr>
+        <w:t>353.</w:t>
+      </w:r>
+      <w:r>
+        <w:t xml:space="preserve"> Увидев двух таких Владык, Шриниваса</w:t>
+      </w:r>
+      <w:r>
+        <w:br/>
+      </w:r>
+      <w:r>
+        <w:t>заливается слезами, и радость его растёт.</w:t>
+      </w:r>
+    </w:p>
+    <w:p>
+      <w:pPr>
+        <w:spacing w:after="60"/>
+        <w:ind w:left="510" w:hanging="510"/>
+      </w:pPr>
+      <w:r>
+        <w:rPr>
+          <w:b/>
+          <w:i w:val="0"/>
+        </w:rPr>
+        <w:t>354.</w:t>
+      </w:r>
+      <w:r>
+        <w:t xml:space="preserve"> Он упал и простёрся у стоп Их обоих</w:t>
+      </w:r>
+      <w:r>
+        <w:br/>
+      </w:r>
+      <w:r>
+        <w:t>и омыл слезами лотосные стопы обоих.</w:t>
+      </w:r>
+    </w:p>
+    <w:p>
+      <w:pPr>
+        <w:spacing w:after="60"/>
+        <w:ind w:left="510" w:hanging="510"/>
+      </w:pPr>
+      <w:r>
+        <w:rPr>
+          <w:b/>
+          <w:i w:val="0"/>
+        </w:rPr>
+        <w:t>355.</w:t>
+      </w:r>
+      <w:r>
+        <w:t xml:space="preserve"> Нитай и Адвайта, оба, увидев Шринивасу,</w:t>
+      </w:r>
+      <w:r>
+        <w:br/>
+      </w:r>
+      <w:r>
+        <w:t>с радостью в сердце омыли его слезами любви.</w:t>
+      </w:r>
+    </w:p>
+    <w:p>
+      <w:pPr>
+        <w:spacing w:after="60"/>
+        <w:ind w:left="510" w:hanging="510"/>
+      </w:pPr>
+      <w:r>
+        <w:rPr>
+          <w:b/>
+          <w:i w:val="0"/>
+        </w:rPr>
+        <w:t>356.</w:t>
+      </w:r>
+      <w:r>
+        <w:t xml:space="preserve"> Простёрши руки, с сердцем, полным нежности,</w:t>
+      </w:r>
+      <w:r>
+        <w:br/>
+      </w:r>
+      <w:r>
+        <w:t>обняв Шринивасу, Они заботливо утешают его:</w:t>
+      </w:r>
+    </w:p>
+    <w:p>
+      <w:pPr>
+        <w:spacing w:after="60"/>
+        <w:ind w:left="510" w:hanging="510"/>
+      </w:pPr>
+      <w:r>
+        <w:rPr>
+          <w:b/>
+          <w:i w:val="0"/>
+        </w:rPr>
+        <w:t>357.</w:t>
+      </w:r>
+      <w:r>
+        <w:t xml:space="preserve"> «То, что ты задумал, не подобает:</w:t>
+      </w:r>
+      <w:r>
+        <w:br/>
+      </w:r>
+      <w:r>
+        <w:t>через это твоё тело совершится много дел.</w:t>
+      </w:r>
+    </w:p>
+    <w:p>
+      <w:pPr>
+        <w:spacing w:after="60"/>
+        <w:ind w:left="510" w:hanging="510"/>
+      </w:pPr>
+      <w:r>
+        <w:rPr>
+          <w:b/>
+          <w:i w:val="0"/>
+        </w:rPr>
+        <w:t>358.</w:t>
+      </w:r>
+      <w:r>
+        <w:t xml:space="preserve"> В Гауде многие жаждут тебя увидеть;</w:t>
+      </w:r>
+      <w:r>
+        <w:br/>
+      </w:r>
+      <w:r>
+        <w:t>повидав их всех, поскорее иди во Вриндаван».</w:t>
+      </w:r>
+    </w:p>
+    <w:p>
+      <w:pPr>
+        <w:spacing w:after="60"/>
+        <w:ind w:left="510" w:hanging="510"/>
+      </w:pPr>
+      <w:r>
+        <w:rPr>
+          <w:b/>
+          <w:i w:val="0"/>
+        </w:rPr>
+        <w:t>359.</w:t>
+      </w:r>
+      <w:r>
+        <w:t xml:space="preserve"> Сказав много в таком роде, Они успокоили Шринивасу.</w:t>
+      </w:r>
+      <w:r>
+        <w:br/>
+      </w:r>
+      <w:r>
+        <w:t>Снова Шриниваса поклонился стопам Владык.</w:t>
+      </w:r>
+    </w:p>
+    <w:p>
+      <w:pPr>
+        <w:spacing w:after="60"/>
+        <w:ind w:left="510" w:hanging="510"/>
+      </w:pPr>
+      <w:r>
+        <w:rPr>
+          <w:b/>
+          <w:i w:val="0"/>
+        </w:rPr>
+        <w:t>360.</w:t>
+      </w:r>
+      <w:r>
+        <w:t xml:space="preserve"> Они возложили стопы на голову и тело Шринивасы</w:t>
+      </w:r>
+      <w:r>
+        <w:br/>
+      </w:r>
+      <w:r>
+        <w:t>и с величайшей нежностью снова обняли его.</w:t>
+      </w:r>
+    </w:p>
+    <w:p>
+      <w:pPr>
+        <w:spacing w:after="60"/>
+        <w:ind w:left="510" w:hanging="510"/>
+      </w:pPr>
+      <w:r>
+        <w:rPr>
+          <w:b/>
+          <w:i w:val="0"/>
+        </w:rPr>
+        <w:t>361.</w:t>
+      </w:r>
+      <w:r>
+        <w:t xml:space="preserve"> Отпустив Шринивасу, Оба</w:t>
+      </w:r>
+      <w:r>
+        <w:br/>
+      </w:r>
+      <w:r>
+        <w:t>в тот же миг скрылись [вместе с Их] телами.</w:t>
+      </w:r>
+    </w:p>
+    <w:p>
+      <w:pPr>
+        <w:spacing w:after="60"/>
+        <w:ind w:left="510" w:hanging="510"/>
+      </w:pPr>
+      <w:r>
+        <w:rPr>
+          <w:b/>
+          <w:i w:val="0"/>
+        </w:rPr>
+        <w:t>362.</w:t>
+      </w:r>
+      <w:r>
+        <w:t xml:space="preserve"> Проснувшись, Шриниваса пришёл в смятение</w:t>
+      </w:r>
+      <w:r>
+        <w:br/>
+      </w:r>
+      <w:r>
+        <w:t>и на рассвете отправился оттуда в путь.</w:t>
+      </w:r>
+    </w:p>
+    <w:p>
+      <w:pPr>
+        <w:spacing w:after="60"/>
+        <w:ind w:left="510" w:hanging="510"/>
+      </w:pPr>
+      <w:r>
+        <w:rPr>
+          <w:b/>
+          <w:i w:val="0"/>
+        </w:rPr>
+        <w:t>363.</w:t>
+      </w:r>
+      <w:r>
+        <w:t xml:space="preserve"> Через несколько дней он миновал границу Уткалы</w:t>
+      </w:r>
+      <w:r>
+        <w:br/>
+      </w:r>
+      <w:r>
+        <w:t>и через Мадхья-деш вступил в землю Гауды.</w:t>
+      </w:r>
+      <w:r>
+        <w:rPr>
+          <w:b w:val="0"/>
+          <w:i w:val="0"/>
+          <w:vertAlign w:val="superscript"/>
+        </w:rPr>
+        <w:t>19</w:t>
+      </w:r>
+    </w:p>
+    <w:p>
+      <w:pPr>
+        <w:spacing w:after="60"/>
+        <w:ind w:left="510" w:hanging="510"/>
+      </w:pPr>
+      <w:r>
+        <w:rPr>
+          <w:b/>
+          <w:i w:val="0"/>
+        </w:rPr>
+        <w:t>364.</w:t>
+      </w:r>
+      <w:r>
+        <w:t xml:space="preserve"> Что было, когда он пришёл в Кханду и увиделся с дорогими [спутниками] Господа, —</w:t>
+      </w:r>
+      <w:r>
+        <w:br/>
+      </w:r>
+      <w:r>
+        <w:t>этого я не могу описать.</w:t>
+      </w:r>
+    </w:p>
+    <w:p>
+      <w:pPr>
+        <w:spacing w:after="60"/>
+        <w:ind w:left="510" w:hanging="510"/>
+      </w:pPr>
+      <w:r>
+        <w:rPr>
+          <w:b/>
+          <w:i w:val="0"/>
+        </w:rPr>
+        <w:t>365.</w:t>
+      </w:r>
+      <w:r>
+        <w:t xml:space="preserve"> Вспомнив повеление, данное Шри Прабху во сне,</w:t>
+      </w:r>
+      <w:r>
+        <w:br/>
+      </w:r>
+      <w:r>
+        <w:t>он направился по дороге в Навадвипу.</w:t>
+      </w:r>
+    </w:p>
+    <w:p>
+      <w:pPr>
+        <w:spacing w:after="60"/>
+        <w:ind w:left="510" w:hanging="510"/>
+      </w:pPr>
+      <w:r>
+        <w:rPr>
+          <w:b/>
+          <w:i w:val="0"/>
+        </w:rPr>
+        <w:t>366.</w:t>
+      </w:r>
+      <w:r>
+        <w:t xml:space="preserve"> Слыша от людей вести о Надии,</w:t>
+      </w:r>
+      <w:r>
+        <w:br/>
+      </w:r>
+      <w:r>
+        <w:t>он не может сдержаться: из глаз его текут слёзы.</w:t>
+      </w:r>
+    </w:p>
+    <w:p>
+      <w:pPr>
+        <w:spacing w:after="60"/>
+        <w:ind w:left="510" w:hanging="510"/>
+      </w:pPr>
+      <w:r>
+        <w:rPr>
+          <w:b/>
+          <w:i w:val="0"/>
+        </w:rPr>
+        <w:t>367.</w:t>
+      </w:r>
+      <w:r>
+        <w:t xml:space="preserve"> По дороге в Навадвипу тревога в нём всё растёт:</w:t>
+      </w:r>
+      <w:r>
+        <w:br/>
+      </w:r>
+      <w:r>
+        <w:t>путь в два дня он проходит за один.</w:t>
+      </w:r>
+    </w:p>
+    <w:p>
+      <w:pPr>
+        <w:spacing w:after="60"/>
+        <w:ind w:left="510" w:hanging="510"/>
+      </w:pPr>
+      <w:r>
+        <w:rPr>
+          <w:b/>
+          <w:i w:val="0"/>
+        </w:rPr>
+        <w:t>368.</w:t>
+      </w:r>
+      <w:r>
+        <w:t xml:space="preserve"> Что поднималось в его сердце по пути —</w:t>
+      </w:r>
+      <w:r>
+        <w:br/>
+      </w:r>
+      <w:r>
+        <w:t>кто сможет описать это одними устами?</w:t>
+      </w:r>
+    </w:p>
+    <w:p>
+      <w:pPr>
+        <w:spacing w:after="60"/>
+        <w:ind w:left="510" w:hanging="510"/>
+      </w:pPr>
+      <w:r>
+        <w:rPr>
+          <w:b/>
+          <w:i w:val="0"/>
+        </w:rPr>
+        <w:t>369.</w:t>
+      </w:r>
+      <w:r>
+        <w:t xml:space="preserve"> Таков этот путь Шри Шринивасы в Надию:</w:t>
+      </w:r>
+      <w:r>
+        <w:br/>
+      </w:r>
+      <w:r>
+        <w:t>кто слушает о нём, обретает сокровище бхакти.</w:t>
+      </w:r>
+    </w:p>
+    <w:p>
+      <w:pPr>
+        <w:spacing w:after="60"/>
+        <w:ind w:left="510" w:hanging="510"/>
+      </w:pPr>
+      <w:r>
+        <w:rPr>
+          <w:b/>
+          <w:i w:val="0"/>
+        </w:rPr>
+        <w:t>370.</w:t>
+      </w:r>
+      <w:r>
+        <w:t xml:space="preserve"> Размышляя о стопах Шринивасы Ачарьи,</w:t>
+      </w:r>
+      <w:r>
+        <w:br/>
+      </w:r>
+      <w:r>
+        <w:t>«Бхакти-ратнакару» рассказывает Нарахари Дас.</w:t>
+      </w:r>
+    </w:p>
+    <w:p>
+      <w:pPr>
+        <w:spacing w:after="60"/>
+        <w:jc w:val="both"/>
+      </w:pPr>
+      <w:r>
+        <w:rPr>
+          <w:b w:val="0"/>
+          <w:i/>
+        </w:rPr>
+        <w:t>Так в «Шри Бхакти-ратнакаре», в описании жизни Шринивасы Ачарьи, заканчивается третья волна, называемая «Его путь в Нилачалу и возвращение в Гауду».</w:t>
+      </w:r>
+    </w:p>
+    <w:p>
+      <w:pPr>
+        <w:spacing w:after="60"/>
+        <w:ind w:left="283"/>
+      </w:pPr>
+      <w:r>
+        <w:rPr>
+          <w:b/>
+          <w:i w:val="0"/>
+          <w:sz w:val="18"/>
+        </w:rPr>
+        <w:t>1.</w:t>
+      </w:r>
+      <w:r>
+        <w:rPr>
+          <w:sz w:val="18"/>
+        </w:rPr>
+        <w:t xml:space="preserve"> «Мой Шри Тхакур» — по-видимому, гуру автора (в изд. 1888 и 1912/13 гг. так же).</w:t>
+      </w:r>
+    </w:p>
+    <w:p>
+      <w:pPr>
+        <w:spacing w:after="60"/>
+        <w:ind w:left="283"/>
+      </w:pPr>
+      <w:r>
+        <w:rPr>
+          <w:b/>
+          <w:i w:val="0"/>
+          <w:sz w:val="18"/>
+        </w:rPr>
+        <w:t>2.</w:t>
+      </w:r>
+      <w:r>
+        <w:rPr>
+          <w:sz w:val="18"/>
+        </w:rPr>
+        <w:t xml:space="preserve"> ЧЧ Антья 19.20–21 — загадка (тарджа) Адвайты, переданная Господу Джагаданандой; смысл её намеренно тёмен. Слово «баул» — «безумец», «аул» — «смятение, безумие».</w:t>
+      </w:r>
+    </w:p>
+    <w:p>
+      <w:pPr>
+        <w:spacing w:after="60"/>
+        <w:ind w:left="283"/>
+      </w:pPr>
+      <w:r>
+        <w:rPr>
+          <w:b/>
+          <w:i w:val="0"/>
+          <w:sz w:val="18"/>
+        </w:rPr>
+        <w:t>3.</w:t>
+      </w:r>
+      <w:r>
+        <w:rPr>
+          <w:sz w:val="18"/>
+        </w:rPr>
+        <w:t xml:space="preserve"> «Нава-падья» («Девять стихов») Нрисимхи Кавираджи — сочинение о Шринивасе; дальше Нарахари приводит из неё и другие шлоки.</w:t>
+      </w:r>
+    </w:p>
+    <w:p>
+      <w:pPr>
+        <w:spacing w:after="60"/>
+        <w:ind w:left="283"/>
+      </w:pPr>
+      <w:r>
+        <w:rPr>
+          <w:b/>
+          <w:i w:val="0"/>
+          <w:sz w:val="18"/>
+        </w:rPr>
+        <w:t>4.</w:t>
+      </w:r>
+      <w:r>
+        <w:rPr>
+          <w:sz w:val="18"/>
+        </w:rPr>
+        <w:t xml:space="preserve"> Нарендра-саровара в Пури, где Господь с преданными устраивал водные игры (ср. ЧЧ). Объяснение названия по именам царя Нарендры и министра Шаучи — Нарахари.</w:t>
+      </w:r>
+    </w:p>
+    <w:p>
+      <w:pPr>
+        <w:spacing w:after="60"/>
+        <w:ind w:left="283"/>
+      </w:pPr>
+      <w:r>
+        <w:rPr>
+          <w:b/>
+          <w:i w:val="0"/>
+          <w:sz w:val="18"/>
+        </w:rPr>
+        <w:t>5.</w:t>
+      </w:r>
+      <w:r>
+        <w:rPr>
+          <w:sz w:val="18"/>
+        </w:rPr>
+        <w:t xml:space="preserve"> Маркандея-саровара — священный пруд в Пури.</w:t>
+      </w:r>
+    </w:p>
+    <w:p>
+      <w:pPr>
+        <w:spacing w:after="60"/>
+        <w:ind w:left="283"/>
+      </w:pPr>
+      <w:r>
+        <w:rPr>
+          <w:b/>
+          <w:i w:val="0"/>
+          <w:sz w:val="18"/>
+        </w:rPr>
+        <w:t>6.</w:t>
+      </w:r>
+      <w:r>
+        <w:rPr>
+          <w:sz w:val="18"/>
+        </w:rPr>
+        <w:t xml:space="preserve"> «Прабху-агочара» — букв. «недоступно Господу»: состояние Гададхары в разлуке так глубоко, что не постижимо даже Самому Господу (обычное для бенгальской поэзии усиление).</w:t>
+      </w:r>
+    </w:p>
+    <w:p>
+      <w:pPr>
+        <w:spacing w:after="60"/>
+        <w:ind w:left="283"/>
+      </w:pPr>
+      <w:r>
+        <w:rPr>
+          <w:b/>
+          <w:i w:val="0"/>
+          <w:sz w:val="18"/>
+        </w:rPr>
+        <w:t>7.</w:t>
+      </w:r>
+      <w:r>
+        <w:rPr>
+          <w:sz w:val="18"/>
+        </w:rPr>
+        <w:t xml:space="preserve"> По ЧЧ (Ади 10 и др.), Рагхунатха Дас жил в Пури при Сварупе Дамодаре шестнадцать лет; после ухода Господа и Сварупы он ушёл во Вриндаван, к Рупе и Санатане, на Радха-кунду.</w:t>
+      </w:r>
+    </w:p>
+    <w:p>
+      <w:pPr>
+        <w:spacing w:after="60"/>
+        <w:ind w:left="283"/>
+      </w:pPr>
+      <w:r>
+        <w:rPr>
+          <w:b/>
+          <w:i w:val="0"/>
+          <w:sz w:val="18"/>
+        </w:rPr>
+        <w:t>8.</w:t>
+      </w:r>
+      <w:r>
+        <w:rPr>
+          <w:sz w:val="18"/>
+        </w:rPr>
+        <w:t xml:space="preserve"> «Чайтанья-чандродая-натака» Кави-карнапуры, акт 10, стих 3. Наставник Рагхунатхи Даса Ядунандана Ачарья — ученик Васудевы Датты (ЧЧ Антья 6).</w:t>
+      </w:r>
+    </w:p>
+    <w:p>
+      <w:pPr>
+        <w:spacing w:after="60"/>
+        <w:ind w:left="283"/>
+      </w:pPr>
+      <w:r>
+        <w:rPr>
+          <w:b/>
+          <w:i w:val="0"/>
+          <w:sz w:val="18"/>
+        </w:rPr>
+        <w:t>9.</w:t>
+      </w:r>
+      <w:r>
+        <w:rPr>
+          <w:sz w:val="18"/>
+        </w:rPr>
+        <w:t xml:space="preserve"> Так у Нарахари: Пратапарудра будто бы ещё при Господе передал власть сыну и отошёл от дел. По историческим сведениям, он продолжал править и после 1533 г. (примерно до 1540 г.).</w:t>
+      </w:r>
+    </w:p>
+    <w:p>
+      <w:pPr>
+        <w:spacing w:after="60"/>
+        <w:ind w:left="283"/>
+      </w:pPr>
+      <w:r>
+        <w:rPr>
+          <w:b/>
+          <w:i w:val="0"/>
+          <w:sz w:val="18"/>
+        </w:rPr>
+        <w:t>10.</w:t>
+      </w:r>
+      <w:r>
+        <w:rPr>
+          <w:sz w:val="18"/>
+        </w:rPr>
+        <w:t xml:space="preserve"> Самадхи Харидаса Тхакура на берегу океана в Пури; уход Харидаса и его погребение Самим Господом описаны в ЧЧ Антья 11.</w:t>
+      </w:r>
+    </w:p>
+    <w:p>
+      <w:pPr>
+        <w:spacing w:after="60"/>
+        <w:ind w:left="283"/>
+      </w:pPr>
+      <w:r>
+        <w:rPr>
+          <w:b/>
+          <w:i w:val="0"/>
+          <w:sz w:val="18"/>
+        </w:rPr>
+        <w:t>11.</w:t>
+      </w:r>
+      <w:r>
+        <w:rPr>
+          <w:sz w:val="18"/>
+        </w:rPr>
+        <w:t xml:space="preserve"> Патита-павана («Очищающий падших») — образ Джаганнатхи у Львиных ворот (Симха-двара) храма в Пури, видимый всем, кто не может войти в храм.</w:t>
+      </w:r>
+    </w:p>
+    <w:p>
+      <w:pPr>
+        <w:spacing w:after="60"/>
+        <w:ind w:left="283"/>
+      </w:pPr>
+      <w:r>
+        <w:rPr>
+          <w:b/>
+          <w:i w:val="0"/>
+          <w:sz w:val="18"/>
+        </w:rPr>
+        <w:t>12.</w:t>
+      </w:r>
+      <w:r>
+        <w:rPr>
+          <w:sz w:val="18"/>
+        </w:rPr>
+        <w:t xml:space="preserve"> Серебряная гора — Кайласа; сравнения подчёркивают белизну Баларамы.</w:t>
+      </w:r>
+    </w:p>
+    <w:p>
+      <w:pPr>
+        <w:spacing w:after="60"/>
+        <w:ind w:left="283"/>
+      </w:pPr>
+      <w:r>
+        <w:rPr>
+          <w:b/>
+          <w:i w:val="0"/>
+          <w:sz w:val="18"/>
+        </w:rPr>
+        <w:t>13.</w:t>
+      </w:r>
+      <w:r>
+        <w:rPr>
+          <w:sz w:val="18"/>
+        </w:rPr>
+        <w:t xml:space="preserve"> Чакра-беда — круговая ограда (внутренний двор) храма Джаганнатхи, где стоят малые храмы.</w:t>
+      </w:r>
+    </w:p>
+    <w:p>
+      <w:pPr>
+        <w:spacing w:after="60"/>
+        <w:ind w:left="283"/>
+      </w:pPr>
+      <w:r>
+        <w:rPr>
+          <w:b/>
+          <w:i w:val="0"/>
+          <w:sz w:val="18"/>
+        </w:rPr>
+        <w:t>14.</w:t>
+      </w:r>
+      <w:r>
+        <w:rPr>
+          <w:sz w:val="18"/>
+        </w:rPr>
+        <w:t xml:space="preserve"> Книга «Шримад-Бхагаваты», по которой Гададхара Пандит читал Господу; по преданию, страницы её были залиты слезами обоих.</w:t>
+      </w:r>
+    </w:p>
+    <w:p>
+      <w:pPr>
+        <w:spacing w:after="60"/>
+        <w:ind w:left="283"/>
+      </w:pPr>
+      <w:r>
+        <w:rPr>
+          <w:b/>
+          <w:i w:val="0"/>
+          <w:sz w:val="18"/>
+        </w:rPr>
+        <w:t>15.</w:t>
+      </w:r>
+      <w:r>
+        <w:rPr>
+          <w:sz w:val="18"/>
+        </w:rPr>
+        <w:t xml:space="preserve"> Гададхара Дас — спутник Господа (не путать с Гададхарой Пандитом); жил в Бенгалии, в Эриадахе на Ганге; в ЧБ (Антья 5) — сподвижник Нитьянанды. По-видимому, Пандит тоскует о разлуке с ним.</w:t>
+      </w:r>
+    </w:p>
+    <w:p>
+      <w:pPr>
+        <w:spacing w:after="60"/>
+        <w:ind w:left="283"/>
+      </w:pPr>
+      <w:r>
+        <w:rPr>
+          <w:b/>
+          <w:i w:val="0"/>
+          <w:sz w:val="18"/>
+        </w:rPr>
+        <w:t>16.</w:t>
+      </w:r>
+      <w:r>
+        <w:rPr>
+          <w:sz w:val="18"/>
+        </w:rPr>
+        <w:t xml:space="preserve"> «Маримари снехера балаи лойа мари» — восклицание нежности: «пусть мы умрём, взяв на себя все его беды».</w:t>
+      </w:r>
+    </w:p>
+    <w:p>
+      <w:pPr>
+        <w:spacing w:after="60"/>
+        <w:ind w:left="283"/>
+      </w:pPr>
+      <w:r>
+        <w:rPr>
+          <w:b/>
+          <w:i w:val="0"/>
+          <w:sz w:val="18"/>
+        </w:rPr>
+        <w:t>17.</w:t>
+      </w:r>
+      <w:r>
+        <w:rPr>
+          <w:sz w:val="18"/>
+        </w:rPr>
+        <w:t xml:space="preserve"> Джаджпур — священное место в Ориссе на реке Вайтарани, на дороге из Пури в Бенгалию.</w:t>
+      </w:r>
+    </w:p>
+    <w:p>
+      <w:pPr>
+        <w:spacing w:after="60"/>
+        <w:ind w:left="283"/>
+      </w:pPr>
+      <w:r>
+        <w:rPr>
+          <w:b/>
+          <w:i w:val="0"/>
+          <w:sz w:val="18"/>
+        </w:rPr>
+        <w:t>18.</w:t>
+      </w:r>
+      <w:r>
+        <w:rPr>
+          <w:sz w:val="18"/>
+        </w:rPr>
+        <w:t xml:space="preserve"> По рассказу Нарахари, Гададхара Пандит, Нитьянанда и Адвайта скрылись вскоре после ухода Господа, пока Шриниваса был в пути. Предание о времени ухода Нитьянанды и Адвайты различно; Нарахари следует своей версии.</w:t>
+      </w:r>
+    </w:p>
+    <w:p>
+      <w:pPr>
+        <w:spacing w:after="60"/>
+        <w:ind w:left="283"/>
+      </w:pPr>
+      <w:r>
+        <w:rPr>
+          <w:b/>
+          <w:i w:val="0"/>
+          <w:sz w:val="18"/>
+        </w:rPr>
+        <w:t>19.</w:t>
+      </w:r>
+      <w:r>
+        <w:rPr>
+          <w:sz w:val="18"/>
+        </w:rPr>
+        <w:t xml:space="preserve"> Уткала — Орисса. Мадхья-деш («срединная страна») — здесь, видимо, область между Ориссой и Гаудой (Мединипур).</w:t>
       </w:r>
     </w:p>
     <w:sectPr>

--- a/bhakti-ratnakara/Bhakti-Ratnakara-ru.docx
+++ b/bhakti-ratnakara/Bhakti-Ratnakara-ru.docx
@@ -27788,7 +27788,7 @@
           <w:b w:val="0"/>
           <w:i/>
         </w:rPr>
-        <w:t>«Та, что прежде жила во Вриндаване, полная расы, чья природа — раса восторга от игр Радхи и Гханашьямы, — Мадхумати, следующая совершенным, — она, Шри Саркар Тхаккур, жаждущий здесь премы, великий океан блаженства премы, побеждает в земле Шри Кханды».</w:t>
+        <w:t>«Та, что прежде жила во Вриндаване, полная расы, чья природа — раса восторга от игр Радхи и Гханашьямы, — Мадхумати, следующая совершенным, — она, Шри Саркар Тхаккур, здесь дарующий прему жаждущим премы, великий океан блаженства премы, побеждает в земле Шри Кханды».</w:t>
       </w:r>
     </w:p>
     <w:p>
